--- a/论文模板/论文正文-AI工具使用声明.docx
+++ b/论文模板/论文正文-AI工具使用声明.docx
@@ -25,9 +25,6 @@
       </w:r>
     </w:p>
     <w:p>
-      <w:pPr>
-        <w:rPr/>
-      </w:pPr>
       <w:r>
         <w:t>AI工具使用声明</w:t>
       </w:r>
@@ -60,24 +57,22 @@
       </w:r>
     </w:p>
     <w:p>
-      <w:pPr>
-        <w:rPr/>
-      </w:pPr>
       <w:r>
         <w:t>AI工具使用声明</w:t>
       </w:r>
     </w:p>
     <w:p>
-      <w:pPr>
-        <w:rPr/>
-      </w:pPr>
       <w:r>
         <w:t>本参赛队在竞赛过程中使用了AI工具，主要用于【文献检索辅助、建模思路讨论、数据处理建议、程序代码调试、结果核验、图表优化、语言润色和格式检查等实际用途】，详细使用情况见支撑材料《AI工具使用详情.pdf》。</w:t>
       </w:r>
     </w:p>
-    <w:p/>
+    <w:p>
+      <w:bookmarkStart w:id="0" w:name="_GoBack"/>
+      <w:bookmarkEnd w:id="0"/>
+    </w:p>
     <w:tbl>
       <w:tblPr>
+        <w:tblStyle w:val="7"/>
         <w:tblW w:w="8845" w:type="dxa"/>
         <w:tblInd w:w="96" w:type="dxa"/>
         <w:tblBorders>
@@ -88,7 +83,7 @@
           <w:insideH w:val="none" w:color="auto" w:sz="0" w:space="0"/>
           <w:insideV w:val="none" w:color="auto" w:sz="0" w:space="0"/>
         </w:tblBorders>
-        <w:shd w:val="clear"/>
+        <w:shd w:val="clear" w:color="auto" w:fill="auto"/>
         <w:tblLayout w:type="autofit"/>
         <w:tblCellMar>
           <w:top w:w="0" w:type="dxa"/>
@@ -113,6 +108,7 @@
             <w:insideH w:val="none" w:color="auto" w:sz="0" w:space="0"/>
             <w:insideV w:val="none" w:color="auto" w:sz="0" w:space="0"/>
           </w:tblBorders>
+          <w:shd w:val="clear" w:color="auto" w:fill="auto"/>
           <w:tblCellMar>
             <w:top w:w="0" w:type="dxa"/>
             <w:left w:w="108" w:type="dxa"/>
@@ -121,7 +117,7 @@
           </w:tblCellMar>
         </w:tblPrEx>
         <w:trPr>
-          <w:trHeight w:val="288" w:hRule="atLeast"/>
+          <w:trHeight w:val="317" w:hRule="atLeast"/>
         </w:trPr>
         <w:tc>
           <w:tcPr>
@@ -132,7 +128,7 @@
               <w:bottom w:val="single" w:color="auto" w:sz="4" w:space="0"/>
               <w:right w:val="single" w:color="auto" w:sz="4" w:space="0"/>
             </w:tcBorders>
-            <w:shd w:val="clear"/>
+            <w:shd w:val="clear" w:color="auto" w:fill="auto"/>
             <w:vAlign w:val="center"/>
           </w:tcPr>
           <w:p>
@@ -163,7 +159,6 @@
                 <w:sz w:val="22"/>
                 <w:szCs w:val="22"/>
                 <w:u w:val="none"/>
-                <w:bdr w:val="none" w:color="auto" w:sz="0" w:space="0"/>
                 <w:lang w:val="en-US" w:eastAsia="zh-CN" w:bidi="ar"/>
               </w:rPr>
               <w:t>用途类别</w:t>
@@ -179,7 +174,7 @@
               <w:bottom w:val="single" w:color="auto" w:sz="4" w:space="0"/>
               <w:right w:val="single" w:color="auto" w:sz="4" w:space="0"/>
             </w:tcBorders>
-            <w:shd w:val="clear"/>
+            <w:shd w:val="clear" w:color="auto" w:fill="auto"/>
             <w:vAlign w:val="center"/>
           </w:tcPr>
           <w:p>
@@ -210,7 +205,6 @@
                 <w:sz w:val="22"/>
                 <w:szCs w:val="22"/>
                 <w:u w:val="none"/>
-                <w:bdr w:val="none" w:color="auto" w:sz="0" w:space="0"/>
                 <w:lang w:val="en-US" w:eastAsia="zh-CN" w:bidi="ar"/>
               </w:rPr>
               <w:t>可选择的具体用途</w:t>
@@ -226,7 +220,7 @@
               <w:bottom w:val="single" w:color="auto" w:sz="4" w:space="0"/>
               <w:right w:val="single" w:color="auto" w:sz="4" w:space="0"/>
             </w:tcBorders>
-            <w:shd w:val="clear"/>
+            <w:shd w:val="clear" w:color="auto" w:fill="auto"/>
             <w:vAlign w:val="center"/>
           </w:tcPr>
           <w:p>
@@ -257,7 +251,6 @@
                 <w:sz w:val="22"/>
                 <w:szCs w:val="22"/>
                 <w:u w:val="none"/>
-                <w:bdr w:val="none" w:color="auto" w:sz="0" w:space="0"/>
                 <w:lang w:val="en-US" w:eastAsia="zh-CN" w:bidi="ar"/>
               </w:rPr>
               <w:t>正文声明表述</w:t>
@@ -273,7 +266,7 @@
               <w:bottom w:val="single" w:color="auto" w:sz="4" w:space="0"/>
               <w:right w:val="nil"/>
             </w:tcBorders>
-            <w:shd w:val="clear"/>
+            <w:shd w:val="clear" w:color="auto" w:fill="auto"/>
             <w:vAlign w:val="center"/>
           </w:tcPr>
           <w:p>
@@ -304,7 +297,6 @@
                 <w:sz w:val="22"/>
                 <w:szCs w:val="22"/>
                 <w:u w:val="none"/>
-                <w:bdr w:val="none" w:color="auto" w:sz="0" w:space="0"/>
                 <w:lang w:val="en-US" w:eastAsia="zh-CN" w:bidi="ar"/>
               </w:rPr>
               <w:t>支撑材料中需要信息</w:t>
@@ -322,7 +314,7 @@
             <w:insideH w:val="none" w:color="auto" w:sz="0" w:space="0"/>
             <w:insideV w:val="none" w:color="auto" w:sz="0" w:space="0"/>
           </w:tblBorders>
-          <w:shd w:val="clear"/>
+          <w:shd w:val="clear" w:color="auto" w:fill="auto"/>
           <w:tblCellMar>
             <w:top w:w="0" w:type="dxa"/>
             <w:left w:w="108" w:type="dxa"/>
@@ -342,7 +334,7 @@
               <w:bottom w:val="single" w:color="auto" w:sz="4" w:space="0"/>
               <w:right w:val="single" w:color="auto" w:sz="4" w:space="0"/>
             </w:tcBorders>
-            <w:shd w:val="clear"/>
+            <w:shd w:val="clear" w:color="auto" w:fill="auto"/>
             <w:vAlign w:val="center"/>
           </w:tcPr>
           <w:p>
@@ -373,7 +365,6 @@
                 <w:sz w:val="22"/>
                 <w:szCs w:val="22"/>
                 <w:u w:val="none"/>
-                <w:bdr w:val="none" w:color="auto" w:sz="0" w:space="0"/>
                 <w:lang w:val="en-US" w:eastAsia="zh-CN" w:bidi="ar"/>
               </w:rPr>
               <w:t>信息检索与资料整理</w:t>
@@ -389,7 +380,7 @@
               <w:bottom w:val="single" w:color="auto" w:sz="4" w:space="0"/>
               <w:right w:val="single" w:color="auto" w:sz="4" w:space="0"/>
             </w:tcBorders>
-            <w:shd w:val="clear"/>
+            <w:shd w:val="clear" w:color="auto" w:fill="auto"/>
             <w:vAlign w:val="center"/>
           </w:tcPr>
           <w:p>
@@ -420,7 +411,6 @@
                 <w:sz w:val="18"/>
                 <w:szCs w:val="18"/>
                 <w:u w:val="none"/>
-                <w:bdr w:val="none" w:color="auto" w:sz="0" w:space="0"/>
                 <w:lang w:val="en-US" w:eastAsia="zh-CN" w:bidi="ar"/>
               </w:rPr>
               <w:t>文献检索关键词推荐、检索式优化、公开资料查找辅助、数据来源线索推荐、文献分类、已有文献要点提取、研究现状归纳、不同文献观点比较、参考文献格式检查</w:t>
@@ -436,38 +426,37 @@
               <w:bottom w:val="single" w:color="auto" w:sz="4" w:space="0"/>
               <w:right w:val="single" w:color="auto" w:sz="4" w:space="0"/>
             </w:tcBorders>
-            <w:shd w:val="clear"/>
-            <w:vAlign w:val="center"/>
-          </w:tcPr>
-          <w:p>
-            <w:pPr>
-              <w:keepNext w:val="0"/>
-              <w:keepLines w:val="0"/>
-              <w:widowControl/>
-              <w:suppressLineNumbers w:val="0"/>
-              <w:jc w:val="center"/>
-              <w:textAlignment w:val="center"/>
-              <w:rPr>
-                <w:rFonts w:hint="default" w:ascii="Times New Roman" w:hAnsi="Times New Roman" w:eastAsia="华文楷体" w:cs="Times New Roman"/>
-                <w:i w:val="0"/>
-                <w:iCs w:val="0"/>
-                <w:color w:val="000000"/>
-                <w:sz w:val="18"/>
-                <w:szCs w:val="18"/>
-                <w:u w:val="none"/>
-              </w:rPr>
-            </w:pPr>
-            <w:r>
-              <w:rPr>
-                <w:rFonts w:hint="default" w:ascii="Times New Roman" w:hAnsi="Times New Roman" w:eastAsia="华文楷体" w:cs="Times New Roman"/>
-                <w:i w:val="0"/>
-                <w:iCs w:val="0"/>
-                <w:color w:val="000000"/>
-                <w:kern w:val="0"/>
-                <w:sz w:val="18"/>
-                <w:szCs w:val="18"/>
-                <w:u w:val="none"/>
-                <w:bdr w:val="none" w:color="auto" w:sz="0" w:space="0"/>
+            <w:shd w:val="clear" w:color="auto" w:fill="auto"/>
+            <w:vAlign w:val="center"/>
+          </w:tcPr>
+          <w:p>
+            <w:pPr>
+              <w:keepNext w:val="0"/>
+              <w:keepLines w:val="0"/>
+              <w:widowControl/>
+              <w:suppressLineNumbers w:val="0"/>
+              <w:jc w:val="center"/>
+              <w:textAlignment w:val="center"/>
+              <w:rPr>
+                <w:rFonts w:hint="default" w:ascii="Times New Roman" w:hAnsi="Times New Roman" w:eastAsia="华文楷体" w:cs="Times New Roman"/>
+                <w:i w:val="0"/>
+                <w:iCs w:val="0"/>
+                <w:color w:val="000000"/>
+                <w:sz w:val="18"/>
+                <w:szCs w:val="18"/>
+                <w:u w:val="none"/>
+              </w:rPr>
+            </w:pPr>
+            <w:r>
+              <w:rPr>
+                <w:rFonts w:hint="default" w:ascii="Times New Roman" w:hAnsi="Times New Roman" w:eastAsia="华文楷体" w:cs="Times New Roman"/>
+                <w:i w:val="0"/>
+                <w:iCs w:val="0"/>
+                <w:color w:val="000000"/>
+                <w:kern w:val="0"/>
+                <w:sz w:val="18"/>
+                <w:szCs w:val="18"/>
+                <w:u w:val="none"/>
                 <w:lang w:val="en-US" w:eastAsia="zh-CN" w:bidi="ar"/>
               </w:rPr>
               <w:t>主要用于文献检索关键词推荐、公开资料查找辅助、已有文献内容概括和研究现状整理</w:t>
@@ -483,38 +472,37 @@
               <w:bottom w:val="single" w:color="auto" w:sz="4" w:space="0"/>
               <w:right w:val="nil"/>
             </w:tcBorders>
-            <w:shd w:val="clear"/>
-            <w:vAlign w:val="center"/>
-          </w:tcPr>
-          <w:p>
-            <w:pPr>
-              <w:keepNext w:val="0"/>
-              <w:keepLines w:val="0"/>
-              <w:widowControl/>
-              <w:suppressLineNumbers w:val="0"/>
-              <w:jc w:val="center"/>
-              <w:textAlignment w:val="center"/>
-              <w:rPr>
-                <w:rFonts w:hint="default" w:ascii="Times New Roman" w:hAnsi="Times New Roman" w:eastAsia="华文楷体" w:cs="Times New Roman"/>
-                <w:i w:val="0"/>
-                <w:iCs w:val="0"/>
-                <w:color w:val="000000"/>
-                <w:sz w:val="18"/>
-                <w:szCs w:val="18"/>
-                <w:u w:val="none"/>
-              </w:rPr>
-            </w:pPr>
-            <w:r>
-              <w:rPr>
-                <w:rFonts w:hint="default" w:ascii="Times New Roman" w:hAnsi="Times New Roman" w:eastAsia="华文楷体" w:cs="Times New Roman"/>
-                <w:i w:val="0"/>
-                <w:iCs w:val="0"/>
-                <w:color w:val="000000"/>
-                <w:kern w:val="0"/>
-                <w:sz w:val="18"/>
-                <w:szCs w:val="18"/>
-                <w:u w:val="none"/>
-                <w:bdr w:val="none" w:color="auto" w:sz="0" w:space="0"/>
+            <w:shd w:val="clear" w:color="auto" w:fill="auto"/>
+            <w:vAlign w:val="center"/>
+          </w:tcPr>
+          <w:p>
+            <w:pPr>
+              <w:keepNext w:val="0"/>
+              <w:keepLines w:val="0"/>
+              <w:widowControl/>
+              <w:suppressLineNumbers w:val="0"/>
+              <w:jc w:val="center"/>
+              <w:textAlignment w:val="center"/>
+              <w:rPr>
+                <w:rFonts w:hint="default" w:ascii="Times New Roman" w:hAnsi="Times New Roman" w:eastAsia="华文楷体" w:cs="Times New Roman"/>
+                <w:i w:val="0"/>
+                <w:iCs w:val="0"/>
+                <w:color w:val="000000"/>
+                <w:sz w:val="18"/>
+                <w:szCs w:val="18"/>
+                <w:u w:val="none"/>
+              </w:rPr>
+            </w:pPr>
+            <w:r>
+              <w:rPr>
+                <w:rFonts w:hint="default" w:ascii="Times New Roman" w:hAnsi="Times New Roman" w:eastAsia="华文楷体" w:cs="Times New Roman"/>
+                <w:i w:val="0"/>
+                <w:iCs w:val="0"/>
+                <w:color w:val="000000"/>
+                <w:kern w:val="0"/>
+                <w:sz w:val="18"/>
+                <w:szCs w:val="18"/>
+                <w:u w:val="none"/>
                 <w:lang w:val="en-US" w:eastAsia="zh-CN" w:bidi="ar"/>
               </w:rPr>
               <w:t>核对文献是否真实存在，检查作者、题名、年份、DOI、网址和数据来源</w:t>
@@ -532,7 +520,6 @@
             <w:insideH w:val="none" w:color="auto" w:sz="0" w:space="0"/>
             <w:insideV w:val="none" w:color="auto" w:sz="0" w:space="0"/>
           </w:tblBorders>
-          <w:shd w:val="clear"/>
           <w:tblCellMar>
             <w:top w:w="0" w:type="dxa"/>
             <w:left w:w="108" w:type="dxa"/>
@@ -552,7 +539,7 @@
               <w:bottom w:val="single" w:color="auto" w:sz="4" w:space="0"/>
               <w:right w:val="single" w:color="auto" w:sz="4" w:space="0"/>
             </w:tcBorders>
-            <w:shd w:val="clear"/>
+            <w:shd w:val="clear" w:color="auto" w:fill="auto"/>
             <w:vAlign w:val="center"/>
           </w:tcPr>
           <w:p>
@@ -583,7 +570,6 @@
                 <w:sz w:val="22"/>
                 <w:szCs w:val="22"/>
                 <w:u w:val="none"/>
-                <w:bdr w:val="none" w:color="auto" w:sz="0" w:space="0"/>
                 <w:lang w:val="en-US" w:eastAsia="zh-CN" w:bidi="ar"/>
               </w:rPr>
               <w:t>赛题理解与任务拆解</w:t>
@@ -599,7 +585,7 @@
               <w:bottom w:val="single" w:color="auto" w:sz="4" w:space="0"/>
               <w:right w:val="single" w:color="auto" w:sz="4" w:space="0"/>
             </w:tcBorders>
-            <w:shd w:val="clear"/>
+            <w:shd w:val="clear" w:color="auto" w:fill="auto"/>
             <w:vAlign w:val="center"/>
           </w:tcPr>
           <w:p>
@@ -630,7 +616,6 @@
                 <w:sz w:val="18"/>
                 <w:szCs w:val="18"/>
                 <w:u w:val="none"/>
-                <w:bdr w:val="none" w:color="auto" w:sz="0" w:space="0"/>
                 <w:lang w:val="en-US" w:eastAsia="zh-CN" w:bidi="ar"/>
               </w:rPr>
               <w:t>赛题条件梳理、各小问任务拆解、小问逻辑关系分析、输入输出识别、约束条件识别、问题类型判断、专业背景解释、遗漏条件提醒</w:t>
@@ -646,38 +631,37 @@
               <w:bottom w:val="single" w:color="auto" w:sz="4" w:space="0"/>
               <w:right w:val="single" w:color="auto" w:sz="4" w:space="0"/>
             </w:tcBorders>
-            <w:shd w:val="clear"/>
-            <w:vAlign w:val="center"/>
-          </w:tcPr>
-          <w:p>
-            <w:pPr>
-              <w:keepNext w:val="0"/>
-              <w:keepLines w:val="0"/>
-              <w:widowControl/>
-              <w:suppressLineNumbers w:val="0"/>
-              <w:jc w:val="center"/>
-              <w:textAlignment w:val="center"/>
-              <w:rPr>
-                <w:rFonts w:hint="default" w:ascii="Times New Roman" w:hAnsi="Times New Roman" w:eastAsia="华文楷体" w:cs="Times New Roman"/>
-                <w:i w:val="0"/>
-                <w:iCs w:val="0"/>
-                <w:color w:val="000000"/>
-                <w:sz w:val="18"/>
-                <w:szCs w:val="18"/>
-                <w:u w:val="none"/>
-              </w:rPr>
-            </w:pPr>
-            <w:r>
-              <w:rPr>
-                <w:rFonts w:hint="default" w:ascii="Times New Roman" w:hAnsi="Times New Roman" w:eastAsia="华文楷体" w:cs="Times New Roman"/>
-                <w:i w:val="0"/>
-                <w:iCs w:val="0"/>
-                <w:color w:val="000000"/>
-                <w:kern w:val="0"/>
-                <w:sz w:val="18"/>
-                <w:szCs w:val="18"/>
-                <w:u w:val="none"/>
-                <w:bdr w:val="none" w:color="auto" w:sz="0" w:space="0"/>
+            <w:shd w:val="clear" w:color="auto" w:fill="auto"/>
+            <w:vAlign w:val="center"/>
+          </w:tcPr>
+          <w:p>
+            <w:pPr>
+              <w:keepNext w:val="0"/>
+              <w:keepLines w:val="0"/>
+              <w:widowControl/>
+              <w:suppressLineNumbers w:val="0"/>
+              <w:jc w:val="center"/>
+              <w:textAlignment w:val="center"/>
+              <w:rPr>
+                <w:rFonts w:hint="default" w:ascii="Times New Roman" w:hAnsi="Times New Roman" w:eastAsia="华文楷体" w:cs="Times New Roman"/>
+                <w:i w:val="0"/>
+                <w:iCs w:val="0"/>
+                <w:color w:val="000000"/>
+                <w:sz w:val="18"/>
+                <w:szCs w:val="18"/>
+                <w:u w:val="none"/>
+              </w:rPr>
+            </w:pPr>
+            <w:r>
+              <w:rPr>
+                <w:rFonts w:hint="default" w:ascii="Times New Roman" w:hAnsi="Times New Roman" w:eastAsia="华文楷体" w:cs="Times New Roman"/>
+                <w:i w:val="0"/>
+                <w:iCs w:val="0"/>
+                <w:color w:val="000000"/>
+                <w:kern w:val="0"/>
+                <w:sz w:val="18"/>
+                <w:szCs w:val="18"/>
+                <w:u w:val="none"/>
                 <w:lang w:val="en-US" w:eastAsia="zh-CN" w:bidi="ar"/>
               </w:rPr>
               <w:t>主要用于赛题条件梳理、各小问逻辑关系分析以及输入、输出与约束条件识别</w:t>
@@ -693,38 +677,37 @@
               <w:bottom w:val="single" w:color="auto" w:sz="4" w:space="0"/>
               <w:right w:val="nil"/>
             </w:tcBorders>
-            <w:shd w:val="clear"/>
-            <w:vAlign w:val="center"/>
-          </w:tcPr>
-          <w:p>
-            <w:pPr>
-              <w:keepNext w:val="0"/>
-              <w:keepLines w:val="0"/>
-              <w:widowControl/>
-              <w:suppressLineNumbers w:val="0"/>
-              <w:jc w:val="center"/>
-              <w:textAlignment w:val="center"/>
-              <w:rPr>
-                <w:rFonts w:hint="default" w:ascii="Times New Roman" w:hAnsi="Times New Roman" w:eastAsia="华文楷体" w:cs="Times New Roman"/>
-                <w:i w:val="0"/>
-                <w:iCs w:val="0"/>
-                <w:color w:val="000000"/>
-                <w:sz w:val="18"/>
-                <w:szCs w:val="18"/>
-                <w:u w:val="none"/>
-              </w:rPr>
-            </w:pPr>
-            <w:r>
-              <w:rPr>
-                <w:rFonts w:hint="default" w:ascii="Times New Roman" w:hAnsi="Times New Roman" w:eastAsia="华文楷体" w:cs="Times New Roman"/>
-                <w:i w:val="0"/>
-                <w:iCs w:val="0"/>
-                <w:color w:val="000000"/>
-                <w:kern w:val="0"/>
-                <w:sz w:val="18"/>
-                <w:szCs w:val="18"/>
-                <w:u w:val="none"/>
-                <w:bdr w:val="none" w:color="auto" w:sz="0" w:space="0"/>
+            <w:shd w:val="clear" w:color="auto" w:fill="auto"/>
+            <w:vAlign w:val="center"/>
+          </w:tcPr>
+          <w:p>
+            <w:pPr>
+              <w:keepNext w:val="0"/>
+              <w:keepLines w:val="0"/>
+              <w:widowControl/>
+              <w:suppressLineNumbers w:val="0"/>
+              <w:jc w:val="center"/>
+              <w:textAlignment w:val="center"/>
+              <w:rPr>
+                <w:rFonts w:hint="default" w:ascii="Times New Roman" w:hAnsi="Times New Roman" w:eastAsia="华文楷体" w:cs="Times New Roman"/>
+                <w:i w:val="0"/>
+                <w:iCs w:val="0"/>
+                <w:color w:val="000000"/>
+                <w:sz w:val="18"/>
+                <w:szCs w:val="18"/>
+                <w:u w:val="none"/>
+              </w:rPr>
+            </w:pPr>
+            <w:r>
+              <w:rPr>
+                <w:rFonts w:hint="default" w:ascii="Times New Roman" w:hAnsi="Times New Roman" w:eastAsia="华文楷体" w:cs="Times New Roman"/>
+                <w:i w:val="0"/>
+                <w:iCs w:val="0"/>
+                <w:color w:val="000000"/>
+                <w:kern w:val="0"/>
+                <w:sz w:val="18"/>
+                <w:szCs w:val="18"/>
+                <w:u w:val="none"/>
                 <w:lang w:val="en-US" w:eastAsia="zh-CN" w:bidi="ar"/>
               </w:rPr>
               <w:t>说明哪些分析被采用，如何对照原题检查，是否修正了AI对题意的误解</w:t>
@@ -742,7 +725,6 @@
             <w:insideH w:val="none" w:color="auto" w:sz="0" w:space="0"/>
             <w:insideV w:val="none" w:color="auto" w:sz="0" w:space="0"/>
           </w:tblBorders>
-          <w:shd w:val="clear"/>
           <w:tblCellMar>
             <w:top w:w="0" w:type="dxa"/>
             <w:left w:w="108" w:type="dxa"/>
@@ -762,7 +744,7 @@
               <w:bottom w:val="single" w:color="auto" w:sz="4" w:space="0"/>
               <w:right w:val="single" w:color="auto" w:sz="4" w:space="0"/>
             </w:tcBorders>
-            <w:shd w:val="clear"/>
+            <w:shd w:val="clear" w:color="auto" w:fill="auto"/>
             <w:vAlign w:val="center"/>
           </w:tcPr>
           <w:p>
@@ -793,7 +775,6 @@
                 <w:sz w:val="22"/>
                 <w:szCs w:val="22"/>
                 <w:u w:val="none"/>
-                <w:bdr w:val="none" w:color="auto" w:sz="0" w:space="0"/>
                 <w:lang w:val="en-US" w:eastAsia="zh-CN" w:bidi="ar"/>
               </w:rPr>
               <w:t>建模思路讨论</w:t>
@@ -809,7 +790,7 @@
               <w:bottom w:val="single" w:color="auto" w:sz="4" w:space="0"/>
               <w:right w:val="single" w:color="auto" w:sz="4" w:space="0"/>
             </w:tcBorders>
-            <w:shd w:val="clear"/>
+            <w:shd w:val="clear" w:color="auto" w:fill="auto"/>
             <w:vAlign w:val="center"/>
           </w:tcPr>
           <w:p>
@@ -840,7 +821,6 @@
                 <w:sz w:val="18"/>
                 <w:szCs w:val="18"/>
                 <w:u w:val="none"/>
-                <w:bdr w:val="none" w:color="auto" w:sz="0" w:space="0"/>
                 <w:lang w:val="en-US" w:eastAsia="zh-CN" w:bidi="ar"/>
               </w:rPr>
               <w:t>建模头脑风暴、候选模型推荐、不同建模方案比较、模型适用条件分析、建模流程梳理、模型局限性讨论</w:t>
@@ -856,38 +836,37 @@
               <w:bottom w:val="single" w:color="auto" w:sz="4" w:space="0"/>
               <w:right w:val="single" w:color="auto" w:sz="4" w:space="0"/>
             </w:tcBorders>
-            <w:shd w:val="clear"/>
-            <w:vAlign w:val="center"/>
-          </w:tcPr>
-          <w:p>
-            <w:pPr>
-              <w:keepNext w:val="0"/>
-              <w:keepLines w:val="0"/>
-              <w:widowControl/>
-              <w:suppressLineNumbers w:val="0"/>
-              <w:jc w:val="center"/>
-              <w:textAlignment w:val="center"/>
-              <w:rPr>
-                <w:rFonts w:hint="default" w:ascii="Times New Roman" w:hAnsi="Times New Roman" w:eastAsia="华文楷体" w:cs="Times New Roman"/>
-                <w:i w:val="0"/>
-                <w:iCs w:val="0"/>
-                <w:color w:val="000000"/>
-                <w:sz w:val="18"/>
-                <w:szCs w:val="18"/>
-                <w:u w:val="none"/>
-              </w:rPr>
-            </w:pPr>
-            <w:r>
-              <w:rPr>
-                <w:rFonts w:hint="default" w:ascii="Times New Roman" w:hAnsi="Times New Roman" w:eastAsia="华文楷体" w:cs="Times New Roman"/>
-                <w:i w:val="0"/>
-                <w:iCs w:val="0"/>
-                <w:color w:val="000000"/>
-                <w:kern w:val="0"/>
-                <w:sz w:val="18"/>
-                <w:szCs w:val="18"/>
-                <w:u w:val="none"/>
-                <w:bdr w:val="none" w:color="auto" w:sz="0" w:space="0"/>
+            <w:shd w:val="clear" w:color="auto" w:fill="auto"/>
+            <w:vAlign w:val="center"/>
+          </w:tcPr>
+          <w:p>
+            <w:pPr>
+              <w:keepNext w:val="0"/>
+              <w:keepLines w:val="0"/>
+              <w:widowControl/>
+              <w:suppressLineNumbers w:val="0"/>
+              <w:jc w:val="center"/>
+              <w:textAlignment w:val="center"/>
+              <w:rPr>
+                <w:rFonts w:hint="default" w:ascii="Times New Roman" w:hAnsi="Times New Roman" w:eastAsia="华文楷体" w:cs="Times New Roman"/>
+                <w:i w:val="0"/>
+                <w:iCs w:val="0"/>
+                <w:color w:val="000000"/>
+                <w:sz w:val="18"/>
+                <w:szCs w:val="18"/>
+                <w:u w:val="none"/>
+              </w:rPr>
+            </w:pPr>
+            <w:r>
+              <w:rPr>
+                <w:rFonts w:hint="default" w:ascii="Times New Roman" w:hAnsi="Times New Roman" w:eastAsia="华文楷体" w:cs="Times New Roman"/>
+                <w:i w:val="0"/>
+                <w:iCs w:val="0"/>
+                <w:color w:val="000000"/>
+                <w:kern w:val="0"/>
+                <w:sz w:val="18"/>
+                <w:szCs w:val="18"/>
+                <w:u w:val="none"/>
                 <w:lang w:val="en-US" w:eastAsia="zh-CN" w:bidi="ar"/>
               </w:rPr>
               <w:t>主要用于候选建模思路讨论、不同模型适用条件比较</w:t>
@@ -902,7 +881,6 @@
                 <w:sz w:val="18"/>
                 <w:szCs w:val="18"/>
                 <w:u w:val="none"/>
-                <w:bdr w:val="none" w:color="auto" w:sz="0" w:space="0"/>
                 <w:lang w:val="en-US" w:eastAsia="zh-CN" w:bidi="ar"/>
               </w:rPr>
               <w:t>、</w:t>
@@ -917,7 +895,6 @@
                 <w:sz w:val="18"/>
                 <w:szCs w:val="18"/>
                 <w:u w:val="none"/>
-                <w:bdr w:val="none" w:color="auto" w:sz="0" w:space="0"/>
                 <w:lang w:val="en-US" w:eastAsia="zh-CN" w:bidi="ar"/>
               </w:rPr>
               <w:t>整体建模流程梳理</w:t>
@@ -933,38 +910,37 @@
               <w:bottom w:val="single" w:color="auto" w:sz="4" w:space="0"/>
               <w:right w:val="nil"/>
             </w:tcBorders>
-            <w:shd w:val="clear"/>
-            <w:vAlign w:val="center"/>
-          </w:tcPr>
-          <w:p>
-            <w:pPr>
-              <w:keepNext w:val="0"/>
-              <w:keepLines w:val="0"/>
-              <w:widowControl/>
-              <w:suppressLineNumbers w:val="0"/>
-              <w:jc w:val="center"/>
-              <w:textAlignment w:val="center"/>
-              <w:rPr>
-                <w:rFonts w:hint="default" w:ascii="Times New Roman" w:hAnsi="Times New Roman" w:eastAsia="华文楷体" w:cs="Times New Roman"/>
-                <w:i w:val="0"/>
-                <w:iCs w:val="0"/>
-                <w:color w:val="000000"/>
-                <w:sz w:val="18"/>
-                <w:szCs w:val="18"/>
-                <w:u w:val="none"/>
-              </w:rPr>
-            </w:pPr>
-            <w:r>
-              <w:rPr>
-                <w:rFonts w:hint="default" w:ascii="Times New Roman" w:hAnsi="Times New Roman" w:eastAsia="华文楷体" w:cs="Times New Roman"/>
-                <w:i w:val="0"/>
-                <w:iCs w:val="0"/>
-                <w:color w:val="000000"/>
-                <w:kern w:val="0"/>
-                <w:sz w:val="18"/>
-                <w:szCs w:val="18"/>
-                <w:u w:val="none"/>
-                <w:bdr w:val="none" w:color="auto" w:sz="0" w:space="0"/>
+            <w:shd w:val="clear" w:color="auto" w:fill="auto"/>
+            <w:vAlign w:val="center"/>
+          </w:tcPr>
+          <w:p>
+            <w:pPr>
+              <w:keepNext w:val="0"/>
+              <w:keepLines w:val="0"/>
+              <w:widowControl/>
+              <w:suppressLineNumbers w:val="0"/>
+              <w:jc w:val="center"/>
+              <w:textAlignment w:val="center"/>
+              <w:rPr>
+                <w:rFonts w:hint="default" w:ascii="Times New Roman" w:hAnsi="Times New Roman" w:eastAsia="华文楷体" w:cs="Times New Roman"/>
+                <w:i w:val="0"/>
+                <w:iCs w:val="0"/>
+                <w:color w:val="000000"/>
+                <w:sz w:val="18"/>
+                <w:szCs w:val="18"/>
+                <w:u w:val="none"/>
+              </w:rPr>
+            </w:pPr>
+            <w:r>
+              <w:rPr>
+                <w:rFonts w:hint="default" w:ascii="Times New Roman" w:hAnsi="Times New Roman" w:eastAsia="华文楷体" w:cs="Times New Roman"/>
+                <w:i w:val="0"/>
+                <w:iCs w:val="0"/>
+                <w:color w:val="000000"/>
+                <w:kern w:val="0"/>
+                <w:sz w:val="18"/>
+                <w:szCs w:val="18"/>
+                <w:u w:val="none"/>
                 <w:lang w:val="en-US" w:eastAsia="zh-CN" w:bidi="ar"/>
               </w:rPr>
               <w:t>说明最终模型如何确定，哪些建议被舍弃，核心模型是否由参赛队推导</w:t>
@@ -982,7 +958,6 @@
             <w:insideH w:val="none" w:color="auto" w:sz="0" w:space="0"/>
             <w:insideV w:val="none" w:color="auto" w:sz="0" w:space="0"/>
           </w:tblBorders>
-          <w:shd w:val="clear"/>
           <w:tblCellMar>
             <w:top w:w="0" w:type="dxa"/>
             <w:left w:w="108" w:type="dxa"/>
@@ -1002,7 +977,7 @@
               <w:bottom w:val="single" w:color="auto" w:sz="4" w:space="0"/>
               <w:right w:val="single" w:color="auto" w:sz="4" w:space="0"/>
             </w:tcBorders>
-            <w:shd w:val="clear"/>
+            <w:shd w:val="clear" w:color="auto" w:fill="auto"/>
             <w:vAlign w:val="center"/>
           </w:tcPr>
           <w:p>
@@ -1033,7 +1008,6 @@
                 <w:sz w:val="22"/>
                 <w:szCs w:val="22"/>
                 <w:u w:val="none"/>
-                <w:bdr w:val="none" w:color="auto" w:sz="0" w:space="0"/>
                 <w:lang w:val="en-US" w:eastAsia="zh-CN" w:bidi="ar"/>
               </w:rPr>
               <w:t>模型假设检查</w:t>
@@ -1049,7 +1023,7 @@
               <w:bottom w:val="single" w:color="auto" w:sz="4" w:space="0"/>
               <w:right w:val="single" w:color="auto" w:sz="4" w:space="0"/>
             </w:tcBorders>
-            <w:shd w:val="clear"/>
+            <w:shd w:val="clear" w:color="auto" w:fill="auto"/>
             <w:vAlign w:val="center"/>
           </w:tcPr>
           <w:p>
@@ -1080,7 +1054,6 @@
                 <w:sz w:val="18"/>
                 <w:szCs w:val="18"/>
                 <w:u w:val="none"/>
-                <w:bdr w:val="none" w:color="auto" w:sz="0" w:space="0"/>
                 <w:lang w:val="en-US" w:eastAsia="zh-CN" w:bidi="ar"/>
               </w:rPr>
               <w:t>假设来源判断、假设必要性检查、假设合理性检查、强假设识别、假设与正文对应关系检查、遗漏假设提醒</w:t>
@@ -1096,38 +1069,37 @@
               <w:bottom w:val="single" w:color="auto" w:sz="4" w:space="0"/>
               <w:right w:val="single" w:color="auto" w:sz="4" w:space="0"/>
             </w:tcBorders>
-            <w:shd w:val="clear"/>
-            <w:vAlign w:val="center"/>
-          </w:tcPr>
-          <w:p>
-            <w:pPr>
-              <w:keepNext w:val="0"/>
-              <w:keepLines w:val="0"/>
-              <w:widowControl/>
-              <w:suppressLineNumbers w:val="0"/>
-              <w:jc w:val="center"/>
-              <w:textAlignment w:val="center"/>
-              <w:rPr>
-                <w:rFonts w:hint="default" w:ascii="Times New Roman" w:hAnsi="Times New Roman" w:eastAsia="华文楷体" w:cs="Times New Roman"/>
-                <w:i w:val="0"/>
-                <w:iCs w:val="0"/>
-                <w:color w:val="000000"/>
-                <w:sz w:val="18"/>
-                <w:szCs w:val="18"/>
-                <w:u w:val="none"/>
-              </w:rPr>
-            </w:pPr>
-            <w:r>
-              <w:rPr>
-                <w:rFonts w:hint="default" w:ascii="Times New Roman" w:hAnsi="Times New Roman" w:eastAsia="华文楷体" w:cs="Times New Roman"/>
-                <w:i w:val="0"/>
-                <w:iCs w:val="0"/>
-                <w:color w:val="000000"/>
-                <w:kern w:val="0"/>
-                <w:sz w:val="18"/>
-                <w:szCs w:val="18"/>
-                <w:u w:val="none"/>
-                <w:bdr w:val="none" w:color="auto" w:sz="0" w:space="0"/>
+            <w:shd w:val="clear" w:color="auto" w:fill="auto"/>
+            <w:vAlign w:val="center"/>
+          </w:tcPr>
+          <w:p>
+            <w:pPr>
+              <w:keepNext w:val="0"/>
+              <w:keepLines w:val="0"/>
+              <w:widowControl/>
+              <w:suppressLineNumbers w:val="0"/>
+              <w:jc w:val="center"/>
+              <w:textAlignment w:val="center"/>
+              <w:rPr>
+                <w:rFonts w:hint="default" w:ascii="Times New Roman" w:hAnsi="Times New Roman" w:eastAsia="华文楷体" w:cs="Times New Roman"/>
+                <w:i w:val="0"/>
+                <w:iCs w:val="0"/>
+                <w:color w:val="000000"/>
+                <w:sz w:val="18"/>
+                <w:szCs w:val="18"/>
+                <w:u w:val="none"/>
+              </w:rPr>
+            </w:pPr>
+            <w:r>
+              <w:rPr>
+                <w:rFonts w:hint="default" w:ascii="Times New Roman" w:hAnsi="Times New Roman" w:eastAsia="华文楷体" w:cs="Times New Roman"/>
+                <w:i w:val="0"/>
+                <w:iCs w:val="0"/>
+                <w:color w:val="000000"/>
+                <w:kern w:val="0"/>
+                <w:sz w:val="18"/>
+                <w:szCs w:val="18"/>
+                <w:u w:val="none"/>
                 <w:lang w:val="en-US" w:eastAsia="zh-CN" w:bidi="ar"/>
               </w:rPr>
               <w:t>主要用于模型假设的合理性、必要性及其与后续模型对应关系检查</w:t>
@@ -1143,38 +1115,37 @@
               <w:bottom w:val="single" w:color="auto" w:sz="4" w:space="0"/>
               <w:right w:val="nil"/>
             </w:tcBorders>
-            <w:shd w:val="clear"/>
-            <w:vAlign w:val="center"/>
-          </w:tcPr>
-          <w:p>
-            <w:pPr>
-              <w:keepNext w:val="0"/>
-              <w:keepLines w:val="0"/>
-              <w:widowControl/>
-              <w:suppressLineNumbers w:val="0"/>
-              <w:jc w:val="center"/>
-              <w:textAlignment w:val="center"/>
-              <w:rPr>
-                <w:rFonts w:hint="default" w:ascii="Times New Roman" w:hAnsi="Times New Roman" w:eastAsia="华文楷体" w:cs="Times New Roman"/>
-                <w:i w:val="0"/>
-                <w:iCs w:val="0"/>
-                <w:color w:val="000000"/>
-                <w:sz w:val="18"/>
-                <w:szCs w:val="18"/>
-                <w:u w:val="none"/>
-              </w:rPr>
-            </w:pPr>
-            <w:r>
-              <w:rPr>
-                <w:rFonts w:hint="default" w:ascii="Times New Roman" w:hAnsi="Times New Roman" w:eastAsia="华文楷体" w:cs="Times New Roman"/>
-                <w:i w:val="0"/>
-                <w:iCs w:val="0"/>
-                <w:color w:val="000000"/>
-                <w:kern w:val="0"/>
-                <w:sz w:val="18"/>
-                <w:szCs w:val="18"/>
-                <w:u w:val="none"/>
-                <w:bdr w:val="none" w:color="auto" w:sz="0" w:space="0"/>
+            <w:shd w:val="clear" w:color="auto" w:fill="auto"/>
+            <w:vAlign w:val="center"/>
+          </w:tcPr>
+          <w:p>
+            <w:pPr>
+              <w:keepNext w:val="0"/>
+              <w:keepLines w:val="0"/>
+              <w:widowControl/>
+              <w:suppressLineNumbers w:val="0"/>
+              <w:jc w:val="center"/>
+              <w:textAlignment w:val="center"/>
+              <w:rPr>
+                <w:rFonts w:hint="default" w:ascii="Times New Roman" w:hAnsi="Times New Roman" w:eastAsia="华文楷体" w:cs="Times New Roman"/>
+                <w:i w:val="0"/>
+                <w:iCs w:val="0"/>
+                <w:color w:val="000000"/>
+                <w:sz w:val="18"/>
+                <w:szCs w:val="18"/>
+                <w:u w:val="none"/>
+              </w:rPr>
+            </w:pPr>
+            <w:r>
+              <w:rPr>
+                <w:rFonts w:hint="default" w:ascii="Times New Roman" w:hAnsi="Times New Roman" w:eastAsia="华文楷体" w:cs="Times New Roman"/>
+                <w:i w:val="0"/>
+                <w:iCs w:val="0"/>
+                <w:color w:val="000000"/>
+                <w:kern w:val="0"/>
+                <w:sz w:val="18"/>
+                <w:szCs w:val="18"/>
+                <w:u w:val="none"/>
                 <w:lang w:val="en-US" w:eastAsia="zh-CN" w:bidi="ar"/>
               </w:rPr>
               <w:t>说明假设的依据、使用位置，以及正态、独立、平稳等强假设如何验证</w:t>
@@ -1192,7 +1163,6 @@
             <w:insideH w:val="none" w:color="auto" w:sz="0" w:space="0"/>
             <w:insideV w:val="none" w:color="auto" w:sz="0" w:space="0"/>
           </w:tblBorders>
-          <w:shd w:val="clear"/>
           <w:tblCellMar>
             <w:top w:w="0" w:type="dxa"/>
             <w:left w:w="108" w:type="dxa"/>
@@ -1212,7 +1182,7 @@
               <w:bottom w:val="single" w:color="auto" w:sz="4" w:space="0"/>
               <w:right w:val="single" w:color="auto" w:sz="4" w:space="0"/>
             </w:tcBorders>
-            <w:shd w:val="clear"/>
+            <w:shd w:val="clear" w:color="auto" w:fill="auto"/>
             <w:vAlign w:val="center"/>
           </w:tcPr>
           <w:p>
@@ -1243,7 +1213,6 @@
                 <w:sz w:val="22"/>
                 <w:szCs w:val="22"/>
                 <w:u w:val="none"/>
-                <w:bdr w:val="none" w:color="auto" w:sz="0" w:space="0"/>
                 <w:lang w:val="en-US" w:eastAsia="zh-CN" w:bidi="ar"/>
               </w:rPr>
               <w:t>数据理解</w:t>
@@ -1259,7 +1228,7 @@
               <w:bottom w:val="single" w:color="auto" w:sz="4" w:space="0"/>
               <w:right w:val="single" w:color="auto" w:sz="4" w:space="0"/>
             </w:tcBorders>
-            <w:shd w:val="clear"/>
+            <w:shd w:val="clear" w:color="auto" w:fill="auto"/>
             <w:vAlign w:val="center"/>
           </w:tcPr>
           <w:p>
@@ -1290,7 +1259,6 @@
                 <w:sz w:val="18"/>
                 <w:szCs w:val="18"/>
                 <w:u w:val="none"/>
-                <w:bdr w:val="none" w:color="auto" w:sz="0" w:space="0"/>
                 <w:lang w:val="en-US" w:eastAsia="zh-CN" w:bidi="ar"/>
               </w:rPr>
               <w:t>数据字段解释、指标含义梳理、变量类型识别、数据单位检查、数据口径比较、数据结构分析</w:t>
@@ -1306,38 +1274,37 @@
               <w:bottom w:val="single" w:color="auto" w:sz="4" w:space="0"/>
               <w:right w:val="single" w:color="auto" w:sz="4" w:space="0"/>
             </w:tcBorders>
-            <w:shd w:val="clear"/>
-            <w:vAlign w:val="center"/>
-          </w:tcPr>
-          <w:p>
-            <w:pPr>
-              <w:keepNext w:val="0"/>
-              <w:keepLines w:val="0"/>
-              <w:widowControl/>
-              <w:suppressLineNumbers w:val="0"/>
-              <w:jc w:val="center"/>
-              <w:textAlignment w:val="center"/>
-              <w:rPr>
-                <w:rFonts w:hint="default" w:ascii="Times New Roman" w:hAnsi="Times New Roman" w:eastAsia="华文楷体" w:cs="Times New Roman"/>
-                <w:i w:val="0"/>
-                <w:iCs w:val="0"/>
-                <w:color w:val="000000"/>
-                <w:sz w:val="18"/>
-                <w:szCs w:val="18"/>
-                <w:u w:val="none"/>
-              </w:rPr>
-            </w:pPr>
-            <w:r>
-              <w:rPr>
-                <w:rFonts w:hint="default" w:ascii="Times New Roman" w:hAnsi="Times New Roman" w:eastAsia="华文楷体" w:cs="Times New Roman"/>
-                <w:i w:val="0"/>
-                <w:iCs w:val="0"/>
-                <w:color w:val="000000"/>
-                <w:kern w:val="0"/>
-                <w:sz w:val="18"/>
-                <w:szCs w:val="18"/>
-                <w:u w:val="none"/>
-                <w:bdr w:val="none" w:color="auto" w:sz="0" w:space="0"/>
+            <w:shd w:val="clear" w:color="auto" w:fill="auto"/>
+            <w:vAlign w:val="center"/>
+          </w:tcPr>
+          <w:p>
+            <w:pPr>
+              <w:keepNext w:val="0"/>
+              <w:keepLines w:val="0"/>
+              <w:widowControl/>
+              <w:suppressLineNumbers w:val="0"/>
+              <w:jc w:val="center"/>
+              <w:textAlignment w:val="center"/>
+              <w:rPr>
+                <w:rFonts w:hint="default" w:ascii="Times New Roman" w:hAnsi="Times New Roman" w:eastAsia="华文楷体" w:cs="Times New Roman"/>
+                <w:i w:val="0"/>
+                <w:iCs w:val="0"/>
+                <w:color w:val="000000"/>
+                <w:sz w:val="18"/>
+                <w:szCs w:val="18"/>
+                <w:u w:val="none"/>
+              </w:rPr>
+            </w:pPr>
+            <w:r>
+              <w:rPr>
+                <w:rFonts w:hint="default" w:ascii="Times New Roman" w:hAnsi="Times New Roman" w:eastAsia="华文楷体" w:cs="Times New Roman"/>
+                <w:i w:val="0"/>
+                <w:iCs w:val="0"/>
+                <w:color w:val="000000"/>
+                <w:kern w:val="0"/>
+                <w:sz w:val="18"/>
+                <w:szCs w:val="18"/>
+                <w:u w:val="none"/>
                 <w:lang w:val="en-US" w:eastAsia="zh-CN" w:bidi="ar"/>
               </w:rPr>
               <w:t>主要用于数据字段、指标含义、变量类型和计量单位的梳理</w:t>
@@ -1353,38 +1320,37 @@
               <w:bottom w:val="single" w:color="auto" w:sz="4" w:space="0"/>
               <w:right w:val="nil"/>
             </w:tcBorders>
-            <w:shd w:val="clear"/>
-            <w:vAlign w:val="center"/>
-          </w:tcPr>
-          <w:p>
-            <w:pPr>
-              <w:keepNext w:val="0"/>
-              <w:keepLines w:val="0"/>
-              <w:widowControl/>
-              <w:suppressLineNumbers w:val="0"/>
-              <w:jc w:val="center"/>
-              <w:textAlignment w:val="center"/>
-              <w:rPr>
-                <w:rFonts w:hint="default" w:ascii="Times New Roman" w:hAnsi="Times New Roman" w:eastAsia="华文楷体" w:cs="Times New Roman"/>
-                <w:i w:val="0"/>
-                <w:iCs w:val="0"/>
-                <w:color w:val="000000"/>
-                <w:sz w:val="18"/>
-                <w:szCs w:val="18"/>
-                <w:u w:val="none"/>
-              </w:rPr>
-            </w:pPr>
-            <w:r>
-              <w:rPr>
-                <w:rFonts w:hint="default" w:ascii="Times New Roman" w:hAnsi="Times New Roman" w:eastAsia="华文楷体" w:cs="Times New Roman"/>
-                <w:i w:val="0"/>
-                <w:iCs w:val="0"/>
-                <w:color w:val="000000"/>
-                <w:kern w:val="0"/>
-                <w:sz w:val="18"/>
-                <w:szCs w:val="18"/>
-                <w:u w:val="none"/>
-                <w:bdr w:val="none" w:color="auto" w:sz="0" w:space="0"/>
+            <w:shd w:val="clear" w:color="auto" w:fill="auto"/>
+            <w:vAlign w:val="center"/>
+          </w:tcPr>
+          <w:p>
+            <w:pPr>
+              <w:keepNext w:val="0"/>
+              <w:keepLines w:val="0"/>
+              <w:widowControl/>
+              <w:suppressLineNumbers w:val="0"/>
+              <w:jc w:val="center"/>
+              <w:textAlignment w:val="center"/>
+              <w:rPr>
+                <w:rFonts w:hint="default" w:ascii="Times New Roman" w:hAnsi="Times New Roman" w:eastAsia="华文楷体" w:cs="Times New Roman"/>
+                <w:i w:val="0"/>
+                <w:iCs w:val="0"/>
+                <w:color w:val="000000"/>
+                <w:sz w:val="18"/>
+                <w:szCs w:val="18"/>
+                <w:u w:val="none"/>
+              </w:rPr>
+            </w:pPr>
+            <w:r>
+              <w:rPr>
+                <w:rFonts w:hint="default" w:ascii="Times New Roman" w:hAnsi="Times New Roman" w:eastAsia="华文楷体" w:cs="Times New Roman"/>
+                <w:i w:val="0"/>
+                <w:iCs w:val="0"/>
+                <w:color w:val="000000"/>
+                <w:kern w:val="0"/>
+                <w:sz w:val="18"/>
+                <w:szCs w:val="18"/>
+                <w:u w:val="none"/>
                 <w:lang w:val="en-US" w:eastAsia="zh-CN" w:bidi="ar"/>
               </w:rPr>
               <w:t>说明数据来自何处，字段含义如何核实，是否存在单位或统计口径变化</w:t>
@@ -1402,7 +1368,7 @@
             <w:insideH w:val="none" w:color="auto" w:sz="0" w:space="0"/>
             <w:insideV w:val="none" w:color="auto" w:sz="0" w:space="0"/>
           </w:tblBorders>
-          <w:shd w:val="clear"/>
+          <w:shd w:val="clear" w:color="auto" w:fill="auto"/>
           <w:tblCellMar>
             <w:top w:w="0" w:type="dxa"/>
             <w:left w:w="108" w:type="dxa"/>
@@ -1422,7 +1388,7 @@
               <w:bottom w:val="single" w:color="auto" w:sz="4" w:space="0"/>
               <w:right w:val="single" w:color="auto" w:sz="4" w:space="0"/>
             </w:tcBorders>
-            <w:shd w:val="clear"/>
+            <w:shd w:val="clear" w:color="auto" w:fill="auto"/>
             <w:vAlign w:val="center"/>
           </w:tcPr>
           <w:p>
@@ -1453,7 +1419,6 @@
                 <w:sz w:val="22"/>
                 <w:szCs w:val="22"/>
                 <w:u w:val="none"/>
-                <w:bdr w:val="none" w:color="auto" w:sz="0" w:space="0"/>
                 <w:lang w:val="en-US" w:eastAsia="zh-CN" w:bidi="ar"/>
               </w:rPr>
               <w:t>数据质量检查</w:t>
@@ -1469,7 +1434,7 @@
               <w:bottom w:val="single" w:color="auto" w:sz="4" w:space="0"/>
               <w:right w:val="single" w:color="auto" w:sz="4" w:space="0"/>
             </w:tcBorders>
-            <w:shd w:val="clear"/>
+            <w:shd w:val="clear" w:color="auto" w:fill="auto"/>
             <w:vAlign w:val="center"/>
           </w:tcPr>
           <w:p>
@@ -1500,7 +1465,6 @@
                 <w:sz w:val="18"/>
                 <w:szCs w:val="18"/>
                 <w:u w:val="none"/>
-                <w:bdr w:val="none" w:color="auto" w:sz="0" w:space="0"/>
                 <w:lang w:val="en-US" w:eastAsia="zh-CN" w:bidi="ar"/>
               </w:rPr>
               <w:t>缺失值识别、异常值检测、重复值检查、数据类型检查、数据分布检查、数据完整性检查</w:t>
@@ -1516,38 +1480,37 @@
               <w:bottom w:val="single" w:color="auto" w:sz="4" w:space="0"/>
               <w:right w:val="single" w:color="auto" w:sz="4" w:space="0"/>
             </w:tcBorders>
-            <w:shd w:val="clear"/>
-            <w:vAlign w:val="center"/>
-          </w:tcPr>
-          <w:p>
-            <w:pPr>
-              <w:keepNext w:val="0"/>
-              <w:keepLines w:val="0"/>
-              <w:widowControl/>
-              <w:suppressLineNumbers w:val="0"/>
-              <w:jc w:val="center"/>
-              <w:textAlignment w:val="center"/>
-              <w:rPr>
-                <w:rFonts w:hint="default" w:ascii="Times New Roman" w:hAnsi="Times New Roman" w:eastAsia="华文楷体" w:cs="Times New Roman"/>
-                <w:i w:val="0"/>
-                <w:iCs w:val="0"/>
-                <w:color w:val="000000"/>
-                <w:sz w:val="18"/>
-                <w:szCs w:val="18"/>
-                <w:u w:val="none"/>
-              </w:rPr>
-            </w:pPr>
-            <w:r>
-              <w:rPr>
-                <w:rFonts w:hint="default" w:ascii="Times New Roman" w:hAnsi="Times New Roman" w:eastAsia="华文楷体" w:cs="Times New Roman"/>
-                <w:i w:val="0"/>
-                <w:iCs w:val="0"/>
-                <w:color w:val="000000"/>
-                <w:kern w:val="0"/>
-                <w:sz w:val="18"/>
-                <w:szCs w:val="18"/>
-                <w:u w:val="none"/>
-                <w:bdr w:val="none" w:color="auto" w:sz="0" w:space="0"/>
+            <w:shd w:val="clear" w:color="auto" w:fill="auto"/>
+            <w:vAlign w:val="center"/>
+          </w:tcPr>
+          <w:p>
+            <w:pPr>
+              <w:keepNext w:val="0"/>
+              <w:keepLines w:val="0"/>
+              <w:widowControl/>
+              <w:suppressLineNumbers w:val="0"/>
+              <w:jc w:val="center"/>
+              <w:textAlignment w:val="center"/>
+              <w:rPr>
+                <w:rFonts w:hint="default" w:ascii="Times New Roman" w:hAnsi="Times New Roman" w:eastAsia="华文楷体" w:cs="Times New Roman"/>
+                <w:i w:val="0"/>
+                <w:iCs w:val="0"/>
+                <w:color w:val="000000"/>
+                <w:sz w:val="18"/>
+                <w:szCs w:val="18"/>
+                <w:u w:val="none"/>
+              </w:rPr>
+            </w:pPr>
+            <w:r>
+              <w:rPr>
+                <w:rFonts w:hint="default" w:ascii="Times New Roman" w:hAnsi="Times New Roman" w:eastAsia="华文楷体" w:cs="Times New Roman"/>
+                <w:i w:val="0"/>
+                <w:iCs w:val="0"/>
+                <w:color w:val="000000"/>
+                <w:kern w:val="0"/>
+                <w:sz w:val="18"/>
+                <w:szCs w:val="18"/>
+                <w:u w:val="none"/>
                 <w:lang w:val="en-US" w:eastAsia="zh-CN" w:bidi="ar"/>
               </w:rPr>
               <w:t>主要用于数据质量检查以及缺失值、异常值和重复值识别方法的讨论</w:t>
@@ -1563,38 +1526,37 @@
               <w:bottom w:val="single" w:color="auto" w:sz="4" w:space="0"/>
               <w:right w:val="nil"/>
             </w:tcBorders>
-            <w:shd w:val="clear"/>
-            <w:vAlign w:val="center"/>
-          </w:tcPr>
-          <w:p>
-            <w:pPr>
-              <w:keepNext w:val="0"/>
-              <w:keepLines w:val="0"/>
-              <w:widowControl/>
-              <w:suppressLineNumbers w:val="0"/>
-              <w:jc w:val="center"/>
-              <w:textAlignment w:val="center"/>
-              <w:rPr>
-                <w:rFonts w:hint="default" w:ascii="Times New Roman" w:hAnsi="Times New Roman" w:eastAsia="华文楷体" w:cs="Times New Roman"/>
-                <w:i w:val="0"/>
-                <w:iCs w:val="0"/>
-                <w:color w:val="000000"/>
-                <w:sz w:val="18"/>
-                <w:szCs w:val="18"/>
-                <w:u w:val="none"/>
-              </w:rPr>
-            </w:pPr>
-            <w:r>
-              <w:rPr>
-                <w:rFonts w:hint="default" w:ascii="Times New Roman" w:hAnsi="Times New Roman" w:eastAsia="华文楷体" w:cs="Times New Roman"/>
-                <w:i w:val="0"/>
-                <w:iCs w:val="0"/>
-                <w:color w:val="000000"/>
-                <w:kern w:val="0"/>
-                <w:sz w:val="18"/>
-                <w:szCs w:val="18"/>
-                <w:u w:val="none"/>
-                <w:bdr w:val="none" w:color="auto" w:sz="0" w:space="0"/>
+            <w:shd w:val="clear" w:color="auto" w:fill="auto"/>
+            <w:vAlign w:val="center"/>
+          </w:tcPr>
+          <w:p>
+            <w:pPr>
+              <w:keepNext w:val="0"/>
+              <w:keepLines w:val="0"/>
+              <w:widowControl/>
+              <w:suppressLineNumbers w:val="0"/>
+              <w:jc w:val="center"/>
+              <w:textAlignment w:val="center"/>
+              <w:rPr>
+                <w:rFonts w:hint="default" w:ascii="Times New Roman" w:hAnsi="Times New Roman" w:eastAsia="华文楷体" w:cs="Times New Roman"/>
+                <w:i w:val="0"/>
+                <w:iCs w:val="0"/>
+                <w:color w:val="000000"/>
+                <w:sz w:val="18"/>
+                <w:szCs w:val="18"/>
+                <w:u w:val="none"/>
+              </w:rPr>
+            </w:pPr>
+            <w:r>
+              <w:rPr>
+                <w:rFonts w:hint="default" w:ascii="Times New Roman" w:hAnsi="Times New Roman" w:eastAsia="华文楷体" w:cs="Times New Roman"/>
+                <w:i w:val="0"/>
+                <w:iCs w:val="0"/>
+                <w:color w:val="000000"/>
+                <w:kern w:val="0"/>
+                <w:sz w:val="18"/>
+                <w:szCs w:val="18"/>
+                <w:u w:val="none"/>
                 <w:lang w:val="en-US" w:eastAsia="zh-CN" w:bidi="ar"/>
               </w:rPr>
               <w:t>说明实际检测方法、判断阈值、异常数据处理依据及处理前后变化</w:t>
@@ -1612,7 +1574,7 @@
             <w:insideH w:val="none" w:color="auto" w:sz="0" w:space="0"/>
             <w:insideV w:val="none" w:color="auto" w:sz="0" w:space="0"/>
           </w:tblBorders>
-          <w:shd w:val="clear"/>
+          <w:shd w:val="clear" w:color="auto" w:fill="auto"/>
           <w:tblCellMar>
             <w:top w:w="0" w:type="dxa"/>
             <w:left w:w="108" w:type="dxa"/>
@@ -1632,7 +1594,7 @@
               <w:bottom w:val="single" w:color="auto" w:sz="4" w:space="0"/>
               <w:right w:val="single" w:color="auto" w:sz="4" w:space="0"/>
             </w:tcBorders>
-            <w:shd w:val="clear"/>
+            <w:shd w:val="clear" w:color="auto" w:fill="auto"/>
             <w:vAlign w:val="center"/>
           </w:tcPr>
           <w:p>
@@ -1663,7 +1625,6 @@
                 <w:sz w:val="22"/>
                 <w:szCs w:val="22"/>
                 <w:u w:val="none"/>
-                <w:bdr w:val="none" w:color="auto" w:sz="0" w:space="0"/>
                 <w:lang w:val="en-US" w:eastAsia="zh-CN" w:bidi="ar"/>
               </w:rPr>
               <w:t>数据预处理</w:t>
@@ -1679,7 +1640,7 @@
               <w:bottom w:val="single" w:color="auto" w:sz="4" w:space="0"/>
               <w:right w:val="single" w:color="auto" w:sz="4" w:space="0"/>
             </w:tcBorders>
-            <w:shd w:val="clear"/>
+            <w:shd w:val="clear" w:color="auto" w:fill="auto"/>
             <w:vAlign w:val="center"/>
           </w:tcPr>
           <w:p>
@@ -1710,7 +1671,6 @@
                 <w:sz w:val="18"/>
                 <w:szCs w:val="18"/>
                 <w:u w:val="none"/>
-                <w:bdr w:val="none" w:color="auto" w:sz="0" w:space="0"/>
                 <w:lang w:val="en-US" w:eastAsia="zh-CN" w:bidi="ar"/>
               </w:rPr>
               <w:t>缺失值处理方法比较、异常值处理建议、标准化或归一化方法比较、数据降维、特征筛选、数据转换、平稳性检验建议</w:t>
@@ -1726,38 +1686,37 @@
               <w:bottom w:val="single" w:color="auto" w:sz="4" w:space="0"/>
               <w:right w:val="single" w:color="auto" w:sz="4" w:space="0"/>
             </w:tcBorders>
-            <w:shd w:val="clear"/>
-            <w:vAlign w:val="center"/>
-          </w:tcPr>
-          <w:p>
-            <w:pPr>
-              <w:keepNext w:val="0"/>
-              <w:keepLines w:val="0"/>
-              <w:widowControl/>
-              <w:suppressLineNumbers w:val="0"/>
-              <w:jc w:val="center"/>
-              <w:textAlignment w:val="center"/>
-              <w:rPr>
-                <w:rFonts w:hint="default" w:ascii="Times New Roman" w:hAnsi="Times New Roman" w:eastAsia="华文楷体" w:cs="Times New Roman"/>
-                <w:i w:val="0"/>
-                <w:iCs w:val="0"/>
-                <w:color w:val="000000"/>
-                <w:sz w:val="18"/>
-                <w:szCs w:val="18"/>
-                <w:u w:val="none"/>
-              </w:rPr>
-            </w:pPr>
-            <w:r>
-              <w:rPr>
-                <w:rFonts w:hint="default" w:ascii="Times New Roman" w:hAnsi="Times New Roman" w:eastAsia="华文楷体" w:cs="Times New Roman"/>
-                <w:i w:val="0"/>
-                <w:iCs w:val="0"/>
-                <w:color w:val="000000"/>
-                <w:kern w:val="0"/>
-                <w:sz w:val="18"/>
-                <w:szCs w:val="18"/>
-                <w:u w:val="none"/>
-                <w:bdr w:val="none" w:color="auto" w:sz="0" w:space="0"/>
+            <w:shd w:val="clear" w:color="auto" w:fill="auto"/>
+            <w:vAlign w:val="center"/>
+          </w:tcPr>
+          <w:p>
+            <w:pPr>
+              <w:keepNext w:val="0"/>
+              <w:keepLines w:val="0"/>
+              <w:widowControl/>
+              <w:suppressLineNumbers w:val="0"/>
+              <w:jc w:val="center"/>
+              <w:textAlignment w:val="center"/>
+              <w:rPr>
+                <w:rFonts w:hint="default" w:ascii="Times New Roman" w:hAnsi="Times New Roman" w:eastAsia="华文楷体" w:cs="Times New Roman"/>
+                <w:i w:val="0"/>
+                <w:iCs w:val="0"/>
+                <w:color w:val="000000"/>
+                <w:sz w:val="18"/>
+                <w:szCs w:val="18"/>
+                <w:u w:val="none"/>
+              </w:rPr>
+            </w:pPr>
+            <w:r>
+              <w:rPr>
+                <w:rFonts w:hint="default" w:ascii="Times New Roman" w:hAnsi="Times New Roman" w:eastAsia="华文楷体" w:cs="Times New Roman"/>
+                <w:i w:val="0"/>
+                <w:iCs w:val="0"/>
+                <w:color w:val="000000"/>
+                <w:kern w:val="0"/>
+                <w:sz w:val="18"/>
+                <w:szCs w:val="18"/>
+                <w:u w:val="none"/>
                 <w:lang w:val="en-US" w:eastAsia="zh-CN" w:bidi="ar"/>
               </w:rPr>
               <w:t>主要用于缺失值与异常值处理方法比较、数据标准化方案选择和特征筛选</w:t>
@@ -1773,38 +1732,37 @@
               <w:bottom w:val="single" w:color="auto" w:sz="4" w:space="0"/>
               <w:right w:val="nil"/>
             </w:tcBorders>
-            <w:shd w:val="clear"/>
-            <w:vAlign w:val="center"/>
-          </w:tcPr>
-          <w:p>
-            <w:pPr>
-              <w:keepNext w:val="0"/>
-              <w:keepLines w:val="0"/>
-              <w:widowControl/>
-              <w:suppressLineNumbers w:val="0"/>
-              <w:jc w:val="center"/>
-              <w:textAlignment w:val="center"/>
-              <w:rPr>
-                <w:rFonts w:hint="default" w:ascii="Times New Roman" w:hAnsi="Times New Roman" w:eastAsia="华文楷体" w:cs="Times New Roman"/>
-                <w:i w:val="0"/>
-                <w:iCs w:val="0"/>
-                <w:color w:val="000000"/>
-                <w:sz w:val="18"/>
-                <w:szCs w:val="18"/>
-                <w:u w:val="none"/>
-              </w:rPr>
-            </w:pPr>
-            <w:r>
-              <w:rPr>
-                <w:rFonts w:hint="default" w:ascii="Times New Roman" w:hAnsi="Times New Roman" w:eastAsia="华文楷体" w:cs="Times New Roman"/>
-                <w:i w:val="0"/>
-                <w:iCs w:val="0"/>
-                <w:color w:val="000000"/>
-                <w:kern w:val="0"/>
-                <w:sz w:val="18"/>
-                <w:szCs w:val="18"/>
-                <w:u w:val="none"/>
-                <w:bdr w:val="none" w:color="auto" w:sz="0" w:space="0"/>
+            <w:shd w:val="clear" w:color="auto" w:fill="auto"/>
+            <w:vAlign w:val="center"/>
+          </w:tcPr>
+          <w:p>
+            <w:pPr>
+              <w:keepNext w:val="0"/>
+              <w:keepLines w:val="0"/>
+              <w:widowControl/>
+              <w:suppressLineNumbers w:val="0"/>
+              <w:jc w:val="center"/>
+              <w:textAlignment w:val="center"/>
+              <w:rPr>
+                <w:rFonts w:hint="default" w:ascii="Times New Roman" w:hAnsi="Times New Roman" w:eastAsia="华文楷体" w:cs="Times New Roman"/>
+                <w:i w:val="0"/>
+                <w:iCs w:val="0"/>
+                <w:color w:val="000000"/>
+                <w:sz w:val="18"/>
+                <w:szCs w:val="18"/>
+                <w:u w:val="none"/>
+              </w:rPr>
+            </w:pPr>
+            <w:r>
+              <w:rPr>
+                <w:rFonts w:hint="default" w:ascii="Times New Roman" w:hAnsi="Times New Roman" w:eastAsia="华文楷体" w:cs="Times New Roman"/>
+                <w:i w:val="0"/>
+                <w:iCs w:val="0"/>
+                <w:color w:val="000000"/>
+                <w:kern w:val="0"/>
+                <w:sz w:val="18"/>
+                <w:szCs w:val="18"/>
+                <w:u w:val="none"/>
                 <w:lang w:val="en-US" w:eastAsia="zh-CN" w:bidi="ar"/>
               </w:rPr>
               <w:t>说明最终采用的方法、参数和依据；不得让AI虚构、补造或任意修改数据</w:t>
@@ -1822,7 +1780,7 @@
             <w:insideH w:val="none" w:color="auto" w:sz="0" w:space="0"/>
             <w:insideV w:val="none" w:color="auto" w:sz="0" w:space="0"/>
           </w:tblBorders>
-          <w:shd w:val="clear"/>
+          <w:shd w:val="clear" w:color="auto" w:fill="auto"/>
           <w:tblCellMar>
             <w:top w:w="0" w:type="dxa"/>
             <w:left w:w="108" w:type="dxa"/>
@@ -1842,7 +1800,7 @@
               <w:bottom w:val="single" w:color="auto" w:sz="4" w:space="0"/>
               <w:right w:val="single" w:color="auto" w:sz="4" w:space="0"/>
             </w:tcBorders>
-            <w:shd w:val="clear"/>
+            <w:shd w:val="clear" w:color="auto" w:fill="auto"/>
             <w:vAlign w:val="center"/>
           </w:tcPr>
           <w:p>
@@ -1873,7 +1831,6 @@
                 <w:sz w:val="22"/>
                 <w:szCs w:val="22"/>
                 <w:u w:val="none"/>
-                <w:bdr w:val="none" w:color="auto" w:sz="0" w:space="0"/>
                 <w:lang w:val="en-US" w:eastAsia="zh-CN" w:bidi="ar"/>
               </w:rPr>
               <w:t>数学模型表达检查</w:t>
@@ -1889,7 +1846,7 @@
               <w:bottom w:val="single" w:color="auto" w:sz="4" w:space="0"/>
               <w:right w:val="single" w:color="auto" w:sz="4" w:space="0"/>
             </w:tcBorders>
-            <w:shd w:val="clear"/>
+            <w:shd w:val="clear" w:color="auto" w:fill="auto"/>
             <w:vAlign w:val="center"/>
           </w:tcPr>
           <w:p>
@@ -1920,7 +1877,6 @@
                 <w:sz w:val="18"/>
                 <w:szCs w:val="18"/>
                 <w:u w:val="none"/>
-                <w:bdr w:val="none" w:color="auto" w:sz="0" w:space="0"/>
                 <w:lang w:val="en-US" w:eastAsia="zh-CN" w:bidi="ar"/>
               </w:rPr>
               <w:t>变量关系梳理、目标函数检查、约束条件完整性检查、公式表达检查、模型维度检查、模型量纲检查</w:t>
@@ -1936,38 +1892,37 @@
               <w:bottom w:val="single" w:color="auto" w:sz="4" w:space="0"/>
               <w:right w:val="single" w:color="auto" w:sz="4" w:space="0"/>
             </w:tcBorders>
-            <w:shd w:val="clear"/>
-            <w:vAlign w:val="center"/>
-          </w:tcPr>
-          <w:p>
-            <w:pPr>
-              <w:keepNext w:val="0"/>
-              <w:keepLines w:val="0"/>
-              <w:widowControl/>
-              <w:suppressLineNumbers w:val="0"/>
-              <w:jc w:val="center"/>
-              <w:textAlignment w:val="center"/>
-              <w:rPr>
-                <w:rFonts w:hint="default" w:ascii="Times New Roman" w:hAnsi="Times New Roman" w:eastAsia="华文楷体" w:cs="Times New Roman"/>
-                <w:i w:val="0"/>
-                <w:iCs w:val="0"/>
-                <w:color w:val="000000"/>
-                <w:sz w:val="18"/>
-                <w:szCs w:val="18"/>
-                <w:u w:val="none"/>
-              </w:rPr>
-            </w:pPr>
-            <w:r>
-              <w:rPr>
-                <w:rFonts w:hint="default" w:ascii="Times New Roman" w:hAnsi="Times New Roman" w:eastAsia="华文楷体" w:cs="Times New Roman"/>
-                <w:i w:val="0"/>
-                <w:iCs w:val="0"/>
-                <w:color w:val="000000"/>
-                <w:kern w:val="0"/>
-                <w:sz w:val="18"/>
-                <w:szCs w:val="18"/>
-                <w:u w:val="none"/>
-                <w:bdr w:val="none" w:color="auto" w:sz="0" w:space="0"/>
+            <w:shd w:val="clear" w:color="auto" w:fill="auto"/>
+            <w:vAlign w:val="center"/>
+          </w:tcPr>
+          <w:p>
+            <w:pPr>
+              <w:keepNext w:val="0"/>
+              <w:keepLines w:val="0"/>
+              <w:widowControl/>
+              <w:suppressLineNumbers w:val="0"/>
+              <w:jc w:val="center"/>
+              <w:textAlignment w:val="center"/>
+              <w:rPr>
+                <w:rFonts w:hint="default" w:ascii="Times New Roman" w:hAnsi="Times New Roman" w:eastAsia="华文楷体" w:cs="Times New Roman"/>
+                <w:i w:val="0"/>
+                <w:iCs w:val="0"/>
+                <w:color w:val="000000"/>
+                <w:sz w:val="18"/>
+                <w:szCs w:val="18"/>
+                <w:u w:val="none"/>
+              </w:rPr>
+            </w:pPr>
+            <w:r>
+              <w:rPr>
+                <w:rFonts w:hint="default" w:ascii="Times New Roman" w:hAnsi="Times New Roman" w:eastAsia="华文楷体" w:cs="Times New Roman"/>
+                <w:i w:val="0"/>
+                <w:iCs w:val="0"/>
+                <w:color w:val="000000"/>
+                <w:kern w:val="0"/>
+                <w:sz w:val="18"/>
+                <w:szCs w:val="18"/>
+                <w:u w:val="none"/>
                 <w:lang w:val="en-US" w:eastAsia="zh-CN" w:bidi="ar"/>
               </w:rPr>
               <w:t>主要用于模型变量关系、目标函数、约束条件和量纲一致性的检查</w:t>
@@ -1983,38 +1938,37 @@
               <w:bottom w:val="single" w:color="auto" w:sz="4" w:space="0"/>
               <w:right w:val="nil"/>
             </w:tcBorders>
-            <w:shd w:val="clear"/>
-            <w:vAlign w:val="center"/>
-          </w:tcPr>
-          <w:p>
-            <w:pPr>
-              <w:keepNext w:val="0"/>
-              <w:keepLines w:val="0"/>
-              <w:widowControl/>
-              <w:suppressLineNumbers w:val="0"/>
-              <w:jc w:val="center"/>
-              <w:textAlignment w:val="center"/>
-              <w:rPr>
-                <w:rFonts w:hint="default" w:ascii="Times New Roman" w:hAnsi="Times New Roman" w:eastAsia="华文楷体" w:cs="Times New Roman"/>
-                <w:i w:val="0"/>
-                <w:iCs w:val="0"/>
-                <w:color w:val="000000"/>
-                <w:sz w:val="18"/>
-                <w:szCs w:val="18"/>
-                <w:u w:val="none"/>
-              </w:rPr>
-            </w:pPr>
-            <w:r>
-              <w:rPr>
-                <w:rFonts w:hint="default" w:ascii="Times New Roman" w:hAnsi="Times New Roman" w:eastAsia="华文楷体" w:cs="Times New Roman"/>
-                <w:i w:val="0"/>
-                <w:iCs w:val="0"/>
-                <w:color w:val="000000"/>
-                <w:kern w:val="0"/>
-                <w:sz w:val="18"/>
-                <w:szCs w:val="18"/>
-                <w:u w:val="none"/>
-                <w:bdr w:val="none" w:color="auto" w:sz="0" w:space="0"/>
+            <w:shd w:val="clear" w:color="auto" w:fill="auto"/>
+            <w:vAlign w:val="center"/>
+          </w:tcPr>
+          <w:p>
+            <w:pPr>
+              <w:keepNext w:val="0"/>
+              <w:keepLines w:val="0"/>
+              <w:widowControl/>
+              <w:suppressLineNumbers w:val="0"/>
+              <w:jc w:val="center"/>
+              <w:textAlignment w:val="center"/>
+              <w:rPr>
+                <w:rFonts w:hint="default" w:ascii="Times New Roman" w:hAnsi="Times New Roman" w:eastAsia="华文楷体" w:cs="Times New Roman"/>
+                <w:i w:val="0"/>
+                <w:iCs w:val="0"/>
+                <w:color w:val="000000"/>
+                <w:sz w:val="18"/>
+                <w:szCs w:val="18"/>
+                <w:u w:val="none"/>
+              </w:rPr>
+            </w:pPr>
+            <w:r>
+              <w:rPr>
+                <w:rFonts w:hint="default" w:ascii="Times New Roman" w:hAnsi="Times New Roman" w:eastAsia="华文楷体" w:cs="Times New Roman"/>
+                <w:i w:val="0"/>
+                <w:iCs w:val="0"/>
+                <w:color w:val="000000"/>
+                <w:kern w:val="0"/>
+                <w:sz w:val="18"/>
+                <w:szCs w:val="18"/>
+                <w:u w:val="none"/>
                 <w:lang w:val="en-US" w:eastAsia="zh-CN" w:bidi="ar"/>
               </w:rPr>
               <w:t>说明AI是否修改过公式，参赛队如何重新推导并核对模型表达</w:t>
@@ -2032,7 +1986,7 @@
             <w:insideH w:val="none" w:color="auto" w:sz="0" w:space="0"/>
             <w:insideV w:val="none" w:color="auto" w:sz="0" w:space="0"/>
           </w:tblBorders>
-          <w:shd w:val="clear"/>
+          <w:shd w:val="clear" w:color="auto" w:fill="auto"/>
           <w:tblCellMar>
             <w:top w:w="0" w:type="dxa"/>
             <w:left w:w="108" w:type="dxa"/>
@@ -2052,7 +2006,7 @@
               <w:bottom w:val="single" w:color="auto" w:sz="4" w:space="0"/>
               <w:right w:val="single" w:color="auto" w:sz="4" w:space="0"/>
             </w:tcBorders>
-            <w:shd w:val="clear"/>
+            <w:shd w:val="clear" w:color="auto" w:fill="auto"/>
             <w:vAlign w:val="center"/>
           </w:tcPr>
           <w:p>
@@ -2083,7 +2037,6 @@
                 <w:sz w:val="22"/>
                 <w:szCs w:val="22"/>
                 <w:u w:val="none"/>
-                <w:bdr w:val="none" w:color="auto" w:sz="0" w:space="0"/>
                 <w:lang w:val="en-US" w:eastAsia="zh-CN" w:bidi="ar"/>
               </w:rPr>
               <w:t>符号体系检查</w:t>
@@ -2099,7 +2052,7 @@
               <w:bottom w:val="single" w:color="auto" w:sz="4" w:space="0"/>
               <w:right w:val="single" w:color="auto" w:sz="4" w:space="0"/>
             </w:tcBorders>
-            <w:shd w:val="clear"/>
+            <w:shd w:val="clear" w:color="auto" w:fill="auto"/>
             <w:vAlign w:val="center"/>
           </w:tcPr>
           <w:p>
@@ -2130,7 +2083,6 @@
                 <w:sz w:val="18"/>
                 <w:szCs w:val="18"/>
                 <w:u w:val="none"/>
-                <w:bdr w:val="none" w:color="auto" w:sz="0" w:space="0"/>
                 <w:lang w:val="en-US" w:eastAsia="zh-CN" w:bidi="ar"/>
               </w:rPr>
               <w:t>核心符号提取、符号含义检查、一符多义检查、同义多符号检查、上下标检查、向量与矩阵格式检查、单位检查</w:t>
@@ -2146,38 +2098,37 @@
               <w:bottom w:val="single" w:color="auto" w:sz="4" w:space="0"/>
               <w:right w:val="single" w:color="auto" w:sz="4" w:space="0"/>
             </w:tcBorders>
-            <w:shd w:val="clear"/>
-            <w:vAlign w:val="center"/>
-          </w:tcPr>
-          <w:p>
-            <w:pPr>
-              <w:keepNext w:val="0"/>
-              <w:keepLines w:val="0"/>
-              <w:widowControl/>
-              <w:suppressLineNumbers w:val="0"/>
-              <w:jc w:val="center"/>
-              <w:textAlignment w:val="center"/>
-              <w:rPr>
-                <w:rFonts w:hint="default" w:ascii="Times New Roman" w:hAnsi="Times New Roman" w:eastAsia="华文楷体" w:cs="Times New Roman"/>
-                <w:i w:val="0"/>
-                <w:iCs w:val="0"/>
-                <w:color w:val="000000"/>
-                <w:sz w:val="18"/>
-                <w:szCs w:val="18"/>
-                <w:u w:val="none"/>
-              </w:rPr>
-            </w:pPr>
-            <w:r>
-              <w:rPr>
-                <w:rFonts w:hint="default" w:ascii="Times New Roman" w:hAnsi="Times New Roman" w:eastAsia="华文楷体" w:cs="Times New Roman"/>
-                <w:i w:val="0"/>
-                <w:iCs w:val="0"/>
-                <w:color w:val="000000"/>
-                <w:kern w:val="0"/>
-                <w:sz w:val="18"/>
-                <w:szCs w:val="18"/>
-                <w:u w:val="none"/>
-                <w:bdr w:val="none" w:color="auto" w:sz="0" w:space="0"/>
+            <w:shd w:val="clear" w:color="auto" w:fill="auto"/>
+            <w:vAlign w:val="center"/>
+          </w:tcPr>
+          <w:p>
+            <w:pPr>
+              <w:keepNext w:val="0"/>
+              <w:keepLines w:val="0"/>
+              <w:widowControl/>
+              <w:suppressLineNumbers w:val="0"/>
+              <w:jc w:val="center"/>
+              <w:textAlignment w:val="center"/>
+              <w:rPr>
+                <w:rFonts w:hint="default" w:ascii="Times New Roman" w:hAnsi="Times New Roman" w:eastAsia="华文楷体" w:cs="Times New Roman"/>
+                <w:i w:val="0"/>
+                <w:iCs w:val="0"/>
+                <w:color w:val="000000"/>
+                <w:sz w:val="18"/>
+                <w:szCs w:val="18"/>
+                <w:u w:val="none"/>
+              </w:rPr>
+            </w:pPr>
+            <w:r>
+              <w:rPr>
+                <w:rFonts w:hint="default" w:ascii="Times New Roman" w:hAnsi="Times New Roman" w:eastAsia="华文楷体" w:cs="Times New Roman"/>
+                <w:i w:val="0"/>
+                <w:iCs w:val="0"/>
+                <w:color w:val="000000"/>
+                <w:kern w:val="0"/>
+                <w:sz w:val="18"/>
+                <w:szCs w:val="18"/>
+                <w:u w:val="none"/>
                 <w:lang w:val="en-US" w:eastAsia="zh-CN" w:bidi="ar"/>
               </w:rPr>
               <w:t>主要用于论文符号、上下标、单位和公式表达的一致性检查</w:t>
@@ -2193,38 +2144,37 @@
               <w:bottom w:val="single" w:color="auto" w:sz="4" w:space="0"/>
               <w:right w:val="nil"/>
             </w:tcBorders>
-            <w:shd w:val="clear"/>
-            <w:vAlign w:val="center"/>
-          </w:tcPr>
-          <w:p>
-            <w:pPr>
-              <w:keepNext w:val="0"/>
-              <w:keepLines w:val="0"/>
-              <w:widowControl/>
-              <w:suppressLineNumbers w:val="0"/>
-              <w:jc w:val="center"/>
-              <w:textAlignment w:val="center"/>
-              <w:rPr>
-                <w:rFonts w:hint="default" w:ascii="Times New Roman" w:hAnsi="Times New Roman" w:eastAsia="华文楷体" w:cs="Times New Roman"/>
-                <w:i w:val="0"/>
-                <w:iCs w:val="0"/>
-                <w:color w:val="000000"/>
-                <w:sz w:val="18"/>
-                <w:szCs w:val="18"/>
-                <w:u w:val="none"/>
-              </w:rPr>
-            </w:pPr>
-            <w:r>
-              <w:rPr>
-                <w:rFonts w:hint="default" w:ascii="Times New Roman" w:hAnsi="Times New Roman" w:eastAsia="华文楷体" w:cs="Times New Roman"/>
-                <w:i w:val="0"/>
-                <w:iCs w:val="0"/>
-                <w:color w:val="000000"/>
-                <w:kern w:val="0"/>
-                <w:sz w:val="18"/>
-                <w:szCs w:val="18"/>
-                <w:u w:val="none"/>
-                <w:bdr w:val="none" w:color="auto" w:sz="0" w:space="0"/>
+            <w:shd w:val="clear" w:color="auto" w:fill="auto"/>
+            <w:vAlign w:val="center"/>
+          </w:tcPr>
+          <w:p>
+            <w:pPr>
+              <w:keepNext w:val="0"/>
+              <w:keepLines w:val="0"/>
+              <w:widowControl/>
+              <w:suppressLineNumbers w:val="0"/>
+              <w:jc w:val="center"/>
+              <w:textAlignment w:val="center"/>
+              <w:rPr>
+                <w:rFonts w:hint="default" w:ascii="Times New Roman" w:hAnsi="Times New Roman" w:eastAsia="华文楷体" w:cs="Times New Roman"/>
+                <w:i w:val="0"/>
+                <w:iCs w:val="0"/>
+                <w:color w:val="000000"/>
+                <w:sz w:val="18"/>
+                <w:szCs w:val="18"/>
+                <w:u w:val="none"/>
+              </w:rPr>
+            </w:pPr>
+            <w:r>
+              <w:rPr>
+                <w:rFonts w:hint="default" w:ascii="Times New Roman" w:hAnsi="Times New Roman" w:eastAsia="华文楷体" w:cs="Times New Roman"/>
+                <w:i w:val="0"/>
+                <w:iCs w:val="0"/>
+                <w:color w:val="000000"/>
+                <w:kern w:val="0"/>
+                <w:sz w:val="18"/>
+                <w:szCs w:val="18"/>
+                <w:u w:val="none"/>
                 <w:lang w:val="en-US" w:eastAsia="zh-CN" w:bidi="ar"/>
               </w:rPr>
               <w:t>说明符号表与正文公式如何对照，是否统一了冲突符号和单位</w:t>
@@ -2242,7 +2192,6 @@
             <w:insideH w:val="none" w:color="auto" w:sz="0" w:space="0"/>
             <w:insideV w:val="none" w:color="auto" w:sz="0" w:space="0"/>
           </w:tblBorders>
-          <w:shd w:val="clear"/>
           <w:tblCellMar>
             <w:top w:w="0" w:type="dxa"/>
             <w:left w:w="108" w:type="dxa"/>
@@ -2262,7 +2211,7 @@
               <w:bottom w:val="single" w:color="auto" w:sz="4" w:space="0"/>
               <w:right w:val="single" w:color="auto" w:sz="4" w:space="0"/>
             </w:tcBorders>
-            <w:shd w:val="clear"/>
+            <w:shd w:val="clear" w:color="auto" w:fill="auto"/>
             <w:vAlign w:val="center"/>
           </w:tcPr>
           <w:p>
@@ -2293,7 +2242,6 @@
                 <w:sz w:val="22"/>
                 <w:szCs w:val="22"/>
                 <w:u w:val="none"/>
-                <w:bdr w:val="none" w:color="auto" w:sz="0" w:space="0"/>
                 <w:lang w:val="en-US" w:eastAsia="zh-CN" w:bidi="ar"/>
               </w:rPr>
               <w:t>求解方法讨论</w:t>
@@ -2309,7 +2257,7 @@
               <w:bottom w:val="single" w:color="auto" w:sz="4" w:space="0"/>
               <w:right w:val="single" w:color="auto" w:sz="4" w:space="0"/>
             </w:tcBorders>
-            <w:shd w:val="clear"/>
+            <w:shd w:val="clear" w:color="auto" w:fill="auto"/>
             <w:vAlign w:val="center"/>
           </w:tcPr>
           <w:p>
@@ -2340,7 +2288,6 @@
                 <w:sz w:val="18"/>
                 <w:szCs w:val="18"/>
                 <w:u w:val="none"/>
-                <w:bdr w:val="none" w:color="auto" w:sz="0" w:space="0"/>
                 <w:lang w:val="en-US" w:eastAsia="zh-CN" w:bidi="ar"/>
               </w:rPr>
               <w:t>求解算法推荐、求解器选择建议、算法步骤梳理、初始化方案讨论、收敛条件检查、多算法比较建议</w:t>
@@ -2356,38 +2303,37 @@
               <w:bottom w:val="single" w:color="auto" w:sz="4" w:space="0"/>
               <w:right w:val="single" w:color="auto" w:sz="4" w:space="0"/>
             </w:tcBorders>
-            <w:shd w:val="clear"/>
-            <w:vAlign w:val="center"/>
-          </w:tcPr>
-          <w:p>
-            <w:pPr>
-              <w:keepNext w:val="0"/>
-              <w:keepLines w:val="0"/>
-              <w:widowControl/>
-              <w:suppressLineNumbers w:val="0"/>
-              <w:jc w:val="center"/>
-              <w:textAlignment w:val="center"/>
-              <w:rPr>
-                <w:rFonts w:hint="default" w:ascii="Times New Roman" w:hAnsi="Times New Roman" w:eastAsia="华文楷体" w:cs="Times New Roman"/>
-                <w:i w:val="0"/>
-                <w:iCs w:val="0"/>
-                <w:color w:val="000000"/>
-                <w:sz w:val="18"/>
-                <w:szCs w:val="18"/>
-                <w:u w:val="none"/>
-              </w:rPr>
-            </w:pPr>
-            <w:r>
-              <w:rPr>
-                <w:rFonts w:hint="default" w:ascii="Times New Roman" w:hAnsi="Times New Roman" w:eastAsia="华文楷体" w:cs="Times New Roman"/>
-                <w:i w:val="0"/>
-                <w:iCs w:val="0"/>
-                <w:color w:val="000000"/>
-                <w:kern w:val="0"/>
-                <w:sz w:val="18"/>
-                <w:szCs w:val="18"/>
-                <w:u w:val="none"/>
-                <w:bdr w:val="none" w:color="auto" w:sz="0" w:space="0"/>
+            <w:shd w:val="clear" w:color="auto" w:fill="auto"/>
+            <w:vAlign w:val="center"/>
+          </w:tcPr>
+          <w:p>
+            <w:pPr>
+              <w:keepNext w:val="0"/>
+              <w:keepLines w:val="0"/>
+              <w:widowControl/>
+              <w:suppressLineNumbers w:val="0"/>
+              <w:jc w:val="center"/>
+              <w:textAlignment w:val="center"/>
+              <w:rPr>
+                <w:rFonts w:hint="default" w:ascii="Times New Roman" w:hAnsi="Times New Roman" w:eastAsia="华文楷体" w:cs="Times New Roman"/>
+                <w:i w:val="0"/>
+                <w:iCs w:val="0"/>
+                <w:color w:val="000000"/>
+                <w:sz w:val="18"/>
+                <w:szCs w:val="18"/>
+                <w:u w:val="none"/>
+              </w:rPr>
+            </w:pPr>
+            <w:r>
+              <w:rPr>
+                <w:rFonts w:hint="default" w:ascii="Times New Roman" w:hAnsi="Times New Roman" w:eastAsia="华文楷体" w:cs="Times New Roman"/>
+                <w:i w:val="0"/>
+                <w:iCs w:val="0"/>
+                <w:color w:val="000000"/>
+                <w:kern w:val="0"/>
+                <w:sz w:val="18"/>
+                <w:szCs w:val="18"/>
+                <w:u w:val="none"/>
                 <w:lang w:val="en-US" w:eastAsia="zh-CN" w:bidi="ar"/>
               </w:rPr>
               <w:t>主要用于模型求解算法比较、求解器选择和算法步骤梳理</w:t>
@@ -2403,38 +2349,37 @@
               <w:bottom w:val="single" w:color="auto" w:sz="4" w:space="0"/>
               <w:right w:val="nil"/>
             </w:tcBorders>
-            <w:shd w:val="clear"/>
-            <w:vAlign w:val="center"/>
-          </w:tcPr>
-          <w:p>
-            <w:pPr>
-              <w:keepNext w:val="0"/>
-              <w:keepLines w:val="0"/>
-              <w:widowControl/>
-              <w:suppressLineNumbers w:val="0"/>
-              <w:jc w:val="center"/>
-              <w:textAlignment w:val="center"/>
-              <w:rPr>
-                <w:rFonts w:hint="default" w:ascii="Times New Roman" w:hAnsi="Times New Roman" w:eastAsia="华文楷体" w:cs="Times New Roman"/>
-                <w:i w:val="0"/>
-                <w:iCs w:val="0"/>
-                <w:color w:val="000000"/>
-                <w:sz w:val="18"/>
-                <w:szCs w:val="18"/>
-                <w:u w:val="none"/>
-              </w:rPr>
-            </w:pPr>
-            <w:r>
-              <w:rPr>
-                <w:rFonts w:hint="default" w:ascii="Times New Roman" w:hAnsi="Times New Roman" w:eastAsia="华文楷体" w:cs="Times New Roman"/>
-                <w:i w:val="0"/>
-                <w:iCs w:val="0"/>
-                <w:color w:val="000000"/>
-                <w:kern w:val="0"/>
-                <w:sz w:val="18"/>
-                <w:szCs w:val="18"/>
-                <w:u w:val="none"/>
-                <w:bdr w:val="none" w:color="auto" w:sz="0" w:space="0"/>
+            <w:shd w:val="clear" w:color="auto" w:fill="auto"/>
+            <w:vAlign w:val="center"/>
+          </w:tcPr>
+          <w:p>
+            <w:pPr>
+              <w:keepNext w:val="0"/>
+              <w:keepLines w:val="0"/>
+              <w:widowControl/>
+              <w:suppressLineNumbers w:val="0"/>
+              <w:jc w:val="center"/>
+              <w:textAlignment w:val="center"/>
+              <w:rPr>
+                <w:rFonts w:hint="default" w:ascii="Times New Roman" w:hAnsi="Times New Roman" w:eastAsia="华文楷体" w:cs="Times New Roman"/>
+                <w:i w:val="0"/>
+                <w:iCs w:val="0"/>
+                <w:color w:val="000000"/>
+                <w:sz w:val="18"/>
+                <w:szCs w:val="18"/>
+                <w:u w:val="none"/>
+              </w:rPr>
+            </w:pPr>
+            <w:r>
+              <w:rPr>
+                <w:rFonts w:hint="default" w:ascii="Times New Roman" w:hAnsi="Times New Roman" w:eastAsia="华文楷体" w:cs="Times New Roman"/>
+                <w:i w:val="0"/>
+                <w:iCs w:val="0"/>
+                <w:color w:val="000000"/>
+                <w:kern w:val="0"/>
+                <w:sz w:val="18"/>
+                <w:szCs w:val="18"/>
+                <w:u w:val="none"/>
                 <w:lang w:val="en-US" w:eastAsia="zh-CN" w:bidi="ar"/>
               </w:rPr>
               <w:t>说明最终算法的选择依据、参数设定、收敛判据和实际运行过程</w:t>
@@ -2452,7 +2397,7 @@
             <w:insideH w:val="none" w:color="auto" w:sz="0" w:space="0"/>
             <w:insideV w:val="none" w:color="auto" w:sz="0" w:space="0"/>
           </w:tblBorders>
-          <w:shd w:val="clear"/>
+          <w:shd w:val="clear" w:color="auto" w:fill="auto"/>
           <w:tblCellMar>
             <w:top w:w="0" w:type="dxa"/>
             <w:left w:w="108" w:type="dxa"/>
@@ -2472,7 +2417,7 @@
               <w:bottom w:val="single" w:color="auto" w:sz="4" w:space="0"/>
               <w:right w:val="single" w:color="auto" w:sz="4" w:space="0"/>
             </w:tcBorders>
-            <w:shd w:val="clear"/>
+            <w:shd w:val="clear" w:color="auto" w:fill="auto"/>
             <w:vAlign w:val="center"/>
           </w:tcPr>
           <w:p>
@@ -2503,7 +2448,6 @@
                 <w:sz w:val="22"/>
                 <w:szCs w:val="22"/>
                 <w:u w:val="none"/>
-                <w:bdr w:val="none" w:color="auto" w:sz="0" w:space="0"/>
                 <w:lang w:val="en-US" w:eastAsia="zh-CN" w:bidi="ar"/>
               </w:rPr>
               <w:t>程序框架辅助</w:t>
@@ -2519,7 +2463,7 @@
               <w:bottom w:val="single" w:color="auto" w:sz="4" w:space="0"/>
               <w:right w:val="single" w:color="auto" w:sz="4" w:space="0"/>
             </w:tcBorders>
-            <w:shd w:val="clear"/>
+            <w:shd w:val="clear" w:color="auto" w:fill="auto"/>
             <w:vAlign w:val="center"/>
           </w:tcPr>
           <w:p>
@@ -2550,7 +2494,6 @@
                 <w:sz w:val="18"/>
                 <w:szCs w:val="18"/>
                 <w:u w:val="none"/>
-                <w:bdr w:val="none" w:color="auto" w:sz="0" w:space="0"/>
                 <w:lang w:val="en-US" w:eastAsia="zh-CN" w:bidi="ar"/>
               </w:rPr>
               <w:t>程序结构建议、伪代码整理、函数模块划分、输入输出设计、程序注释辅助</w:t>
@@ -2566,38 +2509,37 @@
               <w:bottom w:val="single" w:color="auto" w:sz="4" w:space="0"/>
               <w:right w:val="single" w:color="auto" w:sz="4" w:space="0"/>
             </w:tcBorders>
-            <w:shd w:val="clear"/>
-            <w:vAlign w:val="center"/>
-          </w:tcPr>
-          <w:p>
-            <w:pPr>
-              <w:keepNext w:val="0"/>
-              <w:keepLines w:val="0"/>
-              <w:widowControl/>
-              <w:suppressLineNumbers w:val="0"/>
-              <w:jc w:val="center"/>
-              <w:textAlignment w:val="center"/>
-              <w:rPr>
-                <w:rFonts w:hint="default" w:ascii="Times New Roman" w:hAnsi="Times New Roman" w:eastAsia="华文楷体" w:cs="Times New Roman"/>
-                <w:i w:val="0"/>
-                <w:iCs w:val="0"/>
-                <w:color w:val="000000"/>
-                <w:sz w:val="18"/>
-                <w:szCs w:val="18"/>
-                <w:u w:val="none"/>
-              </w:rPr>
-            </w:pPr>
-            <w:r>
-              <w:rPr>
-                <w:rFonts w:hint="default" w:ascii="Times New Roman" w:hAnsi="Times New Roman" w:eastAsia="华文楷体" w:cs="Times New Roman"/>
-                <w:i w:val="0"/>
-                <w:iCs w:val="0"/>
-                <w:color w:val="000000"/>
-                <w:kern w:val="0"/>
-                <w:sz w:val="18"/>
-                <w:szCs w:val="18"/>
-                <w:u w:val="none"/>
-                <w:bdr w:val="none" w:color="auto" w:sz="0" w:space="0"/>
+            <w:shd w:val="clear" w:color="auto" w:fill="auto"/>
+            <w:vAlign w:val="center"/>
+          </w:tcPr>
+          <w:p>
+            <w:pPr>
+              <w:keepNext w:val="0"/>
+              <w:keepLines w:val="0"/>
+              <w:widowControl/>
+              <w:suppressLineNumbers w:val="0"/>
+              <w:jc w:val="center"/>
+              <w:textAlignment w:val="center"/>
+              <w:rPr>
+                <w:rFonts w:hint="default" w:ascii="Times New Roman" w:hAnsi="Times New Roman" w:eastAsia="华文楷体" w:cs="Times New Roman"/>
+                <w:i w:val="0"/>
+                <w:iCs w:val="0"/>
+                <w:color w:val="000000"/>
+                <w:sz w:val="18"/>
+                <w:szCs w:val="18"/>
+                <w:u w:val="none"/>
+              </w:rPr>
+            </w:pPr>
+            <w:r>
+              <w:rPr>
+                <w:rFonts w:hint="default" w:ascii="Times New Roman" w:hAnsi="Times New Roman" w:eastAsia="华文楷体" w:cs="Times New Roman"/>
+                <w:i w:val="0"/>
+                <w:iCs w:val="0"/>
+                <w:color w:val="000000"/>
+                <w:kern w:val="0"/>
+                <w:sz w:val="18"/>
+                <w:szCs w:val="18"/>
+                <w:u w:val="none"/>
                 <w:lang w:val="en-US" w:eastAsia="zh-CN" w:bidi="ar"/>
               </w:rPr>
               <w:t>主要用于模型求解程序框架、函数模块和伪代码的整理</w:t>
@@ -2613,38 +2555,37 @@
               <w:bottom w:val="single" w:color="auto" w:sz="4" w:space="0"/>
               <w:right w:val="nil"/>
             </w:tcBorders>
-            <w:shd w:val="clear"/>
-            <w:vAlign w:val="center"/>
-          </w:tcPr>
-          <w:p>
-            <w:pPr>
-              <w:keepNext w:val="0"/>
-              <w:keepLines w:val="0"/>
-              <w:widowControl/>
-              <w:suppressLineNumbers w:val="0"/>
-              <w:jc w:val="center"/>
-              <w:textAlignment w:val="center"/>
-              <w:rPr>
-                <w:rFonts w:hint="default" w:ascii="Times New Roman" w:hAnsi="Times New Roman" w:eastAsia="华文楷体" w:cs="Times New Roman"/>
-                <w:i w:val="0"/>
-                <w:iCs w:val="0"/>
-                <w:color w:val="000000"/>
-                <w:sz w:val="18"/>
-                <w:szCs w:val="18"/>
-                <w:u w:val="none"/>
-              </w:rPr>
-            </w:pPr>
-            <w:r>
-              <w:rPr>
-                <w:rFonts w:hint="default" w:ascii="Times New Roman" w:hAnsi="Times New Roman" w:eastAsia="华文楷体" w:cs="Times New Roman"/>
-                <w:i w:val="0"/>
-                <w:iCs w:val="0"/>
-                <w:color w:val="000000"/>
-                <w:kern w:val="0"/>
-                <w:sz w:val="18"/>
-                <w:szCs w:val="18"/>
-                <w:u w:val="none"/>
-                <w:bdr w:val="none" w:color="auto" w:sz="0" w:space="0"/>
+            <w:shd w:val="clear" w:color="auto" w:fill="auto"/>
+            <w:vAlign w:val="center"/>
+          </w:tcPr>
+          <w:p>
+            <w:pPr>
+              <w:keepNext w:val="0"/>
+              <w:keepLines w:val="0"/>
+              <w:widowControl/>
+              <w:suppressLineNumbers w:val="0"/>
+              <w:jc w:val="center"/>
+              <w:textAlignment w:val="center"/>
+              <w:rPr>
+                <w:rFonts w:hint="default" w:ascii="Times New Roman" w:hAnsi="Times New Roman" w:eastAsia="华文楷体" w:cs="Times New Roman"/>
+                <w:i w:val="0"/>
+                <w:iCs w:val="0"/>
+                <w:color w:val="000000"/>
+                <w:sz w:val="18"/>
+                <w:szCs w:val="18"/>
+                <w:u w:val="none"/>
+              </w:rPr>
+            </w:pPr>
+            <w:r>
+              <w:rPr>
+                <w:rFonts w:hint="default" w:ascii="Times New Roman" w:hAnsi="Times New Roman" w:eastAsia="华文楷体" w:cs="Times New Roman"/>
+                <w:i w:val="0"/>
+                <w:iCs w:val="0"/>
+                <w:color w:val="000000"/>
+                <w:kern w:val="0"/>
+                <w:sz w:val="18"/>
+                <w:szCs w:val="18"/>
+                <w:u w:val="none"/>
                 <w:lang w:val="en-US" w:eastAsia="zh-CN" w:bidi="ar"/>
               </w:rPr>
               <w:t>说明哪些程序结构来自AI建议，参赛队如何将其转化为实际代码</w:t>
@@ -2662,7 +2603,7 @@
             <w:insideH w:val="none" w:color="auto" w:sz="0" w:space="0"/>
             <w:insideV w:val="none" w:color="auto" w:sz="0" w:space="0"/>
           </w:tblBorders>
-          <w:shd w:val="clear"/>
+          <w:shd w:val="clear" w:color="auto" w:fill="auto"/>
           <w:tblCellMar>
             <w:top w:w="0" w:type="dxa"/>
             <w:left w:w="108" w:type="dxa"/>
@@ -2682,7 +2623,7 @@
               <w:bottom w:val="single" w:color="auto" w:sz="4" w:space="0"/>
               <w:right w:val="single" w:color="auto" w:sz="4" w:space="0"/>
             </w:tcBorders>
-            <w:shd w:val="clear"/>
+            <w:shd w:val="clear" w:color="auto" w:fill="auto"/>
             <w:vAlign w:val="center"/>
           </w:tcPr>
           <w:p>
@@ -2713,7 +2654,6 @@
                 <w:sz w:val="22"/>
                 <w:szCs w:val="22"/>
                 <w:u w:val="none"/>
-                <w:bdr w:val="none" w:color="auto" w:sz="0" w:space="0"/>
                 <w:lang w:val="en-US" w:eastAsia="zh-CN" w:bidi="ar"/>
               </w:rPr>
               <w:t>局部代码生成</w:t>
@@ -2729,7 +2669,7 @@
               <w:bottom w:val="single" w:color="auto" w:sz="4" w:space="0"/>
               <w:right w:val="single" w:color="auto" w:sz="4" w:space="0"/>
             </w:tcBorders>
-            <w:shd w:val="clear"/>
+            <w:shd w:val="clear" w:color="auto" w:fill="auto"/>
             <w:vAlign w:val="center"/>
           </w:tcPr>
           <w:p>
@@ -2760,7 +2700,6 @@
                 <w:sz w:val="18"/>
                 <w:szCs w:val="18"/>
                 <w:u w:val="none"/>
-                <w:bdr w:val="none" w:color="auto" w:sz="0" w:space="0"/>
                 <w:lang w:val="en-US" w:eastAsia="zh-CN" w:bidi="ar"/>
               </w:rPr>
               <w:t>数据读取代码、数据处理代码、模型求解局部代码、指标计算代码、绘图代码初稿</w:t>
@@ -2776,38 +2715,37 @@
               <w:bottom w:val="single" w:color="auto" w:sz="4" w:space="0"/>
               <w:right w:val="single" w:color="auto" w:sz="4" w:space="0"/>
             </w:tcBorders>
-            <w:shd w:val="clear"/>
-            <w:vAlign w:val="center"/>
-          </w:tcPr>
-          <w:p>
-            <w:pPr>
-              <w:keepNext w:val="0"/>
-              <w:keepLines w:val="0"/>
-              <w:widowControl/>
-              <w:suppressLineNumbers w:val="0"/>
-              <w:jc w:val="center"/>
-              <w:textAlignment w:val="center"/>
-              <w:rPr>
-                <w:rFonts w:hint="default" w:ascii="Times New Roman" w:hAnsi="Times New Roman" w:eastAsia="华文楷体" w:cs="Times New Roman"/>
-                <w:i w:val="0"/>
-                <w:iCs w:val="0"/>
-                <w:color w:val="000000"/>
-                <w:sz w:val="18"/>
-                <w:szCs w:val="18"/>
-                <w:u w:val="none"/>
-              </w:rPr>
-            </w:pPr>
-            <w:r>
-              <w:rPr>
-                <w:rFonts w:hint="default" w:ascii="Times New Roman" w:hAnsi="Times New Roman" w:eastAsia="华文楷体" w:cs="Times New Roman"/>
-                <w:i w:val="0"/>
-                <w:iCs w:val="0"/>
-                <w:color w:val="000000"/>
-                <w:kern w:val="0"/>
-                <w:sz w:val="18"/>
-                <w:szCs w:val="18"/>
-                <w:u w:val="none"/>
-                <w:bdr w:val="none" w:color="auto" w:sz="0" w:space="0"/>
+            <w:shd w:val="clear" w:color="auto" w:fill="auto"/>
+            <w:vAlign w:val="center"/>
+          </w:tcPr>
+          <w:p>
+            <w:pPr>
+              <w:keepNext w:val="0"/>
+              <w:keepLines w:val="0"/>
+              <w:widowControl/>
+              <w:suppressLineNumbers w:val="0"/>
+              <w:jc w:val="center"/>
+              <w:textAlignment w:val="center"/>
+              <w:rPr>
+                <w:rFonts w:hint="default" w:ascii="Times New Roman" w:hAnsi="Times New Roman" w:eastAsia="华文楷体" w:cs="Times New Roman"/>
+                <w:i w:val="0"/>
+                <w:iCs w:val="0"/>
+                <w:color w:val="000000"/>
+                <w:sz w:val="18"/>
+                <w:szCs w:val="18"/>
+                <w:u w:val="none"/>
+              </w:rPr>
+            </w:pPr>
+            <w:r>
+              <w:rPr>
+                <w:rFonts w:hint="default" w:ascii="Times New Roman" w:hAnsi="Times New Roman" w:eastAsia="华文楷体" w:cs="Times New Roman"/>
+                <w:i w:val="0"/>
+                <w:iCs w:val="0"/>
+                <w:color w:val="000000"/>
+                <w:kern w:val="0"/>
+                <w:sz w:val="18"/>
+                <w:szCs w:val="18"/>
+                <w:u w:val="none"/>
                 <w:lang w:val="en-US" w:eastAsia="zh-CN" w:bidi="ar"/>
               </w:rPr>
               <w:t>主要用于部分数据处理、模型求解和结果可视化代码初稿的生成</w:t>
@@ -2823,38 +2761,37 @@
               <w:bottom w:val="single" w:color="auto" w:sz="4" w:space="0"/>
               <w:right w:val="nil"/>
             </w:tcBorders>
-            <w:shd w:val="clear"/>
-            <w:vAlign w:val="center"/>
-          </w:tcPr>
-          <w:p>
-            <w:pPr>
-              <w:keepNext w:val="0"/>
-              <w:keepLines w:val="0"/>
-              <w:widowControl/>
-              <w:suppressLineNumbers w:val="0"/>
-              <w:jc w:val="center"/>
-              <w:textAlignment w:val="center"/>
-              <w:rPr>
-                <w:rFonts w:hint="default" w:ascii="Times New Roman" w:hAnsi="Times New Roman" w:eastAsia="华文楷体" w:cs="Times New Roman"/>
-                <w:i w:val="0"/>
-                <w:iCs w:val="0"/>
-                <w:color w:val="000000"/>
-                <w:sz w:val="18"/>
-                <w:szCs w:val="18"/>
-                <w:u w:val="none"/>
-              </w:rPr>
-            </w:pPr>
-            <w:r>
-              <w:rPr>
-                <w:rFonts w:hint="default" w:ascii="Times New Roman" w:hAnsi="Times New Roman" w:eastAsia="华文楷体" w:cs="Times New Roman"/>
-                <w:i w:val="0"/>
-                <w:iCs w:val="0"/>
-                <w:color w:val="000000"/>
-                <w:kern w:val="0"/>
-                <w:sz w:val="18"/>
-                <w:szCs w:val="18"/>
-                <w:u w:val="none"/>
-                <w:bdr w:val="none" w:color="auto" w:sz="0" w:space="0"/>
+            <w:shd w:val="clear" w:color="auto" w:fill="auto"/>
+            <w:vAlign w:val="center"/>
+          </w:tcPr>
+          <w:p>
+            <w:pPr>
+              <w:keepNext w:val="0"/>
+              <w:keepLines w:val="0"/>
+              <w:widowControl/>
+              <w:suppressLineNumbers w:val="0"/>
+              <w:jc w:val="center"/>
+              <w:textAlignment w:val="center"/>
+              <w:rPr>
+                <w:rFonts w:hint="default" w:ascii="Times New Roman" w:hAnsi="Times New Roman" w:eastAsia="华文楷体" w:cs="Times New Roman"/>
+                <w:i w:val="0"/>
+                <w:iCs w:val="0"/>
+                <w:color w:val="000000"/>
+                <w:sz w:val="18"/>
+                <w:szCs w:val="18"/>
+                <w:u w:val="none"/>
+              </w:rPr>
+            </w:pPr>
+            <w:r>
+              <w:rPr>
+                <w:rFonts w:hint="default" w:ascii="Times New Roman" w:hAnsi="Times New Roman" w:eastAsia="华文楷体" w:cs="Times New Roman"/>
+                <w:i w:val="0"/>
+                <w:iCs w:val="0"/>
+                <w:color w:val="000000"/>
+                <w:kern w:val="0"/>
+                <w:sz w:val="18"/>
+                <w:szCs w:val="18"/>
+                <w:u w:val="none"/>
                 <w:lang w:val="en-US" w:eastAsia="zh-CN" w:bidi="ar"/>
               </w:rPr>
               <w:t>列明代码作用、人工修改内容、测试方法及其与数学公式的一致性</w:t>
@@ -2872,7 +2809,6 @@
             <w:insideH w:val="none" w:color="auto" w:sz="0" w:space="0"/>
             <w:insideV w:val="none" w:color="auto" w:sz="0" w:space="0"/>
           </w:tblBorders>
-          <w:shd w:val="clear"/>
           <w:tblCellMar>
             <w:top w:w="0" w:type="dxa"/>
             <w:left w:w="108" w:type="dxa"/>
@@ -2892,7 +2828,7 @@
               <w:bottom w:val="single" w:color="auto" w:sz="4" w:space="0"/>
               <w:right w:val="single" w:color="auto" w:sz="4" w:space="0"/>
             </w:tcBorders>
-            <w:shd w:val="clear"/>
+            <w:shd w:val="clear" w:color="auto" w:fill="auto"/>
             <w:vAlign w:val="center"/>
           </w:tcPr>
           <w:p>
@@ -2923,7 +2859,6 @@
                 <w:sz w:val="22"/>
                 <w:szCs w:val="22"/>
                 <w:u w:val="none"/>
-                <w:bdr w:val="none" w:color="auto" w:sz="0" w:space="0"/>
                 <w:lang w:val="en-US" w:eastAsia="zh-CN" w:bidi="ar"/>
               </w:rPr>
               <w:t>程序代码调试</w:t>
@@ -2939,7 +2874,7 @@
               <w:bottom w:val="single" w:color="auto" w:sz="4" w:space="0"/>
               <w:right w:val="single" w:color="auto" w:sz="4" w:space="0"/>
             </w:tcBorders>
-            <w:shd w:val="clear"/>
+            <w:shd w:val="clear" w:color="auto" w:fill="auto"/>
             <w:vAlign w:val="center"/>
           </w:tcPr>
           <w:p>
@@ -2970,7 +2905,6 @@
                 <w:sz w:val="18"/>
                 <w:szCs w:val="18"/>
                 <w:u w:val="none"/>
-                <w:bdr w:val="none" w:color="auto" w:sz="0" w:space="0"/>
                 <w:lang w:val="en-US" w:eastAsia="zh-CN" w:bidi="ar"/>
               </w:rPr>
               <w:t>语法错误排查、报错分析、数组维度检查、变量类型检查、函数调用修正、程序运行错误定位</w:t>
@@ -2986,38 +2920,37 @@
               <w:bottom w:val="single" w:color="auto" w:sz="4" w:space="0"/>
               <w:right w:val="single" w:color="auto" w:sz="4" w:space="0"/>
             </w:tcBorders>
-            <w:shd w:val="clear"/>
-            <w:vAlign w:val="center"/>
-          </w:tcPr>
-          <w:p>
-            <w:pPr>
-              <w:keepNext w:val="0"/>
-              <w:keepLines w:val="0"/>
-              <w:widowControl/>
-              <w:suppressLineNumbers w:val="0"/>
-              <w:jc w:val="center"/>
-              <w:textAlignment w:val="center"/>
-              <w:rPr>
-                <w:rFonts w:hint="default" w:ascii="Times New Roman" w:hAnsi="Times New Roman" w:eastAsia="华文楷体" w:cs="Times New Roman"/>
-                <w:i w:val="0"/>
-                <w:iCs w:val="0"/>
-                <w:color w:val="000000"/>
-                <w:sz w:val="18"/>
-                <w:szCs w:val="18"/>
-                <w:u w:val="none"/>
-              </w:rPr>
-            </w:pPr>
-            <w:r>
-              <w:rPr>
-                <w:rFonts w:hint="default" w:ascii="Times New Roman" w:hAnsi="Times New Roman" w:eastAsia="华文楷体" w:cs="Times New Roman"/>
-                <w:i w:val="0"/>
-                <w:iCs w:val="0"/>
-                <w:color w:val="000000"/>
-                <w:kern w:val="0"/>
-                <w:sz w:val="18"/>
-                <w:szCs w:val="18"/>
-                <w:u w:val="none"/>
-                <w:bdr w:val="none" w:color="auto" w:sz="0" w:space="0"/>
+            <w:shd w:val="clear" w:color="auto" w:fill="auto"/>
+            <w:vAlign w:val="center"/>
+          </w:tcPr>
+          <w:p>
+            <w:pPr>
+              <w:keepNext w:val="0"/>
+              <w:keepLines w:val="0"/>
+              <w:widowControl/>
+              <w:suppressLineNumbers w:val="0"/>
+              <w:jc w:val="center"/>
+              <w:textAlignment w:val="center"/>
+              <w:rPr>
+                <w:rFonts w:hint="default" w:ascii="Times New Roman" w:hAnsi="Times New Roman" w:eastAsia="华文楷体" w:cs="Times New Roman"/>
+                <w:i w:val="0"/>
+                <w:iCs w:val="0"/>
+                <w:color w:val="000000"/>
+                <w:sz w:val="18"/>
+                <w:szCs w:val="18"/>
+                <w:u w:val="none"/>
+              </w:rPr>
+            </w:pPr>
+            <w:r>
+              <w:rPr>
+                <w:rFonts w:hint="default" w:ascii="Times New Roman" w:hAnsi="Times New Roman" w:eastAsia="华文楷体" w:cs="Times New Roman"/>
+                <w:i w:val="0"/>
+                <w:iCs w:val="0"/>
+                <w:color w:val="000000"/>
+                <w:kern w:val="0"/>
+                <w:sz w:val="18"/>
+                <w:szCs w:val="18"/>
+                <w:u w:val="none"/>
                 <w:lang w:val="en-US" w:eastAsia="zh-CN" w:bidi="ar"/>
               </w:rPr>
               <w:t>主要用于Python或MATLAB程序报错分析、局部代码调试和运行问题排查</w:t>
@@ -3033,38 +2966,37 @@
               <w:bottom w:val="single" w:color="auto" w:sz="4" w:space="0"/>
               <w:right w:val="nil"/>
             </w:tcBorders>
-            <w:shd w:val="clear"/>
-            <w:vAlign w:val="center"/>
-          </w:tcPr>
-          <w:p>
-            <w:pPr>
-              <w:keepNext w:val="0"/>
-              <w:keepLines w:val="0"/>
-              <w:widowControl/>
-              <w:suppressLineNumbers w:val="0"/>
-              <w:jc w:val="center"/>
-              <w:textAlignment w:val="center"/>
-              <w:rPr>
-                <w:rFonts w:hint="default" w:ascii="Times New Roman" w:hAnsi="Times New Roman" w:eastAsia="华文楷体" w:cs="Times New Roman"/>
-                <w:i w:val="0"/>
-                <w:iCs w:val="0"/>
-                <w:color w:val="000000"/>
-                <w:sz w:val="18"/>
-                <w:szCs w:val="18"/>
-                <w:u w:val="none"/>
-              </w:rPr>
-            </w:pPr>
-            <w:r>
-              <w:rPr>
-                <w:rFonts w:hint="default" w:ascii="Times New Roman" w:hAnsi="Times New Roman" w:eastAsia="华文楷体" w:cs="Times New Roman"/>
-                <w:i w:val="0"/>
-                <w:iCs w:val="0"/>
-                <w:color w:val="000000"/>
-                <w:kern w:val="0"/>
-                <w:sz w:val="18"/>
-                <w:szCs w:val="18"/>
-                <w:u w:val="none"/>
-                <w:bdr w:val="none" w:color="auto" w:sz="0" w:space="0"/>
+            <w:shd w:val="clear" w:color="auto" w:fill="auto"/>
+            <w:vAlign w:val="center"/>
+          </w:tcPr>
+          <w:p>
+            <w:pPr>
+              <w:keepNext w:val="0"/>
+              <w:keepLines w:val="0"/>
+              <w:widowControl/>
+              <w:suppressLineNumbers w:val="0"/>
+              <w:jc w:val="center"/>
+              <w:textAlignment w:val="center"/>
+              <w:rPr>
+                <w:rFonts w:hint="default" w:ascii="Times New Roman" w:hAnsi="Times New Roman" w:eastAsia="华文楷体" w:cs="Times New Roman"/>
+                <w:i w:val="0"/>
+                <w:iCs w:val="0"/>
+                <w:color w:val="000000"/>
+                <w:sz w:val="18"/>
+                <w:szCs w:val="18"/>
+                <w:u w:val="none"/>
+              </w:rPr>
+            </w:pPr>
+            <w:r>
+              <w:rPr>
+                <w:rFonts w:hint="default" w:ascii="Times New Roman" w:hAnsi="Times New Roman" w:eastAsia="华文楷体" w:cs="Times New Roman"/>
+                <w:i w:val="0"/>
+                <w:iCs w:val="0"/>
+                <w:color w:val="000000"/>
+                <w:kern w:val="0"/>
+                <w:sz w:val="18"/>
+                <w:szCs w:val="18"/>
+                <w:u w:val="none"/>
                 <w:lang w:val="en-US" w:eastAsia="zh-CN" w:bidi="ar"/>
               </w:rPr>
               <w:t>说明报错信息、AI修改建议、实际采纳内容和重新运行结果</w:t>
@@ -3082,7 +3014,6 @@
             <w:insideH w:val="none" w:color="auto" w:sz="0" w:space="0"/>
             <w:insideV w:val="none" w:color="auto" w:sz="0" w:space="0"/>
           </w:tblBorders>
-          <w:shd w:val="clear"/>
           <w:tblCellMar>
             <w:top w:w="0" w:type="dxa"/>
             <w:left w:w="108" w:type="dxa"/>
@@ -3102,7 +3033,7 @@
               <w:bottom w:val="single" w:color="auto" w:sz="4" w:space="0"/>
               <w:right w:val="single" w:color="auto" w:sz="4" w:space="0"/>
             </w:tcBorders>
-            <w:shd w:val="clear"/>
+            <w:shd w:val="clear" w:color="auto" w:fill="auto"/>
             <w:vAlign w:val="center"/>
           </w:tcPr>
           <w:p>
@@ -3133,7 +3064,6 @@
                 <w:sz w:val="22"/>
                 <w:szCs w:val="22"/>
                 <w:u w:val="none"/>
-                <w:bdr w:val="none" w:color="auto" w:sz="0" w:space="0"/>
                 <w:lang w:val="en-US" w:eastAsia="zh-CN" w:bidi="ar"/>
               </w:rPr>
               <w:t>运行效率优化</w:t>
@@ -3149,7 +3079,7 @@
               <w:bottom w:val="single" w:color="auto" w:sz="4" w:space="0"/>
               <w:right w:val="single" w:color="auto" w:sz="4" w:space="0"/>
             </w:tcBorders>
-            <w:shd w:val="clear"/>
+            <w:shd w:val="clear" w:color="auto" w:fill="auto"/>
             <w:vAlign w:val="center"/>
           </w:tcPr>
           <w:p>
@@ -3180,7 +3110,6 @@
                 <w:sz w:val="18"/>
                 <w:szCs w:val="18"/>
                 <w:u w:val="none"/>
-                <w:bdr w:val="none" w:color="auto" w:sz="0" w:space="0"/>
                 <w:lang w:val="en-US" w:eastAsia="zh-CN" w:bidi="ar"/>
               </w:rPr>
               <w:t>代码向量化、循环优化、内存使用优化、计算复杂度分析、算法运行效率改进</w:t>
@@ -3196,38 +3125,37 @@
               <w:bottom w:val="single" w:color="auto" w:sz="4" w:space="0"/>
               <w:right w:val="single" w:color="auto" w:sz="4" w:space="0"/>
             </w:tcBorders>
-            <w:shd w:val="clear"/>
-            <w:vAlign w:val="center"/>
-          </w:tcPr>
-          <w:p>
-            <w:pPr>
-              <w:keepNext w:val="0"/>
-              <w:keepLines w:val="0"/>
-              <w:widowControl/>
-              <w:suppressLineNumbers w:val="0"/>
-              <w:jc w:val="center"/>
-              <w:textAlignment w:val="center"/>
-              <w:rPr>
-                <w:rFonts w:hint="default" w:ascii="Times New Roman" w:hAnsi="Times New Roman" w:eastAsia="华文楷体" w:cs="Times New Roman"/>
-                <w:i w:val="0"/>
-                <w:iCs w:val="0"/>
-                <w:color w:val="000000"/>
-                <w:sz w:val="18"/>
-                <w:szCs w:val="18"/>
-                <w:u w:val="none"/>
-              </w:rPr>
-            </w:pPr>
-            <w:r>
-              <w:rPr>
-                <w:rFonts w:hint="default" w:ascii="Times New Roman" w:hAnsi="Times New Roman" w:eastAsia="华文楷体" w:cs="Times New Roman"/>
-                <w:i w:val="0"/>
-                <w:iCs w:val="0"/>
-                <w:color w:val="000000"/>
-                <w:kern w:val="0"/>
-                <w:sz w:val="18"/>
-                <w:szCs w:val="18"/>
-                <w:u w:val="none"/>
-                <w:bdr w:val="none" w:color="auto" w:sz="0" w:space="0"/>
+            <w:shd w:val="clear" w:color="auto" w:fill="auto"/>
+            <w:vAlign w:val="center"/>
+          </w:tcPr>
+          <w:p>
+            <w:pPr>
+              <w:keepNext w:val="0"/>
+              <w:keepLines w:val="0"/>
+              <w:widowControl/>
+              <w:suppressLineNumbers w:val="0"/>
+              <w:jc w:val="center"/>
+              <w:textAlignment w:val="center"/>
+              <w:rPr>
+                <w:rFonts w:hint="default" w:ascii="Times New Roman" w:hAnsi="Times New Roman" w:eastAsia="华文楷体" w:cs="Times New Roman"/>
+                <w:i w:val="0"/>
+                <w:iCs w:val="0"/>
+                <w:color w:val="000000"/>
+                <w:sz w:val="18"/>
+                <w:szCs w:val="18"/>
+                <w:u w:val="none"/>
+              </w:rPr>
+            </w:pPr>
+            <w:r>
+              <w:rPr>
+                <w:rFonts w:hint="default" w:ascii="Times New Roman" w:hAnsi="Times New Roman" w:eastAsia="华文楷体" w:cs="Times New Roman"/>
+                <w:i w:val="0"/>
+                <w:iCs w:val="0"/>
+                <w:color w:val="000000"/>
+                <w:kern w:val="0"/>
+                <w:sz w:val="18"/>
+                <w:szCs w:val="18"/>
+                <w:u w:val="none"/>
                 <w:lang w:val="en-US" w:eastAsia="zh-CN" w:bidi="ar"/>
               </w:rPr>
               <w:t>主要用于程序运行效率分析、代码结构优化和计算时间控制</w:t>
@@ -3243,38 +3171,37 @@
               <w:bottom w:val="single" w:color="auto" w:sz="4" w:space="0"/>
               <w:right w:val="nil"/>
             </w:tcBorders>
-            <w:shd w:val="clear"/>
-            <w:vAlign w:val="center"/>
-          </w:tcPr>
-          <w:p>
-            <w:pPr>
-              <w:keepNext w:val="0"/>
-              <w:keepLines w:val="0"/>
-              <w:widowControl/>
-              <w:suppressLineNumbers w:val="0"/>
-              <w:jc w:val="center"/>
-              <w:textAlignment w:val="center"/>
-              <w:rPr>
-                <w:rFonts w:hint="default" w:ascii="Times New Roman" w:hAnsi="Times New Roman" w:eastAsia="华文楷体" w:cs="Times New Roman"/>
-                <w:i w:val="0"/>
-                <w:iCs w:val="0"/>
-                <w:color w:val="000000"/>
-                <w:sz w:val="18"/>
-                <w:szCs w:val="18"/>
-                <w:u w:val="none"/>
-              </w:rPr>
-            </w:pPr>
-            <w:r>
-              <w:rPr>
-                <w:rFonts w:hint="default" w:ascii="Times New Roman" w:hAnsi="Times New Roman" w:eastAsia="华文楷体" w:cs="Times New Roman"/>
-                <w:i w:val="0"/>
-                <w:iCs w:val="0"/>
-                <w:color w:val="000000"/>
-                <w:kern w:val="0"/>
-                <w:sz w:val="18"/>
-                <w:szCs w:val="18"/>
-                <w:u w:val="none"/>
-                <w:bdr w:val="none" w:color="auto" w:sz="0" w:space="0"/>
+            <w:shd w:val="clear" w:color="auto" w:fill="auto"/>
+            <w:vAlign w:val="center"/>
+          </w:tcPr>
+          <w:p>
+            <w:pPr>
+              <w:keepNext w:val="0"/>
+              <w:keepLines w:val="0"/>
+              <w:widowControl/>
+              <w:suppressLineNumbers w:val="0"/>
+              <w:jc w:val="center"/>
+              <w:textAlignment w:val="center"/>
+              <w:rPr>
+                <w:rFonts w:hint="default" w:ascii="Times New Roman" w:hAnsi="Times New Roman" w:eastAsia="华文楷体" w:cs="Times New Roman"/>
+                <w:i w:val="0"/>
+                <w:iCs w:val="0"/>
+                <w:color w:val="000000"/>
+                <w:sz w:val="18"/>
+                <w:szCs w:val="18"/>
+                <w:u w:val="none"/>
+              </w:rPr>
+            </w:pPr>
+            <w:r>
+              <w:rPr>
+                <w:rFonts w:hint="default" w:ascii="Times New Roman" w:hAnsi="Times New Roman" w:eastAsia="华文楷体" w:cs="Times New Roman"/>
+                <w:i w:val="0"/>
+                <w:iCs w:val="0"/>
+                <w:color w:val="000000"/>
+                <w:kern w:val="0"/>
+                <w:sz w:val="18"/>
+                <w:szCs w:val="18"/>
+                <w:u w:val="none"/>
                 <w:lang w:val="en-US" w:eastAsia="zh-CN" w:bidi="ar"/>
               </w:rPr>
               <w:t>说明优化前后的运行时间、结果是否一致，以及优化是否改变算法逻辑</w:t>
@@ -3292,7 +3219,6 @@
             <w:insideH w:val="none" w:color="auto" w:sz="0" w:space="0"/>
             <w:insideV w:val="none" w:color="auto" w:sz="0" w:space="0"/>
           </w:tblBorders>
-          <w:shd w:val="clear"/>
           <w:tblCellMar>
             <w:top w:w="0" w:type="dxa"/>
             <w:left w:w="108" w:type="dxa"/>
@@ -3312,7 +3238,7 @@
               <w:bottom w:val="single" w:color="auto" w:sz="4" w:space="0"/>
               <w:right w:val="single" w:color="auto" w:sz="4" w:space="0"/>
             </w:tcBorders>
-            <w:shd w:val="clear"/>
+            <w:shd w:val="clear" w:color="auto" w:fill="auto"/>
             <w:vAlign w:val="center"/>
           </w:tcPr>
           <w:p>
@@ -3343,7 +3269,6 @@
                 <w:sz w:val="22"/>
                 <w:szCs w:val="22"/>
                 <w:u w:val="none"/>
-                <w:bdr w:val="none" w:color="auto" w:sz="0" w:space="0"/>
                 <w:lang w:val="en-US" w:eastAsia="zh-CN" w:bidi="ar"/>
               </w:rPr>
               <w:t>求解过程核验</w:t>
@@ -3359,7 +3284,7 @@
               <w:bottom w:val="single" w:color="auto" w:sz="4" w:space="0"/>
               <w:right w:val="single" w:color="auto" w:sz="4" w:space="0"/>
             </w:tcBorders>
-            <w:shd w:val="clear"/>
+            <w:shd w:val="clear" w:color="auto" w:fill="auto"/>
             <w:vAlign w:val="center"/>
           </w:tcPr>
           <w:p>
@@ -3390,7 +3315,6 @@
                 <w:sz w:val="18"/>
                 <w:szCs w:val="18"/>
                 <w:u w:val="none"/>
-                <w:bdr w:val="none" w:color="auto" w:sz="0" w:space="0"/>
                 <w:lang w:val="en-US" w:eastAsia="zh-CN" w:bidi="ar"/>
               </w:rPr>
               <w:t>小规模样例测试、手工计算对比、边界条件测试、重复运行检查、多程序交叉计算</w:t>
@@ -3406,38 +3330,37 @@
               <w:bottom w:val="single" w:color="auto" w:sz="4" w:space="0"/>
               <w:right w:val="single" w:color="auto" w:sz="4" w:space="0"/>
             </w:tcBorders>
-            <w:shd w:val="clear"/>
-            <w:vAlign w:val="center"/>
-          </w:tcPr>
-          <w:p>
-            <w:pPr>
-              <w:keepNext w:val="0"/>
-              <w:keepLines w:val="0"/>
-              <w:widowControl/>
-              <w:suppressLineNumbers w:val="0"/>
-              <w:jc w:val="center"/>
-              <w:textAlignment w:val="center"/>
-              <w:rPr>
-                <w:rFonts w:hint="default" w:ascii="Times New Roman" w:hAnsi="Times New Roman" w:eastAsia="华文楷体" w:cs="Times New Roman"/>
-                <w:i w:val="0"/>
-                <w:iCs w:val="0"/>
-                <w:color w:val="000000"/>
-                <w:sz w:val="18"/>
-                <w:szCs w:val="18"/>
-                <w:u w:val="none"/>
-              </w:rPr>
-            </w:pPr>
-            <w:r>
-              <w:rPr>
-                <w:rFonts w:hint="default" w:ascii="Times New Roman" w:hAnsi="Times New Roman" w:eastAsia="华文楷体" w:cs="Times New Roman"/>
-                <w:i w:val="0"/>
-                <w:iCs w:val="0"/>
-                <w:color w:val="000000"/>
-                <w:kern w:val="0"/>
-                <w:sz w:val="18"/>
-                <w:szCs w:val="18"/>
-                <w:u w:val="none"/>
-                <w:bdr w:val="none" w:color="auto" w:sz="0" w:space="0"/>
+            <w:shd w:val="clear" w:color="auto" w:fill="auto"/>
+            <w:vAlign w:val="center"/>
+          </w:tcPr>
+          <w:p>
+            <w:pPr>
+              <w:keepNext w:val="0"/>
+              <w:keepLines w:val="0"/>
+              <w:widowControl/>
+              <w:suppressLineNumbers w:val="0"/>
+              <w:jc w:val="center"/>
+              <w:textAlignment w:val="center"/>
+              <w:rPr>
+                <w:rFonts w:hint="default" w:ascii="Times New Roman" w:hAnsi="Times New Roman" w:eastAsia="华文楷体" w:cs="Times New Roman"/>
+                <w:i w:val="0"/>
+                <w:iCs w:val="0"/>
+                <w:color w:val="000000"/>
+                <w:sz w:val="18"/>
+                <w:szCs w:val="18"/>
+                <w:u w:val="none"/>
+              </w:rPr>
+            </w:pPr>
+            <w:r>
+              <w:rPr>
+                <w:rFonts w:hint="default" w:ascii="Times New Roman" w:hAnsi="Times New Roman" w:eastAsia="华文楷体" w:cs="Times New Roman"/>
+                <w:i w:val="0"/>
+                <w:iCs w:val="0"/>
+                <w:color w:val="000000"/>
+                <w:kern w:val="0"/>
+                <w:sz w:val="18"/>
+                <w:szCs w:val="18"/>
+                <w:u w:val="none"/>
                 <w:lang w:val="en-US" w:eastAsia="zh-CN" w:bidi="ar"/>
               </w:rPr>
               <w:t>主要用于程序测试方案设计和模型求解过程核验</w:t>
@@ -3453,38 +3376,37 @@
               <w:bottom w:val="single" w:color="auto" w:sz="4" w:space="0"/>
               <w:right w:val="nil"/>
             </w:tcBorders>
-            <w:shd w:val="clear"/>
-            <w:vAlign w:val="center"/>
-          </w:tcPr>
-          <w:p>
-            <w:pPr>
-              <w:keepNext w:val="0"/>
-              <w:keepLines w:val="0"/>
-              <w:widowControl/>
-              <w:suppressLineNumbers w:val="0"/>
-              <w:jc w:val="center"/>
-              <w:textAlignment w:val="center"/>
-              <w:rPr>
-                <w:rFonts w:hint="default" w:ascii="Times New Roman" w:hAnsi="Times New Roman" w:eastAsia="华文楷体" w:cs="Times New Roman"/>
-                <w:i w:val="0"/>
-                <w:iCs w:val="0"/>
-                <w:color w:val="000000"/>
-                <w:sz w:val="18"/>
-                <w:szCs w:val="18"/>
-                <w:u w:val="none"/>
-              </w:rPr>
-            </w:pPr>
-            <w:r>
-              <w:rPr>
-                <w:rFonts w:hint="default" w:ascii="Times New Roman" w:hAnsi="Times New Roman" w:eastAsia="华文楷体" w:cs="Times New Roman"/>
-                <w:i w:val="0"/>
-                <w:iCs w:val="0"/>
-                <w:color w:val="000000"/>
-                <w:kern w:val="0"/>
-                <w:sz w:val="18"/>
-                <w:szCs w:val="18"/>
-                <w:u w:val="none"/>
-                <w:bdr w:val="none" w:color="auto" w:sz="0" w:space="0"/>
+            <w:shd w:val="clear" w:color="auto" w:fill="auto"/>
+            <w:vAlign w:val="center"/>
+          </w:tcPr>
+          <w:p>
+            <w:pPr>
+              <w:keepNext w:val="0"/>
+              <w:keepLines w:val="0"/>
+              <w:widowControl/>
+              <w:suppressLineNumbers w:val="0"/>
+              <w:jc w:val="center"/>
+              <w:textAlignment w:val="center"/>
+              <w:rPr>
+                <w:rFonts w:hint="default" w:ascii="Times New Roman" w:hAnsi="Times New Roman" w:eastAsia="华文楷体" w:cs="Times New Roman"/>
+                <w:i w:val="0"/>
+                <w:iCs w:val="0"/>
+                <w:color w:val="000000"/>
+                <w:sz w:val="18"/>
+                <w:szCs w:val="18"/>
+                <w:u w:val="none"/>
+              </w:rPr>
+            </w:pPr>
+            <w:r>
+              <w:rPr>
+                <w:rFonts w:hint="default" w:ascii="Times New Roman" w:hAnsi="Times New Roman" w:eastAsia="华文楷体" w:cs="Times New Roman"/>
+                <w:i w:val="0"/>
+                <w:iCs w:val="0"/>
+                <w:color w:val="000000"/>
+                <w:kern w:val="0"/>
+                <w:sz w:val="18"/>
+                <w:szCs w:val="18"/>
+                <w:u w:val="none"/>
                 <w:lang w:val="en-US" w:eastAsia="zh-CN" w:bidi="ar"/>
               </w:rPr>
               <w:t>说明测试数据、对比结果、发现的问题以及修改后的复验情况</w:t>
@@ -3502,7 +3424,7 @@
             <w:insideH w:val="none" w:color="auto" w:sz="0" w:space="0"/>
             <w:insideV w:val="none" w:color="auto" w:sz="0" w:space="0"/>
           </w:tblBorders>
-          <w:shd w:val="clear"/>
+          <w:shd w:val="clear" w:color="auto" w:fill="auto"/>
           <w:tblCellMar>
             <w:top w:w="0" w:type="dxa"/>
             <w:left w:w="108" w:type="dxa"/>
@@ -3522,7 +3444,7 @@
               <w:bottom w:val="single" w:color="auto" w:sz="4" w:space="0"/>
               <w:right w:val="single" w:color="auto" w:sz="4" w:space="0"/>
             </w:tcBorders>
-            <w:shd w:val="clear"/>
+            <w:shd w:val="clear" w:color="auto" w:fill="auto"/>
             <w:vAlign w:val="center"/>
           </w:tcPr>
           <w:p>
@@ -3553,7 +3475,6 @@
                 <w:sz w:val="22"/>
                 <w:szCs w:val="22"/>
                 <w:u w:val="none"/>
-                <w:bdr w:val="none" w:color="auto" w:sz="0" w:space="0"/>
                 <w:lang w:val="en-US" w:eastAsia="zh-CN" w:bidi="ar"/>
               </w:rPr>
               <w:t>评价指标选择</w:t>
@@ -3569,7 +3490,7 @@
               <w:bottom w:val="single" w:color="auto" w:sz="4" w:space="0"/>
               <w:right w:val="single" w:color="auto" w:sz="4" w:space="0"/>
             </w:tcBorders>
-            <w:shd w:val="clear"/>
+            <w:shd w:val="clear" w:color="auto" w:fill="auto"/>
             <w:vAlign w:val="center"/>
           </w:tcPr>
           <w:p>
@@ -3600,7 +3521,6 @@
                 <w:sz w:val="18"/>
                 <w:szCs w:val="18"/>
                 <w:u w:val="none"/>
-                <w:bdr w:val="none" w:color="auto" w:sz="0" w:space="0"/>
                 <w:lang w:val="en-US" w:eastAsia="zh-CN" w:bidi="ar"/>
               </w:rPr>
               <w:t>误差指标推荐、分类指标建议、拟合指标建议、综合评价指标讨论、指标适用性分析</w:t>
@@ -3616,38 +3536,37 @@
               <w:bottom w:val="single" w:color="auto" w:sz="4" w:space="0"/>
               <w:right w:val="single" w:color="auto" w:sz="4" w:space="0"/>
             </w:tcBorders>
-            <w:shd w:val="clear"/>
-            <w:vAlign w:val="center"/>
-          </w:tcPr>
-          <w:p>
-            <w:pPr>
-              <w:keepNext w:val="0"/>
-              <w:keepLines w:val="0"/>
-              <w:widowControl/>
-              <w:suppressLineNumbers w:val="0"/>
-              <w:jc w:val="center"/>
-              <w:textAlignment w:val="center"/>
-              <w:rPr>
-                <w:rFonts w:hint="default" w:ascii="Times New Roman" w:hAnsi="Times New Roman" w:eastAsia="华文楷体" w:cs="Times New Roman"/>
-                <w:i w:val="0"/>
-                <w:iCs w:val="0"/>
-                <w:color w:val="000000"/>
-                <w:sz w:val="18"/>
-                <w:szCs w:val="18"/>
-                <w:u w:val="none"/>
-              </w:rPr>
-            </w:pPr>
-            <w:r>
-              <w:rPr>
-                <w:rFonts w:hint="default" w:ascii="Times New Roman" w:hAnsi="Times New Roman" w:eastAsia="华文楷体" w:cs="Times New Roman"/>
-                <w:i w:val="0"/>
-                <w:iCs w:val="0"/>
-                <w:color w:val="000000"/>
-                <w:kern w:val="0"/>
-                <w:sz w:val="18"/>
-                <w:szCs w:val="18"/>
-                <w:u w:val="none"/>
-                <w:bdr w:val="none" w:color="auto" w:sz="0" w:space="0"/>
+            <w:shd w:val="clear" w:color="auto" w:fill="auto"/>
+            <w:vAlign w:val="center"/>
+          </w:tcPr>
+          <w:p>
+            <w:pPr>
+              <w:keepNext w:val="0"/>
+              <w:keepLines w:val="0"/>
+              <w:widowControl/>
+              <w:suppressLineNumbers w:val="0"/>
+              <w:jc w:val="center"/>
+              <w:textAlignment w:val="center"/>
+              <w:rPr>
+                <w:rFonts w:hint="default" w:ascii="Times New Roman" w:hAnsi="Times New Roman" w:eastAsia="华文楷体" w:cs="Times New Roman"/>
+                <w:i w:val="0"/>
+                <w:iCs w:val="0"/>
+                <w:color w:val="000000"/>
+                <w:sz w:val="18"/>
+                <w:szCs w:val="18"/>
+                <w:u w:val="none"/>
+              </w:rPr>
+            </w:pPr>
+            <w:r>
+              <w:rPr>
+                <w:rFonts w:hint="default" w:ascii="Times New Roman" w:hAnsi="Times New Roman" w:eastAsia="华文楷体" w:cs="Times New Roman"/>
+                <w:i w:val="0"/>
+                <w:iCs w:val="0"/>
+                <w:color w:val="000000"/>
+                <w:kern w:val="0"/>
+                <w:sz w:val="18"/>
+                <w:szCs w:val="18"/>
+                <w:u w:val="none"/>
                 <w:lang w:val="en-US" w:eastAsia="zh-CN" w:bidi="ar"/>
               </w:rPr>
               <w:t>主要用于模型评价指标选择和不同指标适用条件的比较</w:t>
@@ -3663,38 +3582,37 @@
               <w:bottom w:val="single" w:color="auto" w:sz="4" w:space="0"/>
               <w:right w:val="nil"/>
             </w:tcBorders>
-            <w:shd w:val="clear"/>
-            <w:vAlign w:val="center"/>
-          </w:tcPr>
-          <w:p>
-            <w:pPr>
-              <w:keepNext w:val="0"/>
-              <w:keepLines w:val="0"/>
-              <w:widowControl/>
-              <w:suppressLineNumbers w:val="0"/>
-              <w:jc w:val="center"/>
-              <w:textAlignment w:val="center"/>
-              <w:rPr>
-                <w:rFonts w:hint="default" w:ascii="Times New Roman" w:hAnsi="Times New Roman" w:eastAsia="华文楷体" w:cs="Times New Roman"/>
-                <w:i w:val="0"/>
-                <w:iCs w:val="0"/>
-                <w:color w:val="000000"/>
-                <w:sz w:val="18"/>
-                <w:szCs w:val="18"/>
-                <w:u w:val="none"/>
-              </w:rPr>
-            </w:pPr>
-            <w:r>
-              <w:rPr>
-                <w:rFonts w:hint="default" w:ascii="Times New Roman" w:hAnsi="Times New Roman" w:eastAsia="华文楷体" w:cs="Times New Roman"/>
-                <w:i w:val="0"/>
-                <w:iCs w:val="0"/>
-                <w:color w:val="000000"/>
-                <w:kern w:val="0"/>
-                <w:sz w:val="18"/>
-                <w:szCs w:val="18"/>
-                <w:u w:val="none"/>
-                <w:bdr w:val="none" w:color="auto" w:sz="0" w:space="0"/>
+            <w:shd w:val="clear" w:color="auto" w:fill="auto"/>
+            <w:vAlign w:val="center"/>
+          </w:tcPr>
+          <w:p>
+            <w:pPr>
+              <w:keepNext w:val="0"/>
+              <w:keepLines w:val="0"/>
+              <w:widowControl/>
+              <w:suppressLineNumbers w:val="0"/>
+              <w:jc w:val="center"/>
+              <w:textAlignment w:val="center"/>
+              <w:rPr>
+                <w:rFonts w:hint="default" w:ascii="Times New Roman" w:hAnsi="Times New Roman" w:eastAsia="华文楷体" w:cs="Times New Roman"/>
+                <w:i w:val="0"/>
+                <w:iCs w:val="0"/>
+                <w:color w:val="000000"/>
+                <w:sz w:val="18"/>
+                <w:szCs w:val="18"/>
+                <w:u w:val="none"/>
+              </w:rPr>
+            </w:pPr>
+            <w:r>
+              <w:rPr>
+                <w:rFonts w:hint="default" w:ascii="Times New Roman" w:hAnsi="Times New Roman" w:eastAsia="华文楷体" w:cs="Times New Roman"/>
+                <w:i w:val="0"/>
+                <w:iCs w:val="0"/>
+                <w:color w:val="000000"/>
+                <w:kern w:val="0"/>
+                <w:sz w:val="18"/>
+                <w:szCs w:val="18"/>
+                <w:u w:val="none"/>
                 <w:lang w:val="en-US" w:eastAsia="zh-CN" w:bidi="ar"/>
               </w:rPr>
               <w:t>说明最终使用哪些指标、为什么选择，以及指标数值如何实际计算</w:t>
@@ -3712,7 +3630,6 @@
             <w:insideH w:val="none" w:color="auto" w:sz="0" w:space="0"/>
             <w:insideV w:val="none" w:color="auto" w:sz="0" w:space="0"/>
           </w:tblBorders>
-          <w:shd w:val="clear"/>
           <w:tblCellMar>
             <w:top w:w="0" w:type="dxa"/>
             <w:left w:w="108" w:type="dxa"/>
@@ -3732,7 +3649,7 @@
               <w:bottom w:val="single" w:color="auto" w:sz="4" w:space="0"/>
               <w:right w:val="single" w:color="auto" w:sz="4" w:space="0"/>
             </w:tcBorders>
-            <w:shd w:val="clear"/>
+            <w:shd w:val="clear" w:color="auto" w:fill="auto"/>
             <w:vAlign w:val="center"/>
           </w:tcPr>
           <w:p>
@@ -3763,7 +3680,6 @@
                 <w:sz w:val="22"/>
                 <w:szCs w:val="22"/>
                 <w:u w:val="none"/>
-                <w:bdr w:val="none" w:color="auto" w:sz="0" w:space="0"/>
                 <w:lang w:val="en-US" w:eastAsia="zh-CN" w:bidi="ar"/>
               </w:rPr>
               <w:t>模型检验</w:t>
@@ -3779,7 +3695,7 @@
               <w:bottom w:val="single" w:color="auto" w:sz="4" w:space="0"/>
               <w:right w:val="single" w:color="auto" w:sz="4" w:space="0"/>
             </w:tcBorders>
-            <w:shd w:val="clear"/>
+            <w:shd w:val="clear" w:color="auto" w:fill="auto"/>
             <w:vAlign w:val="center"/>
           </w:tcPr>
           <w:p>
@@ -3810,7 +3726,6 @@
                 <w:sz w:val="18"/>
                 <w:szCs w:val="18"/>
                 <w:u w:val="none"/>
-                <w:bdr w:val="none" w:color="auto" w:sz="0" w:space="0"/>
                 <w:lang w:val="en-US" w:eastAsia="zh-CN" w:bidi="ar"/>
               </w:rPr>
               <w:t>残差分析建议、拟合优度检验、交叉验证方案、模型对比方案、预测误差分析、合理性检验</w:t>
@@ -3826,38 +3741,37 @@
               <w:bottom w:val="single" w:color="auto" w:sz="4" w:space="0"/>
               <w:right w:val="single" w:color="auto" w:sz="4" w:space="0"/>
             </w:tcBorders>
-            <w:shd w:val="clear"/>
-            <w:vAlign w:val="center"/>
-          </w:tcPr>
-          <w:p>
-            <w:pPr>
-              <w:keepNext w:val="0"/>
-              <w:keepLines w:val="0"/>
-              <w:widowControl/>
-              <w:suppressLineNumbers w:val="0"/>
-              <w:jc w:val="center"/>
-              <w:textAlignment w:val="center"/>
-              <w:rPr>
-                <w:rFonts w:hint="default" w:ascii="Times New Roman" w:hAnsi="Times New Roman" w:eastAsia="华文楷体" w:cs="Times New Roman"/>
-                <w:i w:val="0"/>
-                <w:iCs w:val="0"/>
-                <w:color w:val="000000"/>
-                <w:sz w:val="18"/>
-                <w:szCs w:val="18"/>
-                <w:u w:val="none"/>
-              </w:rPr>
-            </w:pPr>
-            <w:r>
-              <w:rPr>
-                <w:rFonts w:hint="default" w:ascii="Times New Roman" w:hAnsi="Times New Roman" w:eastAsia="华文楷体" w:cs="Times New Roman"/>
-                <w:i w:val="0"/>
-                <w:iCs w:val="0"/>
-                <w:color w:val="000000"/>
-                <w:kern w:val="0"/>
-                <w:sz w:val="18"/>
-                <w:szCs w:val="18"/>
-                <w:u w:val="none"/>
-                <w:bdr w:val="none" w:color="auto" w:sz="0" w:space="0"/>
+            <w:shd w:val="clear" w:color="auto" w:fill="auto"/>
+            <w:vAlign w:val="center"/>
+          </w:tcPr>
+          <w:p>
+            <w:pPr>
+              <w:keepNext w:val="0"/>
+              <w:keepLines w:val="0"/>
+              <w:widowControl/>
+              <w:suppressLineNumbers w:val="0"/>
+              <w:jc w:val="center"/>
+              <w:textAlignment w:val="center"/>
+              <w:rPr>
+                <w:rFonts w:hint="default" w:ascii="Times New Roman" w:hAnsi="Times New Roman" w:eastAsia="华文楷体" w:cs="Times New Roman"/>
+                <w:i w:val="0"/>
+                <w:iCs w:val="0"/>
+                <w:color w:val="000000"/>
+                <w:sz w:val="18"/>
+                <w:szCs w:val="18"/>
+                <w:u w:val="none"/>
+              </w:rPr>
+            </w:pPr>
+            <w:r>
+              <w:rPr>
+                <w:rFonts w:hint="default" w:ascii="Times New Roman" w:hAnsi="Times New Roman" w:eastAsia="华文楷体" w:cs="Times New Roman"/>
+                <w:i w:val="0"/>
+                <w:iCs w:val="0"/>
+                <w:color w:val="000000"/>
+                <w:kern w:val="0"/>
+                <w:sz w:val="18"/>
+                <w:szCs w:val="18"/>
+                <w:u w:val="none"/>
                 <w:lang w:val="en-US" w:eastAsia="zh-CN" w:bidi="ar"/>
               </w:rPr>
               <w:t>主要用于误差分析、残差检验、交叉验证和模型对比方案讨论</w:t>
@@ -3873,38 +3787,37 @@
               <w:bottom w:val="single" w:color="auto" w:sz="4" w:space="0"/>
               <w:right w:val="nil"/>
             </w:tcBorders>
-            <w:shd w:val="clear"/>
-            <w:vAlign w:val="center"/>
-          </w:tcPr>
-          <w:p>
-            <w:pPr>
-              <w:keepNext w:val="0"/>
-              <w:keepLines w:val="0"/>
-              <w:widowControl/>
-              <w:suppressLineNumbers w:val="0"/>
-              <w:jc w:val="center"/>
-              <w:textAlignment w:val="center"/>
-              <w:rPr>
-                <w:rFonts w:hint="default" w:ascii="Times New Roman" w:hAnsi="Times New Roman" w:eastAsia="华文楷体" w:cs="Times New Roman"/>
-                <w:i w:val="0"/>
-                <w:iCs w:val="0"/>
-                <w:color w:val="000000"/>
-                <w:sz w:val="18"/>
-                <w:szCs w:val="18"/>
-                <w:u w:val="none"/>
-              </w:rPr>
-            </w:pPr>
-            <w:r>
-              <w:rPr>
-                <w:rFonts w:hint="default" w:ascii="Times New Roman" w:hAnsi="Times New Roman" w:eastAsia="华文楷体" w:cs="Times New Roman"/>
-                <w:i w:val="0"/>
-                <w:iCs w:val="0"/>
-                <w:color w:val="000000"/>
-                <w:kern w:val="0"/>
-                <w:sz w:val="18"/>
-                <w:szCs w:val="18"/>
-                <w:u w:val="none"/>
-                <w:bdr w:val="none" w:color="auto" w:sz="0" w:space="0"/>
+            <w:shd w:val="clear" w:color="auto" w:fill="auto"/>
+            <w:vAlign w:val="center"/>
+          </w:tcPr>
+          <w:p>
+            <w:pPr>
+              <w:keepNext w:val="0"/>
+              <w:keepLines w:val="0"/>
+              <w:widowControl/>
+              <w:suppressLineNumbers w:val="0"/>
+              <w:jc w:val="center"/>
+              <w:textAlignment w:val="center"/>
+              <w:rPr>
+                <w:rFonts w:hint="default" w:ascii="Times New Roman" w:hAnsi="Times New Roman" w:eastAsia="华文楷体" w:cs="Times New Roman"/>
+                <w:i w:val="0"/>
+                <w:iCs w:val="0"/>
+                <w:color w:val="000000"/>
+                <w:sz w:val="18"/>
+                <w:szCs w:val="18"/>
+                <w:u w:val="none"/>
+              </w:rPr>
+            </w:pPr>
+            <w:r>
+              <w:rPr>
+                <w:rFonts w:hint="default" w:ascii="Times New Roman" w:hAnsi="Times New Roman" w:eastAsia="华文楷体" w:cs="Times New Roman"/>
+                <w:i w:val="0"/>
+                <w:iCs w:val="0"/>
+                <w:color w:val="000000"/>
+                <w:kern w:val="0"/>
+                <w:sz w:val="18"/>
+                <w:szCs w:val="18"/>
+                <w:u w:val="none"/>
                 <w:lang w:val="en-US" w:eastAsia="zh-CN" w:bidi="ar"/>
               </w:rPr>
               <w:t>说明检验数据、指标、计算过程和结果，不得让AI直接生成检验数值</w:t>
@@ -3922,7 +3835,6 @@
             <w:insideH w:val="none" w:color="auto" w:sz="0" w:space="0"/>
             <w:insideV w:val="none" w:color="auto" w:sz="0" w:space="0"/>
           </w:tblBorders>
-          <w:shd w:val="clear"/>
           <w:tblCellMar>
             <w:top w:w="0" w:type="dxa"/>
             <w:left w:w="108" w:type="dxa"/>
@@ -3942,7 +3854,7 @@
               <w:bottom w:val="single" w:color="auto" w:sz="4" w:space="0"/>
               <w:right w:val="single" w:color="auto" w:sz="4" w:space="0"/>
             </w:tcBorders>
-            <w:shd w:val="clear"/>
+            <w:shd w:val="clear" w:color="auto" w:fill="auto"/>
             <w:vAlign w:val="center"/>
           </w:tcPr>
           <w:p>
@@ -3973,7 +3885,6 @@
                 <w:sz w:val="22"/>
                 <w:szCs w:val="22"/>
                 <w:u w:val="none"/>
-                <w:bdr w:val="none" w:color="auto" w:sz="0" w:space="0"/>
                 <w:lang w:val="en-US" w:eastAsia="zh-CN" w:bidi="ar"/>
               </w:rPr>
               <w:t>灵敏度与稳健性分析</w:t>
@@ -3989,7 +3900,7 @@
               <w:bottom w:val="single" w:color="auto" w:sz="4" w:space="0"/>
               <w:right w:val="single" w:color="auto" w:sz="4" w:space="0"/>
             </w:tcBorders>
-            <w:shd w:val="clear"/>
+            <w:shd w:val="clear" w:color="auto" w:fill="auto"/>
             <w:vAlign w:val="center"/>
           </w:tcPr>
           <w:p>
@@ -4020,7 +3931,6 @@
                 <w:sz w:val="18"/>
                 <w:szCs w:val="18"/>
                 <w:u w:val="none"/>
-                <w:bdr w:val="none" w:color="auto" w:sz="0" w:space="0"/>
                 <w:lang w:val="en-US" w:eastAsia="zh-CN" w:bidi="ar"/>
               </w:rPr>
               <w:t>敏感参数识别、扰动范围讨论、灵敏度分析方案、稳健性检验方案、情景设置建议</w:t>
@@ -4036,38 +3946,37 @@
               <w:bottom w:val="single" w:color="auto" w:sz="4" w:space="0"/>
               <w:right w:val="single" w:color="auto" w:sz="4" w:space="0"/>
             </w:tcBorders>
-            <w:shd w:val="clear"/>
-            <w:vAlign w:val="center"/>
-          </w:tcPr>
-          <w:p>
-            <w:pPr>
-              <w:keepNext w:val="0"/>
-              <w:keepLines w:val="0"/>
-              <w:widowControl/>
-              <w:suppressLineNumbers w:val="0"/>
-              <w:jc w:val="center"/>
-              <w:textAlignment w:val="center"/>
-              <w:rPr>
-                <w:rFonts w:hint="default" w:ascii="Times New Roman" w:hAnsi="Times New Roman" w:eastAsia="华文楷体" w:cs="Times New Roman"/>
-                <w:i w:val="0"/>
-                <w:iCs w:val="0"/>
-                <w:color w:val="000000"/>
-                <w:sz w:val="18"/>
-                <w:szCs w:val="18"/>
-                <w:u w:val="none"/>
-              </w:rPr>
-            </w:pPr>
-            <w:r>
-              <w:rPr>
-                <w:rFonts w:hint="default" w:ascii="Times New Roman" w:hAnsi="Times New Roman" w:eastAsia="华文楷体" w:cs="Times New Roman"/>
-                <w:i w:val="0"/>
-                <w:iCs w:val="0"/>
-                <w:color w:val="000000"/>
-                <w:kern w:val="0"/>
-                <w:sz w:val="18"/>
-                <w:szCs w:val="18"/>
-                <w:u w:val="none"/>
-                <w:bdr w:val="none" w:color="auto" w:sz="0" w:space="0"/>
+            <w:shd w:val="clear" w:color="auto" w:fill="auto"/>
+            <w:vAlign w:val="center"/>
+          </w:tcPr>
+          <w:p>
+            <w:pPr>
+              <w:keepNext w:val="0"/>
+              <w:keepLines w:val="0"/>
+              <w:widowControl/>
+              <w:suppressLineNumbers w:val="0"/>
+              <w:jc w:val="center"/>
+              <w:textAlignment w:val="center"/>
+              <w:rPr>
+                <w:rFonts w:hint="default" w:ascii="Times New Roman" w:hAnsi="Times New Roman" w:eastAsia="华文楷体" w:cs="Times New Roman"/>
+                <w:i w:val="0"/>
+                <w:iCs w:val="0"/>
+                <w:color w:val="000000"/>
+                <w:sz w:val="18"/>
+                <w:szCs w:val="18"/>
+                <w:u w:val="none"/>
+              </w:rPr>
+            </w:pPr>
+            <w:r>
+              <w:rPr>
+                <w:rFonts w:hint="default" w:ascii="Times New Roman" w:hAnsi="Times New Roman" w:eastAsia="华文楷体" w:cs="Times New Roman"/>
+                <w:i w:val="0"/>
+                <w:iCs w:val="0"/>
+                <w:color w:val="000000"/>
+                <w:kern w:val="0"/>
+                <w:sz w:val="18"/>
+                <w:szCs w:val="18"/>
+                <w:u w:val="none"/>
                 <w:lang w:val="en-US" w:eastAsia="zh-CN" w:bidi="ar"/>
               </w:rPr>
               <w:t>主要用于敏感参数识别、参数扰动范围设计和稳健性检验方案讨论</w:t>
@@ -4083,38 +3992,37 @@
               <w:bottom w:val="single" w:color="auto" w:sz="4" w:space="0"/>
               <w:right w:val="nil"/>
             </w:tcBorders>
-            <w:shd w:val="clear"/>
-            <w:vAlign w:val="center"/>
-          </w:tcPr>
-          <w:p>
-            <w:pPr>
-              <w:keepNext w:val="0"/>
-              <w:keepLines w:val="0"/>
-              <w:widowControl/>
-              <w:suppressLineNumbers w:val="0"/>
-              <w:jc w:val="center"/>
-              <w:textAlignment w:val="center"/>
-              <w:rPr>
-                <w:rFonts w:hint="default" w:ascii="Times New Roman" w:hAnsi="Times New Roman" w:eastAsia="华文楷体" w:cs="Times New Roman"/>
-                <w:i w:val="0"/>
-                <w:iCs w:val="0"/>
-                <w:color w:val="000000"/>
-                <w:sz w:val="18"/>
-                <w:szCs w:val="18"/>
-                <w:u w:val="none"/>
-              </w:rPr>
-            </w:pPr>
-            <w:r>
-              <w:rPr>
-                <w:rFonts w:hint="default" w:ascii="Times New Roman" w:hAnsi="Times New Roman" w:eastAsia="华文楷体" w:cs="Times New Roman"/>
-                <w:i w:val="0"/>
-                <w:iCs w:val="0"/>
-                <w:color w:val="000000"/>
-                <w:kern w:val="0"/>
-                <w:sz w:val="18"/>
-                <w:szCs w:val="18"/>
-                <w:u w:val="none"/>
-                <w:bdr w:val="none" w:color="auto" w:sz="0" w:space="0"/>
+            <w:shd w:val="clear" w:color="auto" w:fill="auto"/>
+            <w:vAlign w:val="center"/>
+          </w:tcPr>
+          <w:p>
+            <w:pPr>
+              <w:keepNext w:val="0"/>
+              <w:keepLines w:val="0"/>
+              <w:widowControl/>
+              <w:suppressLineNumbers w:val="0"/>
+              <w:jc w:val="center"/>
+              <w:textAlignment w:val="center"/>
+              <w:rPr>
+                <w:rFonts w:hint="default" w:ascii="Times New Roman" w:hAnsi="Times New Roman" w:eastAsia="华文楷体" w:cs="Times New Roman"/>
+                <w:i w:val="0"/>
+                <w:iCs w:val="0"/>
+                <w:color w:val="000000"/>
+                <w:sz w:val="18"/>
+                <w:szCs w:val="18"/>
+                <w:u w:val="none"/>
+              </w:rPr>
+            </w:pPr>
+            <w:r>
+              <w:rPr>
+                <w:rFonts w:hint="default" w:ascii="Times New Roman" w:hAnsi="Times New Roman" w:eastAsia="华文楷体" w:cs="Times New Roman"/>
+                <w:i w:val="0"/>
+                <w:iCs w:val="0"/>
+                <w:color w:val="000000"/>
+                <w:kern w:val="0"/>
+                <w:sz w:val="18"/>
+                <w:szCs w:val="18"/>
+                <w:u w:val="none"/>
                 <w:lang w:val="en-US" w:eastAsia="zh-CN" w:bidi="ar"/>
               </w:rPr>
               <w:t>说明参数扰动范围、实际计算结果、结论变化及模型适用边界</w:t>
@@ -4132,7 +4040,6 @@
             <w:insideH w:val="none" w:color="auto" w:sz="0" w:space="0"/>
             <w:insideV w:val="none" w:color="auto" w:sz="0" w:space="0"/>
           </w:tblBorders>
-          <w:shd w:val="clear"/>
           <w:tblCellMar>
             <w:top w:w="0" w:type="dxa"/>
             <w:left w:w="108" w:type="dxa"/>
@@ -4152,7 +4059,7 @@
               <w:bottom w:val="single" w:color="auto" w:sz="4" w:space="0"/>
               <w:right w:val="single" w:color="auto" w:sz="4" w:space="0"/>
             </w:tcBorders>
-            <w:shd w:val="clear"/>
+            <w:shd w:val="clear" w:color="auto" w:fill="auto"/>
             <w:vAlign w:val="center"/>
           </w:tcPr>
           <w:p>
@@ -4183,7 +4090,6 @@
                 <w:sz w:val="22"/>
                 <w:szCs w:val="22"/>
                 <w:u w:val="none"/>
-                <w:bdr w:val="none" w:color="auto" w:sz="0" w:space="0"/>
                 <w:lang w:val="en-US" w:eastAsia="zh-CN" w:bidi="ar"/>
               </w:rPr>
               <w:t>结果合理性核验</w:t>
@@ -4199,7 +4105,7 @@
               <w:bottom w:val="single" w:color="auto" w:sz="4" w:space="0"/>
               <w:right w:val="single" w:color="auto" w:sz="4" w:space="0"/>
             </w:tcBorders>
-            <w:shd w:val="clear"/>
+            <w:shd w:val="clear" w:color="auto" w:fill="auto"/>
             <w:vAlign w:val="center"/>
           </w:tcPr>
           <w:p>
@@ -4230,7 +4136,6 @@
                 <w:sz w:val="18"/>
                 <w:szCs w:val="18"/>
                 <w:u w:val="none"/>
-                <w:bdr w:val="none" w:color="auto" w:sz="0" w:space="0"/>
                 <w:lang w:val="en-US" w:eastAsia="zh-CN" w:bidi="ar"/>
               </w:rPr>
               <w:t>数量级检查、单位检查、趋势合理性分析、边界值检查、异常结果原因讨论</w:t>
@@ -4246,38 +4151,37 @@
               <w:bottom w:val="single" w:color="auto" w:sz="4" w:space="0"/>
               <w:right w:val="single" w:color="auto" w:sz="4" w:space="0"/>
             </w:tcBorders>
-            <w:shd w:val="clear"/>
-            <w:vAlign w:val="center"/>
-          </w:tcPr>
-          <w:p>
-            <w:pPr>
-              <w:keepNext w:val="0"/>
-              <w:keepLines w:val="0"/>
-              <w:widowControl/>
-              <w:suppressLineNumbers w:val="0"/>
-              <w:jc w:val="center"/>
-              <w:textAlignment w:val="center"/>
-              <w:rPr>
-                <w:rFonts w:hint="default" w:ascii="Times New Roman" w:hAnsi="Times New Roman" w:eastAsia="华文楷体" w:cs="Times New Roman"/>
-                <w:i w:val="0"/>
-                <w:iCs w:val="0"/>
-                <w:color w:val="000000"/>
-                <w:sz w:val="18"/>
-                <w:szCs w:val="18"/>
-                <w:u w:val="none"/>
-              </w:rPr>
-            </w:pPr>
-            <w:r>
-              <w:rPr>
-                <w:rFonts w:hint="default" w:ascii="Times New Roman" w:hAnsi="Times New Roman" w:eastAsia="华文楷体" w:cs="Times New Roman"/>
-                <w:i w:val="0"/>
-                <w:iCs w:val="0"/>
-                <w:color w:val="000000"/>
-                <w:kern w:val="0"/>
-                <w:sz w:val="18"/>
-                <w:szCs w:val="18"/>
-                <w:u w:val="none"/>
-                <w:bdr w:val="none" w:color="auto" w:sz="0" w:space="0"/>
+            <w:shd w:val="clear" w:color="auto" w:fill="auto"/>
+            <w:vAlign w:val="center"/>
+          </w:tcPr>
+          <w:p>
+            <w:pPr>
+              <w:keepNext w:val="0"/>
+              <w:keepLines w:val="0"/>
+              <w:widowControl/>
+              <w:suppressLineNumbers w:val="0"/>
+              <w:jc w:val="center"/>
+              <w:textAlignment w:val="center"/>
+              <w:rPr>
+                <w:rFonts w:hint="default" w:ascii="Times New Roman" w:hAnsi="Times New Roman" w:eastAsia="华文楷体" w:cs="Times New Roman"/>
+                <w:i w:val="0"/>
+                <w:iCs w:val="0"/>
+                <w:color w:val="000000"/>
+                <w:sz w:val="18"/>
+                <w:szCs w:val="18"/>
+                <w:u w:val="none"/>
+              </w:rPr>
+            </w:pPr>
+            <w:r>
+              <w:rPr>
+                <w:rFonts w:hint="default" w:ascii="Times New Roman" w:hAnsi="Times New Roman" w:eastAsia="华文楷体" w:cs="Times New Roman"/>
+                <w:i w:val="0"/>
+                <w:iCs w:val="0"/>
+                <w:color w:val="000000"/>
+                <w:kern w:val="0"/>
+                <w:sz w:val="18"/>
+                <w:szCs w:val="18"/>
+                <w:u w:val="none"/>
                 <w:lang w:val="en-US" w:eastAsia="zh-CN" w:bidi="ar"/>
               </w:rPr>
               <w:t>主要用于模型结果的数量级、单位、变化趋势和边界合理性检查</w:t>
@@ -4293,38 +4197,37 @@
               <w:bottom w:val="single" w:color="auto" w:sz="4" w:space="0"/>
               <w:right w:val="nil"/>
             </w:tcBorders>
-            <w:shd w:val="clear"/>
-            <w:vAlign w:val="center"/>
-          </w:tcPr>
-          <w:p>
-            <w:pPr>
-              <w:keepNext w:val="0"/>
-              <w:keepLines w:val="0"/>
-              <w:widowControl/>
-              <w:suppressLineNumbers w:val="0"/>
-              <w:jc w:val="center"/>
-              <w:textAlignment w:val="center"/>
-              <w:rPr>
-                <w:rFonts w:hint="default" w:ascii="Times New Roman" w:hAnsi="Times New Roman" w:eastAsia="华文楷体" w:cs="Times New Roman"/>
-                <w:i w:val="0"/>
-                <w:iCs w:val="0"/>
-                <w:color w:val="000000"/>
-                <w:sz w:val="18"/>
-                <w:szCs w:val="18"/>
-                <w:u w:val="none"/>
-              </w:rPr>
-            </w:pPr>
-            <w:r>
-              <w:rPr>
-                <w:rFonts w:hint="default" w:ascii="Times New Roman" w:hAnsi="Times New Roman" w:eastAsia="华文楷体" w:cs="Times New Roman"/>
-                <w:i w:val="0"/>
-                <w:iCs w:val="0"/>
-                <w:color w:val="000000"/>
-                <w:kern w:val="0"/>
-                <w:sz w:val="18"/>
-                <w:szCs w:val="18"/>
-                <w:u w:val="none"/>
-                <w:bdr w:val="none" w:color="auto" w:sz="0" w:space="0"/>
+            <w:shd w:val="clear" w:color="auto" w:fill="auto"/>
+            <w:vAlign w:val="center"/>
+          </w:tcPr>
+          <w:p>
+            <w:pPr>
+              <w:keepNext w:val="0"/>
+              <w:keepLines w:val="0"/>
+              <w:widowControl/>
+              <w:suppressLineNumbers w:val="0"/>
+              <w:jc w:val="center"/>
+              <w:textAlignment w:val="center"/>
+              <w:rPr>
+                <w:rFonts w:hint="default" w:ascii="Times New Roman" w:hAnsi="Times New Roman" w:eastAsia="华文楷体" w:cs="Times New Roman"/>
+                <w:i w:val="0"/>
+                <w:iCs w:val="0"/>
+                <w:color w:val="000000"/>
+                <w:sz w:val="18"/>
+                <w:szCs w:val="18"/>
+                <w:u w:val="none"/>
+              </w:rPr>
+            </w:pPr>
+            <w:r>
+              <w:rPr>
+                <w:rFonts w:hint="default" w:ascii="Times New Roman" w:hAnsi="Times New Roman" w:eastAsia="华文楷体" w:cs="Times New Roman"/>
+                <w:i w:val="0"/>
+                <w:iCs w:val="0"/>
+                <w:color w:val="000000"/>
+                <w:kern w:val="0"/>
+                <w:sz w:val="18"/>
+                <w:szCs w:val="18"/>
+                <w:u w:val="none"/>
                 <w:lang w:val="en-US" w:eastAsia="zh-CN" w:bidi="ar"/>
               </w:rPr>
               <w:t>说明核验依据，不能把AI的主观判断作为结果正确性的唯一证明</w:t>
@@ -4342,7 +4245,6 @@
             <w:insideH w:val="none" w:color="auto" w:sz="0" w:space="0"/>
             <w:insideV w:val="none" w:color="auto" w:sz="0" w:space="0"/>
           </w:tblBorders>
-          <w:shd w:val="clear"/>
           <w:tblCellMar>
             <w:top w:w="0" w:type="dxa"/>
             <w:left w:w="108" w:type="dxa"/>
@@ -4362,7 +4264,7 @@
               <w:bottom w:val="single" w:color="auto" w:sz="4" w:space="0"/>
               <w:right w:val="single" w:color="auto" w:sz="4" w:space="0"/>
             </w:tcBorders>
-            <w:shd w:val="clear"/>
+            <w:shd w:val="clear" w:color="auto" w:fill="auto"/>
             <w:vAlign w:val="center"/>
           </w:tcPr>
           <w:p>
@@ -4393,7 +4295,6 @@
                 <w:sz w:val="22"/>
                 <w:szCs w:val="22"/>
                 <w:u w:val="none"/>
-                <w:bdr w:val="none" w:color="auto" w:sz="0" w:space="0"/>
                 <w:lang w:val="en-US" w:eastAsia="zh-CN" w:bidi="ar"/>
               </w:rPr>
               <w:t>结果一致性检查</w:t>
@@ -4409,7 +4310,7 @@
               <w:bottom w:val="single" w:color="auto" w:sz="4" w:space="0"/>
               <w:right w:val="single" w:color="auto" w:sz="4" w:space="0"/>
             </w:tcBorders>
-            <w:shd w:val="clear"/>
+            <w:shd w:val="clear" w:color="auto" w:fill="auto"/>
             <w:vAlign w:val="center"/>
           </w:tcPr>
           <w:p>
@@ -4440,7 +4341,6 @@
                 <w:sz w:val="18"/>
                 <w:szCs w:val="18"/>
                 <w:u w:val="none"/>
-                <w:bdr w:val="none" w:color="auto" w:sz="0" w:space="0"/>
                 <w:lang w:val="en-US" w:eastAsia="zh-CN" w:bidi="ar"/>
               </w:rPr>
               <w:t>程序输出与正文核对、图表与表格核对、摘要与正文核对、结论与数据核对</w:t>
@@ -4456,38 +4356,37 @@
               <w:bottom w:val="single" w:color="auto" w:sz="4" w:space="0"/>
               <w:right w:val="single" w:color="auto" w:sz="4" w:space="0"/>
             </w:tcBorders>
-            <w:shd w:val="clear"/>
-            <w:vAlign w:val="center"/>
-          </w:tcPr>
-          <w:p>
-            <w:pPr>
-              <w:keepNext w:val="0"/>
-              <w:keepLines w:val="0"/>
-              <w:widowControl/>
-              <w:suppressLineNumbers w:val="0"/>
-              <w:jc w:val="center"/>
-              <w:textAlignment w:val="center"/>
-              <w:rPr>
-                <w:rFonts w:hint="default" w:ascii="Times New Roman" w:hAnsi="Times New Roman" w:eastAsia="华文楷体" w:cs="Times New Roman"/>
-                <w:i w:val="0"/>
-                <w:iCs w:val="0"/>
-                <w:color w:val="000000"/>
-                <w:sz w:val="18"/>
-                <w:szCs w:val="18"/>
-                <w:u w:val="none"/>
-              </w:rPr>
-            </w:pPr>
-            <w:r>
-              <w:rPr>
-                <w:rFonts w:hint="default" w:ascii="Times New Roman" w:hAnsi="Times New Roman" w:eastAsia="华文楷体" w:cs="Times New Roman"/>
-                <w:i w:val="0"/>
-                <w:iCs w:val="0"/>
-                <w:color w:val="000000"/>
-                <w:kern w:val="0"/>
-                <w:sz w:val="18"/>
-                <w:szCs w:val="18"/>
-                <w:u w:val="none"/>
-                <w:bdr w:val="none" w:color="auto" w:sz="0" w:space="0"/>
+            <w:shd w:val="clear" w:color="auto" w:fill="auto"/>
+            <w:vAlign w:val="center"/>
+          </w:tcPr>
+          <w:p>
+            <w:pPr>
+              <w:keepNext w:val="0"/>
+              <w:keepLines w:val="0"/>
+              <w:widowControl/>
+              <w:suppressLineNumbers w:val="0"/>
+              <w:jc w:val="center"/>
+              <w:textAlignment w:val="center"/>
+              <w:rPr>
+                <w:rFonts w:hint="default" w:ascii="Times New Roman" w:hAnsi="Times New Roman" w:eastAsia="华文楷体" w:cs="Times New Roman"/>
+                <w:i w:val="0"/>
+                <w:iCs w:val="0"/>
+                <w:color w:val="000000"/>
+                <w:sz w:val="18"/>
+                <w:szCs w:val="18"/>
+                <w:u w:val="none"/>
+              </w:rPr>
+            </w:pPr>
+            <w:r>
+              <w:rPr>
+                <w:rFonts w:hint="default" w:ascii="Times New Roman" w:hAnsi="Times New Roman" w:eastAsia="华文楷体" w:cs="Times New Roman"/>
+                <w:i w:val="0"/>
+                <w:iCs w:val="0"/>
+                <w:color w:val="000000"/>
+                <w:kern w:val="0"/>
+                <w:sz w:val="18"/>
+                <w:szCs w:val="18"/>
+                <w:u w:val="none"/>
                 <w:lang w:val="en-US" w:eastAsia="zh-CN" w:bidi="ar"/>
               </w:rPr>
               <w:t>主要用于程序输出、论文图表、摘要数值和最终结论的一致性检查</w:t>
@@ -4503,38 +4402,37 @@
               <w:bottom w:val="single" w:color="auto" w:sz="4" w:space="0"/>
               <w:right w:val="nil"/>
             </w:tcBorders>
-            <w:shd w:val="clear"/>
-            <w:vAlign w:val="center"/>
-          </w:tcPr>
-          <w:p>
-            <w:pPr>
-              <w:keepNext w:val="0"/>
-              <w:keepLines w:val="0"/>
-              <w:widowControl/>
-              <w:suppressLineNumbers w:val="0"/>
-              <w:jc w:val="center"/>
-              <w:textAlignment w:val="center"/>
-              <w:rPr>
-                <w:rFonts w:hint="default" w:ascii="Times New Roman" w:hAnsi="Times New Roman" w:eastAsia="华文楷体" w:cs="Times New Roman"/>
-                <w:i w:val="0"/>
-                <w:iCs w:val="0"/>
-                <w:color w:val="000000"/>
-                <w:sz w:val="18"/>
-                <w:szCs w:val="18"/>
-                <w:u w:val="none"/>
-              </w:rPr>
-            </w:pPr>
-            <w:r>
-              <w:rPr>
-                <w:rFonts w:hint="default" w:ascii="Times New Roman" w:hAnsi="Times New Roman" w:eastAsia="华文楷体" w:cs="Times New Roman"/>
-                <w:i w:val="0"/>
-                <w:iCs w:val="0"/>
-                <w:color w:val="000000"/>
-                <w:kern w:val="0"/>
-                <w:sz w:val="18"/>
-                <w:szCs w:val="18"/>
-                <w:u w:val="none"/>
-                <w:bdr w:val="none" w:color="auto" w:sz="0" w:space="0"/>
+            <w:shd w:val="clear" w:color="auto" w:fill="auto"/>
+            <w:vAlign w:val="center"/>
+          </w:tcPr>
+          <w:p>
+            <w:pPr>
+              <w:keepNext w:val="0"/>
+              <w:keepLines w:val="0"/>
+              <w:widowControl/>
+              <w:suppressLineNumbers w:val="0"/>
+              <w:jc w:val="center"/>
+              <w:textAlignment w:val="center"/>
+              <w:rPr>
+                <w:rFonts w:hint="default" w:ascii="Times New Roman" w:hAnsi="Times New Roman" w:eastAsia="华文楷体" w:cs="Times New Roman"/>
+                <w:i w:val="0"/>
+                <w:iCs w:val="0"/>
+                <w:color w:val="000000"/>
+                <w:sz w:val="18"/>
+                <w:szCs w:val="18"/>
+                <w:u w:val="none"/>
+              </w:rPr>
+            </w:pPr>
+            <w:r>
+              <w:rPr>
+                <w:rFonts w:hint="default" w:ascii="Times New Roman" w:hAnsi="Times New Roman" w:eastAsia="华文楷体" w:cs="Times New Roman"/>
+                <w:i w:val="0"/>
+                <w:iCs w:val="0"/>
+                <w:color w:val="000000"/>
+                <w:kern w:val="0"/>
+                <w:sz w:val="18"/>
+                <w:szCs w:val="18"/>
+                <w:u w:val="none"/>
                 <w:lang w:val="en-US" w:eastAsia="zh-CN" w:bidi="ar"/>
               </w:rPr>
               <w:t>说明核对范围、发现的差异以及最终修改情况</w:t>
@@ -4552,7 +4450,6 @@
             <w:insideH w:val="none" w:color="auto" w:sz="0" w:space="0"/>
             <w:insideV w:val="none" w:color="auto" w:sz="0" w:space="0"/>
           </w:tblBorders>
-          <w:shd w:val="clear"/>
           <w:tblCellMar>
             <w:top w:w="0" w:type="dxa"/>
             <w:left w:w="108" w:type="dxa"/>
@@ -4572,7 +4469,7 @@
               <w:bottom w:val="single" w:color="auto" w:sz="4" w:space="0"/>
               <w:right w:val="single" w:color="auto" w:sz="4" w:space="0"/>
             </w:tcBorders>
-            <w:shd w:val="clear"/>
+            <w:shd w:val="clear" w:color="auto" w:fill="auto"/>
             <w:vAlign w:val="center"/>
           </w:tcPr>
           <w:p>
@@ -4603,7 +4500,6 @@
                 <w:sz w:val="22"/>
                 <w:szCs w:val="22"/>
                 <w:u w:val="none"/>
-                <w:bdr w:val="none" w:color="auto" w:sz="0" w:space="0"/>
                 <w:lang w:val="en-US" w:eastAsia="zh-CN" w:bidi="ar"/>
               </w:rPr>
               <w:t>图表类型推荐</w:t>
@@ -4619,7 +4515,7 @@
               <w:bottom w:val="single" w:color="auto" w:sz="4" w:space="0"/>
               <w:right w:val="single" w:color="auto" w:sz="4" w:space="0"/>
             </w:tcBorders>
-            <w:shd w:val="clear"/>
+            <w:shd w:val="clear" w:color="auto" w:fill="auto"/>
             <w:vAlign w:val="center"/>
           </w:tcPr>
           <w:p>
@@ -4650,7 +4546,6 @@
                 <w:sz w:val="18"/>
                 <w:szCs w:val="18"/>
                 <w:u w:val="none"/>
-                <w:bdr w:val="none" w:color="auto" w:sz="0" w:space="0"/>
                 <w:lang w:val="en-US" w:eastAsia="zh-CN" w:bidi="ar"/>
               </w:rPr>
               <w:t>折线图、柱状图、散点图、热力图、雷达图、箱线图等图表形式推荐</w:t>
@@ -4666,38 +4561,37 @@
               <w:bottom w:val="single" w:color="auto" w:sz="4" w:space="0"/>
               <w:right w:val="single" w:color="auto" w:sz="4" w:space="0"/>
             </w:tcBorders>
-            <w:shd w:val="clear"/>
-            <w:vAlign w:val="center"/>
-          </w:tcPr>
-          <w:p>
-            <w:pPr>
-              <w:keepNext w:val="0"/>
-              <w:keepLines w:val="0"/>
-              <w:widowControl/>
-              <w:suppressLineNumbers w:val="0"/>
-              <w:jc w:val="center"/>
-              <w:textAlignment w:val="center"/>
-              <w:rPr>
-                <w:rFonts w:hint="default" w:ascii="Times New Roman" w:hAnsi="Times New Roman" w:eastAsia="华文楷体" w:cs="Times New Roman"/>
-                <w:i w:val="0"/>
-                <w:iCs w:val="0"/>
-                <w:color w:val="000000"/>
-                <w:sz w:val="18"/>
-                <w:szCs w:val="18"/>
-                <w:u w:val="none"/>
-              </w:rPr>
-            </w:pPr>
-            <w:r>
-              <w:rPr>
-                <w:rFonts w:hint="default" w:ascii="Times New Roman" w:hAnsi="Times New Roman" w:eastAsia="华文楷体" w:cs="Times New Roman"/>
-                <w:i w:val="0"/>
-                <w:iCs w:val="0"/>
-                <w:color w:val="000000"/>
-                <w:kern w:val="0"/>
-                <w:sz w:val="18"/>
-                <w:szCs w:val="18"/>
-                <w:u w:val="none"/>
-                <w:bdr w:val="none" w:color="auto" w:sz="0" w:space="0"/>
+            <w:shd w:val="clear" w:color="auto" w:fill="auto"/>
+            <w:vAlign w:val="center"/>
+          </w:tcPr>
+          <w:p>
+            <w:pPr>
+              <w:keepNext w:val="0"/>
+              <w:keepLines w:val="0"/>
+              <w:widowControl/>
+              <w:suppressLineNumbers w:val="0"/>
+              <w:jc w:val="center"/>
+              <w:textAlignment w:val="center"/>
+              <w:rPr>
+                <w:rFonts w:hint="default" w:ascii="Times New Roman" w:hAnsi="Times New Roman" w:eastAsia="华文楷体" w:cs="Times New Roman"/>
+                <w:i w:val="0"/>
+                <w:iCs w:val="0"/>
+                <w:color w:val="000000"/>
+                <w:sz w:val="18"/>
+                <w:szCs w:val="18"/>
+                <w:u w:val="none"/>
+              </w:rPr>
+            </w:pPr>
+            <w:r>
+              <w:rPr>
+                <w:rFonts w:hint="default" w:ascii="Times New Roman" w:hAnsi="Times New Roman" w:eastAsia="华文楷体" w:cs="Times New Roman"/>
+                <w:i w:val="0"/>
+                <w:iCs w:val="0"/>
+                <w:color w:val="000000"/>
+                <w:kern w:val="0"/>
+                <w:sz w:val="18"/>
+                <w:szCs w:val="18"/>
+                <w:u w:val="none"/>
                 <w:lang w:val="en-US" w:eastAsia="zh-CN" w:bidi="ar"/>
               </w:rPr>
               <w:t>主要用于模型结果统计图表类型选择和可视化方案设计</w:t>
@@ -4713,38 +4607,37 @@
               <w:bottom w:val="single" w:color="auto" w:sz="4" w:space="0"/>
               <w:right w:val="nil"/>
             </w:tcBorders>
-            <w:shd w:val="clear"/>
-            <w:vAlign w:val="center"/>
-          </w:tcPr>
-          <w:p>
-            <w:pPr>
-              <w:keepNext w:val="0"/>
-              <w:keepLines w:val="0"/>
-              <w:widowControl/>
-              <w:suppressLineNumbers w:val="0"/>
-              <w:jc w:val="center"/>
-              <w:textAlignment w:val="center"/>
-              <w:rPr>
-                <w:rFonts w:hint="default" w:ascii="Times New Roman" w:hAnsi="Times New Roman" w:eastAsia="华文楷体" w:cs="Times New Roman"/>
-                <w:i w:val="0"/>
-                <w:iCs w:val="0"/>
-                <w:color w:val="000000"/>
-                <w:sz w:val="18"/>
-                <w:szCs w:val="18"/>
-                <w:u w:val="none"/>
-              </w:rPr>
-            </w:pPr>
-            <w:r>
-              <w:rPr>
-                <w:rFonts w:hint="default" w:ascii="Times New Roman" w:hAnsi="Times New Roman" w:eastAsia="华文楷体" w:cs="Times New Roman"/>
-                <w:i w:val="0"/>
-                <w:iCs w:val="0"/>
-                <w:color w:val="000000"/>
-                <w:kern w:val="0"/>
-                <w:sz w:val="18"/>
-                <w:szCs w:val="18"/>
-                <w:u w:val="none"/>
-                <w:bdr w:val="none" w:color="auto" w:sz="0" w:space="0"/>
+            <w:shd w:val="clear" w:color="auto" w:fill="auto"/>
+            <w:vAlign w:val="center"/>
+          </w:tcPr>
+          <w:p>
+            <w:pPr>
+              <w:keepNext w:val="0"/>
+              <w:keepLines w:val="0"/>
+              <w:widowControl/>
+              <w:suppressLineNumbers w:val="0"/>
+              <w:jc w:val="center"/>
+              <w:textAlignment w:val="center"/>
+              <w:rPr>
+                <w:rFonts w:hint="default" w:ascii="Times New Roman" w:hAnsi="Times New Roman" w:eastAsia="华文楷体" w:cs="Times New Roman"/>
+                <w:i w:val="0"/>
+                <w:iCs w:val="0"/>
+                <w:color w:val="000000"/>
+                <w:sz w:val="18"/>
+                <w:szCs w:val="18"/>
+                <w:u w:val="none"/>
+              </w:rPr>
+            </w:pPr>
+            <w:r>
+              <w:rPr>
+                <w:rFonts w:hint="default" w:ascii="Times New Roman" w:hAnsi="Times New Roman" w:eastAsia="华文楷体" w:cs="Times New Roman"/>
+                <w:i w:val="0"/>
+                <w:iCs w:val="0"/>
+                <w:color w:val="000000"/>
+                <w:kern w:val="0"/>
+                <w:sz w:val="18"/>
+                <w:szCs w:val="18"/>
+                <w:u w:val="none"/>
                 <w:lang w:val="en-US" w:eastAsia="zh-CN" w:bidi="ar"/>
               </w:rPr>
               <w:t>说明图表所用数据来源，保证图中数值来自真实计算结果</w:t>
@@ -4762,7 +4655,6 @@
             <w:insideH w:val="none" w:color="auto" w:sz="0" w:space="0"/>
             <w:insideV w:val="none" w:color="auto" w:sz="0" w:space="0"/>
           </w:tblBorders>
-          <w:shd w:val="clear"/>
           <w:tblCellMar>
             <w:top w:w="0" w:type="dxa"/>
             <w:left w:w="108" w:type="dxa"/>
@@ -4782,7 +4674,7 @@
               <w:bottom w:val="single" w:color="auto" w:sz="4" w:space="0"/>
               <w:right w:val="single" w:color="auto" w:sz="4" w:space="0"/>
             </w:tcBorders>
-            <w:shd w:val="clear"/>
+            <w:shd w:val="clear" w:color="auto" w:fill="auto"/>
             <w:vAlign w:val="center"/>
           </w:tcPr>
           <w:p>
@@ -4813,7 +4705,6 @@
                 <w:sz w:val="22"/>
                 <w:szCs w:val="22"/>
                 <w:u w:val="none"/>
-                <w:bdr w:val="none" w:color="auto" w:sz="0" w:space="0"/>
                 <w:lang w:val="en-US" w:eastAsia="zh-CN" w:bidi="ar"/>
               </w:rPr>
               <w:t>绘图代码辅助</w:t>
@@ -4829,7 +4720,7 @@
               <w:bottom w:val="single" w:color="auto" w:sz="4" w:space="0"/>
               <w:right w:val="single" w:color="auto" w:sz="4" w:space="0"/>
             </w:tcBorders>
-            <w:shd w:val="clear"/>
+            <w:shd w:val="clear" w:color="auto" w:fill="auto"/>
             <w:vAlign w:val="center"/>
           </w:tcPr>
           <w:p>
@@ -4860,7 +4751,6 @@
                 <w:sz w:val="18"/>
                 <w:szCs w:val="18"/>
                 <w:u w:val="none"/>
-                <w:bdr w:val="none" w:color="auto" w:sz="0" w:space="0"/>
                 <w:lang w:val="en-US" w:eastAsia="zh-CN" w:bidi="ar"/>
               </w:rPr>
               <w:t>Python、MATLAB或R绘图代码生成，坐标轴、图例、标签和配色优化</w:t>
@@ -4876,38 +4766,37 @@
               <w:bottom w:val="single" w:color="auto" w:sz="4" w:space="0"/>
               <w:right w:val="single" w:color="auto" w:sz="4" w:space="0"/>
             </w:tcBorders>
-            <w:shd w:val="clear"/>
-            <w:vAlign w:val="center"/>
-          </w:tcPr>
-          <w:p>
-            <w:pPr>
-              <w:keepNext w:val="0"/>
-              <w:keepLines w:val="0"/>
-              <w:widowControl/>
-              <w:suppressLineNumbers w:val="0"/>
-              <w:jc w:val="center"/>
-              <w:textAlignment w:val="center"/>
-              <w:rPr>
-                <w:rFonts w:hint="default" w:ascii="Times New Roman" w:hAnsi="Times New Roman" w:eastAsia="华文楷体" w:cs="Times New Roman"/>
-                <w:i w:val="0"/>
-                <w:iCs w:val="0"/>
-                <w:color w:val="000000"/>
-                <w:sz w:val="18"/>
-                <w:szCs w:val="18"/>
-                <w:u w:val="none"/>
-              </w:rPr>
-            </w:pPr>
-            <w:r>
-              <w:rPr>
-                <w:rFonts w:hint="default" w:ascii="Times New Roman" w:hAnsi="Times New Roman" w:eastAsia="华文楷体" w:cs="Times New Roman"/>
-                <w:i w:val="0"/>
-                <w:iCs w:val="0"/>
-                <w:color w:val="000000"/>
-                <w:kern w:val="0"/>
-                <w:sz w:val="18"/>
-                <w:szCs w:val="18"/>
-                <w:u w:val="none"/>
-                <w:bdr w:val="none" w:color="auto" w:sz="0" w:space="0"/>
+            <w:shd w:val="clear" w:color="auto" w:fill="auto"/>
+            <w:vAlign w:val="center"/>
+          </w:tcPr>
+          <w:p>
+            <w:pPr>
+              <w:keepNext w:val="0"/>
+              <w:keepLines w:val="0"/>
+              <w:widowControl/>
+              <w:suppressLineNumbers w:val="0"/>
+              <w:jc w:val="center"/>
+              <w:textAlignment w:val="center"/>
+              <w:rPr>
+                <w:rFonts w:hint="default" w:ascii="Times New Roman" w:hAnsi="Times New Roman" w:eastAsia="华文楷体" w:cs="Times New Roman"/>
+                <w:i w:val="0"/>
+                <w:iCs w:val="0"/>
+                <w:color w:val="000000"/>
+                <w:sz w:val="18"/>
+                <w:szCs w:val="18"/>
+                <w:u w:val="none"/>
+              </w:rPr>
+            </w:pPr>
+            <w:r>
+              <w:rPr>
+                <w:rFonts w:hint="default" w:ascii="Times New Roman" w:hAnsi="Times New Roman" w:eastAsia="华文楷体" w:cs="Times New Roman"/>
+                <w:i w:val="0"/>
+                <w:iCs w:val="0"/>
+                <w:color w:val="000000"/>
+                <w:kern w:val="0"/>
+                <w:sz w:val="18"/>
+                <w:szCs w:val="18"/>
+                <w:u w:val="none"/>
                 <w:lang w:val="en-US" w:eastAsia="zh-CN" w:bidi="ar"/>
               </w:rPr>
               <w:t>主要用于结果可视化代码调试、坐标轴设置和图表配色优化</w:t>
@@ -4923,38 +4812,37 @@
               <w:bottom w:val="single" w:color="auto" w:sz="4" w:space="0"/>
               <w:right w:val="nil"/>
             </w:tcBorders>
-            <w:shd w:val="clear"/>
-            <w:vAlign w:val="center"/>
-          </w:tcPr>
-          <w:p>
-            <w:pPr>
-              <w:keepNext w:val="0"/>
-              <w:keepLines w:val="0"/>
-              <w:widowControl/>
-              <w:suppressLineNumbers w:val="0"/>
-              <w:jc w:val="center"/>
-              <w:textAlignment w:val="center"/>
-              <w:rPr>
-                <w:rFonts w:hint="default" w:ascii="Times New Roman" w:hAnsi="Times New Roman" w:eastAsia="华文楷体" w:cs="Times New Roman"/>
-                <w:i w:val="0"/>
-                <w:iCs w:val="0"/>
-                <w:color w:val="000000"/>
-                <w:sz w:val="18"/>
-                <w:szCs w:val="18"/>
-                <w:u w:val="none"/>
-              </w:rPr>
-            </w:pPr>
-            <w:r>
-              <w:rPr>
-                <w:rFonts w:hint="default" w:ascii="Times New Roman" w:hAnsi="Times New Roman" w:eastAsia="华文楷体" w:cs="Times New Roman"/>
-                <w:i w:val="0"/>
-                <w:iCs w:val="0"/>
-                <w:color w:val="000000"/>
-                <w:kern w:val="0"/>
-                <w:sz w:val="18"/>
-                <w:szCs w:val="18"/>
-                <w:u w:val="none"/>
-                <w:bdr w:val="none" w:color="auto" w:sz="0" w:space="0"/>
+            <w:shd w:val="clear" w:color="auto" w:fill="auto"/>
+            <w:vAlign w:val="center"/>
+          </w:tcPr>
+          <w:p>
+            <w:pPr>
+              <w:keepNext w:val="0"/>
+              <w:keepLines w:val="0"/>
+              <w:widowControl/>
+              <w:suppressLineNumbers w:val="0"/>
+              <w:jc w:val="center"/>
+              <w:textAlignment w:val="center"/>
+              <w:rPr>
+                <w:rFonts w:hint="default" w:ascii="Times New Roman" w:hAnsi="Times New Roman" w:eastAsia="华文楷体" w:cs="Times New Roman"/>
+                <w:i w:val="0"/>
+                <w:iCs w:val="0"/>
+                <w:color w:val="000000"/>
+                <w:sz w:val="18"/>
+                <w:szCs w:val="18"/>
+                <w:u w:val="none"/>
+              </w:rPr>
+            </w:pPr>
+            <w:r>
+              <w:rPr>
+                <w:rFonts w:hint="default" w:ascii="Times New Roman" w:hAnsi="Times New Roman" w:eastAsia="华文楷体" w:cs="Times New Roman"/>
+                <w:i w:val="0"/>
+                <w:iCs w:val="0"/>
+                <w:color w:val="000000"/>
+                <w:kern w:val="0"/>
+                <w:sz w:val="18"/>
+                <w:szCs w:val="18"/>
+                <w:u w:val="none"/>
                 <w:lang w:val="en-US" w:eastAsia="zh-CN" w:bidi="ar"/>
               </w:rPr>
               <w:t>说明代码是否人工检查，图表中的数据、单位和标签是否与正文一致</w:t>
@@ -4972,7 +4860,6 @@
             <w:insideH w:val="none" w:color="auto" w:sz="0" w:space="0"/>
             <w:insideV w:val="none" w:color="auto" w:sz="0" w:space="0"/>
           </w:tblBorders>
-          <w:shd w:val="clear"/>
           <w:tblCellMar>
             <w:top w:w="0" w:type="dxa"/>
             <w:left w:w="108" w:type="dxa"/>
@@ -4992,7 +4879,7 @@
               <w:bottom w:val="single" w:color="auto" w:sz="4" w:space="0"/>
               <w:right w:val="single" w:color="auto" w:sz="4" w:space="0"/>
             </w:tcBorders>
-            <w:shd w:val="clear"/>
+            <w:shd w:val="clear" w:color="auto" w:fill="auto"/>
             <w:vAlign w:val="center"/>
           </w:tcPr>
           <w:p>
@@ -5023,7 +4910,6 @@
                 <w:sz w:val="22"/>
                 <w:szCs w:val="22"/>
                 <w:u w:val="none"/>
-                <w:bdr w:val="none" w:color="auto" w:sz="0" w:space="0"/>
                 <w:lang w:val="en-US" w:eastAsia="zh-CN" w:bidi="ar"/>
               </w:rPr>
               <w:t>流程图与框架图优化</w:t>
@@ -5039,7 +4925,7 @@
               <w:bottom w:val="single" w:color="auto" w:sz="4" w:space="0"/>
               <w:right w:val="single" w:color="auto" w:sz="4" w:space="0"/>
             </w:tcBorders>
-            <w:shd w:val="clear"/>
+            <w:shd w:val="clear" w:color="auto" w:fill="auto"/>
             <w:vAlign w:val="center"/>
           </w:tcPr>
           <w:p>
@@ -5070,7 +4956,6 @@
                 <w:sz w:val="18"/>
                 <w:szCs w:val="18"/>
                 <w:u w:val="none"/>
-                <w:bdr w:val="none" w:color="auto" w:sz="0" w:space="0"/>
                 <w:lang w:val="en-US" w:eastAsia="zh-CN" w:bidi="ar"/>
               </w:rPr>
               <w:t>问题分析流程图、建模流程图、模型关系图、算法流程图结构梳理</w:t>
@@ -5086,38 +4971,37 @@
               <w:bottom w:val="single" w:color="auto" w:sz="4" w:space="0"/>
               <w:right w:val="single" w:color="auto" w:sz="4" w:space="0"/>
             </w:tcBorders>
-            <w:shd w:val="clear"/>
-            <w:vAlign w:val="center"/>
-          </w:tcPr>
-          <w:p>
-            <w:pPr>
-              <w:keepNext w:val="0"/>
-              <w:keepLines w:val="0"/>
-              <w:widowControl/>
-              <w:suppressLineNumbers w:val="0"/>
-              <w:jc w:val="center"/>
-              <w:textAlignment w:val="center"/>
-              <w:rPr>
-                <w:rFonts w:hint="default" w:ascii="Times New Roman" w:hAnsi="Times New Roman" w:eastAsia="华文楷体" w:cs="Times New Roman"/>
-                <w:i w:val="0"/>
-                <w:iCs w:val="0"/>
-                <w:color w:val="000000"/>
-                <w:sz w:val="18"/>
-                <w:szCs w:val="18"/>
-                <w:u w:val="none"/>
-              </w:rPr>
-            </w:pPr>
-            <w:r>
-              <w:rPr>
-                <w:rFonts w:hint="default" w:ascii="Times New Roman" w:hAnsi="Times New Roman" w:eastAsia="华文楷体" w:cs="Times New Roman"/>
-                <w:i w:val="0"/>
-                <w:iCs w:val="0"/>
-                <w:color w:val="000000"/>
-                <w:kern w:val="0"/>
-                <w:sz w:val="18"/>
-                <w:szCs w:val="18"/>
-                <w:u w:val="none"/>
-                <w:bdr w:val="none" w:color="auto" w:sz="0" w:space="0"/>
+            <w:shd w:val="clear" w:color="auto" w:fill="auto"/>
+            <w:vAlign w:val="center"/>
+          </w:tcPr>
+          <w:p>
+            <w:pPr>
+              <w:keepNext w:val="0"/>
+              <w:keepLines w:val="0"/>
+              <w:widowControl/>
+              <w:suppressLineNumbers w:val="0"/>
+              <w:jc w:val="center"/>
+              <w:textAlignment w:val="center"/>
+              <w:rPr>
+                <w:rFonts w:hint="default" w:ascii="Times New Roman" w:hAnsi="Times New Roman" w:eastAsia="华文楷体" w:cs="Times New Roman"/>
+                <w:i w:val="0"/>
+                <w:iCs w:val="0"/>
+                <w:color w:val="000000"/>
+                <w:sz w:val="18"/>
+                <w:szCs w:val="18"/>
+                <w:u w:val="none"/>
+              </w:rPr>
+            </w:pPr>
+            <w:r>
+              <w:rPr>
+                <w:rFonts w:hint="default" w:ascii="Times New Roman" w:hAnsi="Times New Roman" w:eastAsia="华文楷体" w:cs="Times New Roman"/>
+                <w:i w:val="0"/>
+                <w:iCs w:val="0"/>
+                <w:color w:val="000000"/>
+                <w:kern w:val="0"/>
+                <w:sz w:val="18"/>
+                <w:szCs w:val="18"/>
+                <w:u w:val="none"/>
                 <w:lang w:val="en-US" w:eastAsia="zh-CN" w:bidi="ar"/>
               </w:rPr>
               <w:t>主要用于问题分析流程图和整体建模框架图的结构优化</w:t>
@@ -5133,38 +5017,37 @@
               <w:bottom w:val="single" w:color="auto" w:sz="4" w:space="0"/>
               <w:right w:val="nil"/>
             </w:tcBorders>
-            <w:shd w:val="clear"/>
-            <w:vAlign w:val="center"/>
-          </w:tcPr>
-          <w:p>
-            <w:pPr>
-              <w:keepNext w:val="0"/>
-              <w:keepLines w:val="0"/>
-              <w:widowControl/>
-              <w:suppressLineNumbers w:val="0"/>
-              <w:jc w:val="center"/>
-              <w:textAlignment w:val="center"/>
-              <w:rPr>
-                <w:rFonts w:hint="default" w:ascii="Times New Roman" w:hAnsi="Times New Roman" w:eastAsia="华文楷体" w:cs="Times New Roman"/>
-                <w:i w:val="0"/>
-                <w:iCs w:val="0"/>
-                <w:color w:val="000000"/>
-                <w:sz w:val="18"/>
-                <w:szCs w:val="18"/>
-                <w:u w:val="none"/>
-              </w:rPr>
-            </w:pPr>
-            <w:r>
-              <w:rPr>
-                <w:rFonts w:hint="default" w:ascii="Times New Roman" w:hAnsi="Times New Roman" w:eastAsia="华文楷体" w:cs="Times New Roman"/>
-                <w:i w:val="0"/>
-                <w:iCs w:val="0"/>
-                <w:color w:val="000000"/>
-                <w:kern w:val="0"/>
-                <w:sz w:val="18"/>
-                <w:szCs w:val="18"/>
-                <w:u w:val="none"/>
-                <w:bdr w:val="none" w:color="auto" w:sz="0" w:space="0"/>
+            <w:shd w:val="clear" w:color="auto" w:fill="auto"/>
+            <w:vAlign w:val="center"/>
+          </w:tcPr>
+          <w:p>
+            <w:pPr>
+              <w:keepNext w:val="0"/>
+              <w:keepLines w:val="0"/>
+              <w:widowControl/>
+              <w:suppressLineNumbers w:val="0"/>
+              <w:jc w:val="center"/>
+              <w:textAlignment w:val="center"/>
+              <w:rPr>
+                <w:rFonts w:hint="default" w:ascii="Times New Roman" w:hAnsi="Times New Roman" w:eastAsia="华文楷体" w:cs="Times New Roman"/>
+                <w:i w:val="0"/>
+                <w:iCs w:val="0"/>
+                <w:color w:val="000000"/>
+                <w:sz w:val="18"/>
+                <w:szCs w:val="18"/>
+                <w:u w:val="none"/>
+              </w:rPr>
+            </w:pPr>
+            <w:r>
+              <w:rPr>
+                <w:rFonts w:hint="default" w:ascii="Times New Roman" w:hAnsi="Times New Roman" w:eastAsia="华文楷体" w:cs="Times New Roman"/>
+                <w:i w:val="0"/>
+                <w:iCs w:val="0"/>
+                <w:color w:val="000000"/>
+                <w:kern w:val="0"/>
+                <w:sz w:val="18"/>
+                <w:szCs w:val="18"/>
+                <w:u w:val="none"/>
                 <w:lang w:val="en-US" w:eastAsia="zh-CN" w:bidi="ar"/>
               </w:rPr>
               <w:t>说明流程图是否真实反映论文的建模顺序和各模型之间的关系</w:t>
@@ -5182,7 +5065,6 @@
             <w:insideH w:val="none" w:color="auto" w:sz="0" w:space="0"/>
             <w:insideV w:val="none" w:color="auto" w:sz="0" w:space="0"/>
           </w:tblBorders>
-          <w:shd w:val="clear"/>
           <w:tblCellMar>
             <w:top w:w="0" w:type="dxa"/>
             <w:left w:w="108" w:type="dxa"/>
@@ -5202,7 +5084,7 @@
               <w:bottom w:val="single" w:color="auto" w:sz="4" w:space="0"/>
               <w:right w:val="single" w:color="auto" w:sz="4" w:space="0"/>
             </w:tcBorders>
-            <w:shd w:val="clear"/>
+            <w:shd w:val="clear" w:color="auto" w:fill="auto"/>
             <w:vAlign w:val="center"/>
           </w:tcPr>
           <w:p>
@@ -5233,7 +5115,6 @@
                 <w:sz w:val="22"/>
                 <w:szCs w:val="22"/>
                 <w:u w:val="none"/>
-                <w:bdr w:val="none" w:color="auto" w:sz="0" w:space="0"/>
                 <w:lang w:val="en-US" w:eastAsia="zh-CN" w:bidi="ar"/>
               </w:rPr>
               <w:t>论文标题辅助</w:t>
@@ -5249,7 +5130,7 @@
               <w:bottom w:val="single" w:color="auto" w:sz="4" w:space="0"/>
               <w:right w:val="single" w:color="auto" w:sz="4" w:space="0"/>
             </w:tcBorders>
-            <w:shd w:val="clear"/>
+            <w:shd w:val="clear" w:color="auto" w:fill="auto"/>
             <w:vAlign w:val="center"/>
           </w:tcPr>
           <w:p>
@@ -5280,7 +5161,6 @@
                 <w:sz w:val="18"/>
                 <w:szCs w:val="18"/>
                 <w:u w:val="none"/>
-                <w:bdr w:val="none" w:color="auto" w:sz="0" w:space="0"/>
                 <w:lang w:val="en-US" w:eastAsia="zh-CN" w:bidi="ar"/>
               </w:rPr>
               <w:t>标题候选生成、标题精简、模型名称和研究对象提取</w:t>
@@ -5296,38 +5176,37 @@
               <w:bottom w:val="single" w:color="auto" w:sz="4" w:space="0"/>
               <w:right w:val="single" w:color="auto" w:sz="4" w:space="0"/>
             </w:tcBorders>
-            <w:shd w:val="clear"/>
-            <w:vAlign w:val="center"/>
-          </w:tcPr>
-          <w:p>
-            <w:pPr>
-              <w:keepNext w:val="0"/>
-              <w:keepLines w:val="0"/>
-              <w:widowControl/>
-              <w:suppressLineNumbers w:val="0"/>
-              <w:jc w:val="center"/>
-              <w:textAlignment w:val="center"/>
-              <w:rPr>
-                <w:rFonts w:hint="default" w:ascii="Times New Roman" w:hAnsi="Times New Roman" w:eastAsia="华文楷体" w:cs="Times New Roman"/>
-                <w:i w:val="0"/>
-                <w:iCs w:val="0"/>
-                <w:color w:val="000000"/>
-                <w:sz w:val="18"/>
-                <w:szCs w:val="18"/>
-                <w:u w:val="none"/>
-              </w:rPr>
-            </w:pPr>
-            <w:r>
-              <w:rPr>
-                <w:rFonts w:hint="default" w:ascii="Times New Roman" w:hAnsi="Times New Roman" w:eastAsia="华文楷体" w:cs="Times New Roman"/>
-                <w:i w:val="0"/>
-                <w:iCs w:val="0"/>
-                <w:color w:val="000000"/>
-                <w:kern w:val="0"/>
-                <w:sz w:val="18"/>
-                <w:szCs w:val="18"/>
-                <w:u w:val="none"/>
-                <w:bdr w:val="none" w:color="auto" w:sz="0" w:space="0"/>
+            <w:shd w:val="clear" w:color="auto" w:fill="auto"/>
+            <w:vAlign w:val="center"/>
+          </w:tcPr>
+          <w:p>
+            <w:pPr>
+              <w:keepNext w:val="0"/>
+              <w:keepLines w:val="0"/>
+              <w:widowControl/>
+              <w:suppressLineNumbers w:val="0"/>
+              <w:jc w:val="center"/>
+              <w:textAlignment w:val="center"/>
+              <w:rPr>
+                <w:rFonts w:hint="default" w:ascii="Times New Roman" w:hAnsi="Times New Roman" w:eastAsia="华文楷体" w:cs="Times New Roman"/>
+                <w:i w:val="0"/>
+                <w:iCs w:val="0"/>
+                <w:color w:val="000000"/>
+                <w:sz w:val="18"/>
+                <w:szCs w:val="18"/>
+                <w:u w:val="none"/>
+              </w:rPr>
+            </w:pPr>
+            <w:r>
+              <w:rPr>
+                <w:rFonts w:hint="default" w:ascii="Times New Roman" w:hAnsi="Times New Roman" w:eastAsia="华文楷体" w:cs="Times New Roman"/>
+                <w:i w:val="0"/>
+                <w:iCs w:val="0"/>
+                <w:color w:val="000000"/>
+                <w:kern w:val="0"/>
+                <w:sz w:val="18"/>
+                <w:szCs w:val="18"/>
+                <w:u w:val="none"/>
                 <w:lang w:val="en-US" w:eastAsia="zh-CN" w:bidi="ar"/>
               </w:rPr>
               <w:t>主要用于论文标题候选生成和标题表达优化</w:t>
@@ -5343,38 +5222,37 @@
               <w:bottom w:val="single" w:color="auto" w:sz="4" w:space="0"/>
               <w:right w:val="nil"/>
             </w:tcBorders>
-            <w:shd w:val="clear"/>
-            <w:vAlign w:val="center"/>
-          </w:tcPr>
-          <w:p>
-            <w:pPr>
-              <w:keepNext w:val="0"/>
-              <w:keepLines w:val="0"/>
-              <w:widowControl/>
-              <w:suppressLineNumbers w:val="0"/>
-              <w:jc w:val="center"/>
-              <w:textAlignment w:val="center"/>
-              <w:rPr>
-                <w:rFonts w:hint="default" w:ascii="Times New Roman" w:hAnsi="Times New Roman" w:eastAsia="华文楷体" w:cs="Times New Roman"/>
-                <w:i w:val="0"/>
-                <w:iCs w:val="0"/>
-                <w:color w:val="000000"/>
-                <w:sz w:val="18"/>
-                <w:szCs w:val="18"/>
-                <w:u w:val="none"/>
-              </w:rPr>
-            </w:pPr>
-            <w:r>
-              <w:rPr>
-                <w:rFonts w:hint="default" w:ascii="Times New Roman" w:hAnsi="Times New Roman" w:eastAsia="华文楷体" w:cs="Times New Roman"/>
-                <w:i w:val="0"/>
-                <w:iCs w:val="0"/>
-                <w:color w:val="000000"/>
-                <w:kern w:val="0"/>
-                <w:sz w:val="18"/>
-                <w:szCs w:val="18"/>
-                <w:u w:val="none"/>
-                <w:bdr w:val="none" w:color="auto" w:sz="0" w:space="0"/>
+            <w:shd w:val="clear" w:color="auto" w:fill="auto"/>
+            <w:vAlign w:val="center"/>
+          </w:tcPr>
+          <w:p>
+            <w:pPr>
+              <w:keepNext w:val="0"/>
+              <w:keepLines w:val="0"/>
+              <w:widowControl/>
+              <w:suppressLineNumbers w:val="0"/>
+              <w:jc w:val="center"/>
+              <w:textAlignment w:val="center"/>
+              <w:rPr>
+                <w:rFonts w:hint="default" w:ascii="Times New Roman" w:hAnsi="Times New Roman" w:eastAsia="华文楷体" w:cs="Times New Roman"/>
+                <w:i w:val="0"/>
+                <w:iCs w:val="0"/>
+                <w:color w:val="000000"/>
+                <w:sz w:val="18"/>
+                <w:szCs w:val="18"/>
+                <w:u w:val="none"/>
+              </w:rPr>
+            </w:pPr>
+            <w:r>
+              <w:rPr>
+                <w:rFonts w:hint="default" w:ascii="Times New Roman" w:hAnsi="Times New Roman" w:eastAsia="华文楷体" w:cs="Times New Roman"/>
+                <w:i w:val="0"/>
+                <w:iCs w:val="0"/>
+                <w:color w:val="000000"/>
+                <w:kern w:val="0"/>
+                <w:sz w:val="18"/>
+                <w:szCs w:val="18"/>
+                <w:u w:val="none"/>
                 <w:lang w:val="en-US" w:eastAsia="zh-CN" w:bidi="ar"/>
               </w:rPr>
               <w:t>检查标题中的模型和研究对象是否与正文一致，避免夸大创新</w:t>
@@ -5392,7 +5270,6 @@
             <w:insideH w:val="none" w:color="auto" w:sz="0" w:space="0"/>
             <w:insideV w:val="none" w:color="auto" w:sz="0" w:space="0"/>
           </w:tblBorders>
-          <w:shd w:val="clear"/>
           <w:tblCellMar>
             <w:top w:w="0" w:type="dxa"/>
             <w:left w:w="108" w:type="dxa"/>
@@ -5412,7 +5289,7 @@
               <w:bottom w:val="single" w:color="auto" w:sz="4" w:space="0"/>
               <w:right w:val="single" w:color="auto" w:sz="4" w:space="0"/>
             </w:tcBorders>
-            <w:shd w:val="clear"/>
+            <w:shd w:val="clear" w:color="auto" w:fill="auto"/>
             <w:vAlign w:val="center"/>
           </w:tcPr>
           <w:p>
@@ -5443,7 +5320,6 @@
                 <w:sz w:val="22"/>
                 <w:szCs w:val="22"/>
                 <w:u w:val="none"/>
-                <w:bdr w:val="none" w:color="auto" w:sz="0" w:space="0"/>
                 <w:lang w:val="en-US" w:eastAsia="zh-CN" w:bidi="ar"/>
               </w:rPr>
               <w:t>摘要提炼</w:t>
@@ -5459,7 +5335,7 @@
               <w:bottom w:val="single" w:color="auto" w:sz="4" w:space="0"/>
               <w:right w:val="single" w:color="auto" w:sz="4" w:space="0"/>
             </w:tcBorders>
-            <w:shd w:val="clear"/>
+            <w:shd w:val="clear" w:color="auto" w:fill="auto"/>
             <w:vAlign w:val="center"/>
           </w:tcPr>
           <w:p>
@@ -5490,7 +5366,6 @@
                 <w:sz w:val="18"/>
                 <w:szCs w:val="18"/>
                 <w:u w:val="none"/>
-                <w:bdr w:val="none" w:color="auto" w:sz="0" w:space="0"/>
                 <w:lang w:val="en-US" w:eastAsia="zh-CN" w:bidi="ar"/>
               </w:rPr>
               <w:t>已完成论文的信息提取、各问题方法与结果概括、摘要结构整理、摘要压缩</w:t>
@@ -5506,38 +5381,37 @@
               <w:bottom w:val="single" w:color="auto" w:sz="4" w:space="0"/>
               <w:right w:val="single" w:color="auto" w:sz="4" w:space="0"/>
             </w:tcBorders>
-            <w:shd w:val="clear"/>
-            <w:vAlign w:val="center"/>
-          </w:tcPr>
-          <w:p>
-            <w:pPr>
-              <w:keepNext w:val="0"/>
-              <w:keepLines w:val="0"/>
-              <w:widowControl/>
-              <w:suppressLineNumbers w:val="0"/>
-              <w:jc w:val="center"/>
-              <w:textAlignment w:val="center"/>
-              <w:rPr>
-                <w:rFonts w:hint="default" w:ascii="Times New Roman" w:hAnsi="Times New Roman" w:eastAsia="华文楷体" w:cs="Times New Roman"/>
-                <w:i w:val="0"/>
-                <w:iCs w:val="0"/>
-                <w:color w:val="000000"/>
-                <w:sz w:val="18"/>
-                <w:szCs w:val="18"/>
-                <w:u w:val="none"/>
-              </w:rPr>
-            </w:pPr>
-            <w:r>
-              <w:rPr>
-                <w:rFonts w:hint="default" w:ascii="Times New Roman" w:hAnsi="Times New Roman" w:eastAsia="华文楷体" w:cs="Times New Roman"/>
-                <w:i w:val="0"/>
-                <w:iCs w:val="0"/>
-                <w:color w:val="000000"/>
-                <w:kern w:val="0"/>
-                <w:sz w:val="18"/>
-                <w:szCs w:val="18"/>
-                <w:u w:val="none"/>
-                <w:bdr w:val="none" w:color="auto" w:sz="0" w:space="0"/>
+            <w:shd w:val="clear" w:color="auto" w:fill="auto"/>
+            <w:vAlign w:val="center"/>
+          </w:tcPr>
+          <w:p>
+            <w:pPr>
+              <w:keepNext w:val="0"/>
+              <w:keepLines w:val="0"/>
+              <w:widowControl/>
+              <w:suppressLineNumbers w:val="0"/>
+              <w:jc w:val="center"/>
+              <w:textAlignment w:val="center"/>
+              <w:rPr>
+                <w:rFonts w:hint="default" w:ascii="Times New Roman" w:hAnsi="Times New Roman" w:eastAsia="华文楷体" w:cs="Times New Roman"/>
+                <w:i w:val="0"/>
+                <w:iCs w:val="0"/>
+                <w:color w:val="000000"/>
+                <w:sz w:val="18"/>
+                <w:szCs w:val="18"/>
+                <w:u w:val="none"/>
+              </w:rPr>
+            </w:pPr>
+            <w:r>
+              <w:rPr>
+                <w:rFonts w:hint="default" w:ascii="Times New Roman" w:hAnsi="Times New Roman" w:eastAsia="华文楷体" w:cs="Times New Roman"/>
+                <w:i w:val="0"/>
+                <w:iCs w:val="0"/>
+                <w:color w:val="000000"/>
+                <w:kern w:val="0"/>
+                <w:sz w:val="18"/>
+                <w:szCs w:val="18"/>
+                <w:u w:val="none"/>
                 <w:lang w:val="en-US" w:eastAsia="zh-CN" w:bidi="ar"/>
               </w:rPr>
               <w:t>主要用于论文主体完成后的摘要提炼、内容压缩和语言优化</w:t>
@@ -5553,38 +5427,37 @@
               <w:bottom w:val="single" w:color="auto" w:sz="4" w:space="0"/>
               <w:right w:val="nil"/>
             </w:tcBorders>
-            <w:shd w:val="clear"/>
-            <w:vAlign w:val="center"/>
-          </w:tcPr>
-          <w:p>
-            <w:pPr>
-              <w:keepNext w:val="0"/>
-              <w:keepLines w:val="0"/>
-              <w:widowControl/>
-              <w:suppressLineNumbers w:val="0"/>
-              <w:jc w:val="center"/>
-              <w:textAlignment w:val="center"/>
-              <w:rPr>
-                <w:rFonts w:hint="default" w:ascii="Times New Roman" w:hAnsi="Times New Roman" w:eastAsia="华文楷体" w:cs="Times New Roman"/>
-                <w:i w:val="0"/>
-                <w:iCs w:val="0"/>
-                <w:color w:val="000000"/>
-                <w:sz w:val="18"/>
-                <w:szCs w:val="18"/>
-                <w:u w:val="none"/>
-              </w:rPr>
-            </w:pPr>
-            <w:r>
-              <w:rPr>
-                <w:rFonts w:hint="default" w:ascii="Times New Roman" w:hAnsi="Times New Roman" w:eastAsia="华文楷体" w:cs="Times New Roman"/>
-                <w:i w:val="0"/>
-                <w:iCs w:val="0"/>
-                <w:color w:val="000000"/>
-                <w:kern w:val="0"/>
-                <w:sz w:val="18"/>
-                <w:szCs w:val="18"/>
-                <w:u w:val="none"/>
-                <w:bdr w:val="none" w:color="auto" w:sz="0" w:space="0"/>
+            <w:shd w:val="clear" w:color="auto" w:fill="auto"/>
+            <w:vAlign w:val="center"/>
+          </w:tcPr>
+          <w:p>
+            <w:pPr>
+              <w:keepNext w:val="0"/>
+              <w:keepLines w:val="0"/>
+              <w:widowControl/>
+              <w:suppressLineNumbers w:val="0"/>
+              <w:jc w:val="center"/>
+              <w:textAlignment w:val="center"/>
+              <w:rPr>
+                <w:rFonts w:hint="default" w:ascii="Times New Roman" w:hAnsi="Times New Roman" w:eastAsia="华文楷体" w:cs="Times New Roman"/>
+                <w:i w:val="0"/>
+                <w:iCs w:val="0"/>
+                <w:color w:val="000000"/>
+                <w:sz w:val="18"/>
+                <w:szCs w:val="18"/>
+                <w:u w:val="none"/>
+              </w:rPr>
+            </w:pPr>
+            <w:r>
+              <w:rPr>
+                <w:rFonts w:hint="default" w:ascii="Times New Roman" w:hAnsi="Times New Roman" w:eastAsia="华文楷体" w:cs="Times New Roman"/>
+                <w:i w:val="0"/>
+                <w:iCs w:val="0"/>
+                <w:color w:val="000000"/>
+                <w:kern w:val="0"/>
+                <w:sz w:val="18"/>
+                <w:szCs w:val="18"/>
+                <w:u w:val="none"/>
                 <w:lang w:val="en-US" w:eastAsia="zh-CN" w:bidi="ar"/>
               </w:rPr>
               <w:t>核对摘要中的模型名称、算法、数值结果、结论和创新点</w:t>
@@ -5602,7 +5475,6 @@
             <w:insideH w:val="none" w:color="auto" w:sz="0" w:space="0"/>
             <w:insideV w:val="none" w:color="auto" w:sz="0" w:space="0"/>
           </w:tblBorders>
-          <w:shd w:val="clear"/>
           <w:tblCellMar>
             <w:top w:w="0" w:type="dxa"/>
             <w:left w:w="108" w:type="dxa"/>
@@ -5622,7 +5494,7 @@
               <w:bottom w:val="single" w:color="auto" w:sz="4" w:space="0"/>
               <w:right w:val="single" w:color="auto" w:sz="4" w:space="0"/>
             </w:tcBorders>
-            <w:shd w:val="clear"/>
+            <w:shd w:val="clear" w:color="auto" w:fill="auto"/>
             <w:vAlign w:val="center"/>
           </w:tcPr>
           <w:p>
@@ -5653,7 +5525,6 @@
                 <w:sz w:val="22"/>
                 <w:szCs w:val="22"/>
                 <w:u w:val="none"/>
-                <w:bdr w:val="none" w:color="auto" w:sz="0" w:space="0"/>
                 <w:lang w:val="en-US" w:eastAsia="zh-CN" w:bidi="ar"/>
               </w:rPr>
               <w:t>关键词推荐</w:t>
@@ -5669,7 +5540,7 @@
               <w:bottom w:val="single" w:color="auto" w:sz="4" w:space="0"/>
               <w:right w:val="single" w:color="auto" w:sz="4" w:space="0"/>
             </w:tcBorders>
-            <w:shd w:val="clear"/>
+            <w:shd w:val="clear" w:color="auto" w:fill="auto"/>
             <w:vAlign w:val="center"/>
           </w:tcPr>
           <w:p>
@@ -5700,7 +5571,6 @@
                 <w:sz w:val="18"/>
                 <w:szCs w:val="18"/>
                 <w:u w:val="none"/>
-                <w:bdr w:val="none" w:color="auto" w:sz="0" w:space="0"/>
                 <w:lang w:val="en-US" w:eastAsia="zh-CN" w:bidi="ar"/>
               </w:rPr>
               <w:t>研究对象提取、核心模型识别、求解算法提取、关键词排序</w:t>
@@ -5716,38 +5586,37 @@
               <w:bottom w:val="single" w:color="auto" w:sz="4" w:space="0"/>
               <w:right w:val="single" w:color="auto" w:sz="4" w:space="0"/>
             </w:tcBorders>
-            <w:shd w:val="clear"/>
-            <w:vAlign w:val="center"/>
-          </w:tcPr>
-          <w:p>
-            <w:pPr>
-              <w:keepNext w:val="0"/>
-              <w:keepLines w:val="0"/>
-              <w:widowControl/>
-              <w:suppressLineNumbers w:val="0"/>
-              <w:jc w:val="center"/>
-              <w:textAlignment w:val="center"/>
-              <w:rPr>
-                <w:rFonts w:hint="default" w:ascii="Times New Roman" w:hAnsi="Times New Roman" w:eastAsia="华文楷体" w:cs="Times New Roman"/>
-                <w:i w:val="0"/>
-                <w:iCs w:val="0"/>
-                <w:color w:val="000000"/>
-                <w:sz w:val="18"/>
-                <w:szCs w:val="18"/>
-                <w:u w:val="none"/>
-              </w:rPr>
-            </w:pPr>
-            <w:r>
-              <w:rPr>
-                <w:rFonts w:hint="default" w:ascii="Times New Roman" w:hAnsi="Times New Roman" w:eastAsia="华文楷体" w:cs="Times New Roman"/>
-                <w:i w:val="0"/>
-                <w:iCs w:val="0"/>
-                <w:color w:val="000000"/>
-                <w:kern w:val="0"/>
-                <w:sz w:val="18"/>
-                <w:szCs w:val="18"/>
-                <w:u w:val="none"/>
-                <w:bdr w:val="none" w:color="auto" w:sz="0" w:space="0"/>
+            <w:shd w:val="clear" w:color="auto" w:fill="auto"/>
+            <w:vAlign w:val="center"/>
+          </w:tcPr>
+          <w:p>
+            <w:pPr>
+              <w:keepNext w:val="0"/>
+              <w:keepLines w:val="0"/>
+              <w:widowControl/>
+              <w:suppressLineNumbers w:val="0"/>
+              <w:jc w:val="center"/>
+              <w:textAlignment w:val="center"/>
+              <w:rPr>
+                <w:rFonts w:hint="default" w:ascii="Times New Roman" w:hAnsi="Times New Roman" w:eastAsia="华文楷体" w:cs="Times New Roman"/>
+                <w:i w:val="0"/>
+                <w:iCs w:val="0"/>
+                <w:color w:val="000000"/>
+                <w:sz w:val="18"/>
+                <w:szCs w:val="18"/>
+                <w:u w:val="none"/>
+              </w:rPr>
+            </w:pPr>
+            <w:r>
+              <w:rPr>
+                <w:rFonts w:hint="default" w:ascii="Times New Roman" w:hAnsi="Times New Roman" w:eastAsia="华文楷体" w:cs="Times New Roman"/>
+                <w:i w:val="0"/>
+                <w:iCs w:val="0"/>
+                <w:color w:val="000000"/>
+                <w:kern w:val="0"/>
+                <w:sz w:val="18"/>
+                <w:szCs w:val="18"/>
+                <w:u w:val="none"/>
                 <w:lang w:val="en-US" w:eastAsia="zh-CN" w:bidi="ar"/>
               </w:rPr>
               <w:t>主要用于论文关键词候选推荐和关键词规范化</w:t>
@@ -5763,38 +5632,37 @@
               <w:bottom w:val="single" w:color="auto" w:sz="4" w:space="0"/>
               <w:right w:val="nil"/>
             </w:tcBorders>
-            <w:shd w:val="clear"/>
-            <w:vAlign w:val="center"/>
-          </w:tcPr>
-          <w:p>
-            <w:pPr>
-              <w:keepNext w:val="0"/>
-              <w:keepLines w:val="0"/>
-              <w:widowControl/>
-              <w:suppressLineNumbers w:val="0"/>
-              <w:jc w:val="center"/>
-              <w:textAlignment w:val="center"/>
-              <w:rPr>
-                <w:rFonts w:hint="default" w:ascii="Times New Roman" w:hAnsi="Times New Roman" w:eastAsia="华文楷体" w:cs="Times New Roman"/>
-                <w:i w:val="0"/>
-                <w:iCs w:val="0"/>
-                <w:color w:val="000000"/>
-                <w:sz w:val="18"/>
-                <w:szCs w:val="18"/>
-                <w:u w:val="none"/>
-              </w:rPr>
-            </w:pPr>
-            <w:r>
-              <w:rPr>
-                <w:rFonts w:hint="default" w:ascii="Times New Roman" w:hAnsi="Times New Roman" w:eastAsia="华文楷体" w:cs="Times New Roman"/>
-                <w:i w:val="0"/>
-                <w:iCs w:val="0"/>
-                <w:color w:val="000000"/>
-                <w:kern w:val="0"/>
-                <w:sz w:val="18"/>
-                <w:szCs w:val="18"/>
-                <w:u w:val="none"/>
-                <w:bdr w:val="none" w:color="auto" w:sz="0" w:space="0"/>
+            <w:shd w:val="clear" w:color="auto" w:fill="auto"/>
+            <w:vAlign w:val="center"/>
+          </w:tcPr>
+          <w:p>
+            <w:pPr>
+              <w:keepNext w:val="0"/>
+              <w:keepLines w:val="0"/>
+              <w:widowControl/>
+              <w:suppressLineNumbers w:val="0"/>
+              <w:jc w:val="center"/>
+              <w:textAlignment w:val="center"/>
+              <w:rPr>
+                <w:rFonts w:hint="default" w:ascii="Times New Roman" w:hAnsi="Times New Roman" w:eastAsia="华文楷体" w:cs="Times New Roman"/>
+                <w:i w:val="0"/>
+                <w:iCs w:val="0"/>
+                <w:color w:val="000000"/>
+                <w:sz w:val="18"/>
+                <w:szCs w:val="18"/>
+                <w:u w:val="none"/>
+              </w:rPr>
+            </w:pPr>
+            <w:r>
+              <w:rPr>
+                <w:rFonts w:hint="default" w:ascii="Times New Roman" w:hAnsi="Times New Roman" w:eastAsia="华文楷体" w:cs="Times New Roman"/>
+                <w:i w:val="0"/>
+                <w:iCs w:val="0"/>
+                <w:color w:val="000000"/>
+                <w:kern w:val="0"/>
+                <w:sz w:val="18"/>
+                <w:szCs w:val="18"/>
+                <w:u w:val="none"/>
                 <w:lang w:val="en-US" w:eastAsia="zh-CN" w:bidi="ar"/>
               </w:rPr>
               <w:t>检查关键词是否在正文中实际使用，避免选择空泛或无关词语</w:t>
@@ -5812,7 +5680,6 @@
             <w:insideH w:val="none" w:color="auto" w:sz="0" w:space="0"/>
             <w:insideV w:val="none" w:color="auto" w:sz="0" w:space="0"/>
           </w:tblBorders>
-          <w:shd w:val="clear"/>
           <w:tblCellMar>
             <w:top w:w="0" w:type="dxa"/>
             <w:left w:w="108" w:type="dxa"/>
@@ -5832,7 +5699,7 @@
               <w:bottom w:val="single" w:color="auto" w:sz="4" w:space="0"/>
               <w:right w:val="single" w:color="auto" w:sz="4" w:space="0"/>
             </w:tcBorders>
-            <w:shd w:val="clear"/>
+            <w:shd w:val="clear" w:color="auto" w:fill="auto"/>
             <w:vAlign w:val="center"/>
           </w:tcPr>
           <w:p>
@@ -5863,7 +5730,6 @@
                 <w:sz w:val="22"/>
                 <w:szCs w:val="22"/>
                 <w:u w:val="none"/>
-                <w:bdr w:val="none" w:color="auto" w:sz="0" w:space="0"/>
                 <w:lang w:val="en-US" w:eastAsia="zh-CN" w:bidi="ar"/>
               </w:rPr>
               <w:t>问题重述辅助</w:t>
@@ -5879,7 +5745,7 @@
               <w:bottom w:val="single" w:color="auto" w:sz="4" w:space="0"/>
               <w:right w:val="single" w:color="auto" w:sz="4" w:space="0"/>
             </w:tcBorders>
-            <w:shd w:val="clear"/>
+            <w:shd w:val="clear" w:color="auto" w:fill="auto"/>
             <w:vAlign w:val="center"/>
           </w:tcPr>
           <w:p>
@@ -5910,7 +5776,6 @@
                 <w:sz w:val="18"/>
                 <w:szCs w:val="18"/>
                 <w:u w:val="none"/>
-                <w:bdr w:val="none" w:color="auto" w:sz="0" w:space="0"/>
                 <w:lang w:val="en-US" w:eastAsia="zh-CN" w:bidi="ar"/>
               </w:rPr>
               <w:t>题意概括、原题语言改写、任务条件完整性检查、查重风险提示</w:t>
@@ -5926,38 +5791,37 @@
               <w:bottom w:val="single" w:color="auto" w:sz="4" w:space="0"/>
               <w:right w:val="single" w:color="auto" w:sz="4" w:space="0"/>
             </w:tcBorders>
-            <w:shd w:val="clear"/>
-            <w:vAlign w:val="center"/>
-          </w:tcPr>
-          <w:p>
-            <w:pPr>
-              <w:keepNext w:val="0"/>
-              <w:keepLines w:val="0"/>
-              <w:widowControl/>
-              <w:suppressLineNumbers w:val="0"/>
-              <w:jc w:val="center"/>
-              <w:textAlignment w:val="center"/>
-              <w:rPr>
-                <w:rFonts w:hint="default" w:ascii="Times New Roman" w:hAnsi="Times New Roman" w:eastAsia="华文楷体" w:cs="Times New Roman"/>
-                <w:i w:val="0"/>
-                <w:iCs w:val="0"/>
-                <w:color w:val="000000"/>
-                <w:sz w:val="18"/>
-                <w:szCs w:val="18"/>
-                <w:u w:val="none"/>
-              </w:rPr>
-            </w:pPr>
-            <w:r>
-              <w:rPr>
-                <w:rFonts w:hint="default" w:ascii="Times New Roman" w:hAnsi="Times New Roman" w:eastAsia="华文楷体" w:cs="Times New Roman"/>
-                <w:i w:val="0"/>
-                <w:iCs w:val="0"/>
-                <w:color w:val="000000"/>
-                <w:kern w:val="0"/>
-                <w:sz w:val="18"/>
-                <w:szCs w:val="18"/>
-                <w:u w:val="none"/>
-                <w:bdr w:val="none" w:color="auto" w:sz="0" w:space="0"/>
+            <w:shd w:val="clear" w:color="auto" w:fill="auto"/>
+            <w:vAlign w:val="center"/>
+          </w:tcPr>
+          <w:p>
+            <w:pPr>
+              <w:keepNext w:val="0"/>
+              <w:keepLines w:val="0"/>
+              <w:widowControl/>
+              <w:suppressLineNumbers w:val="0"/>
+              <w:jc w:val="center"/>
+              <w:textAlignment w:val="center"/>
+              <w:rPr>
+                <w:rFonts w:hint="default" w:ascii="Times New Roman" w:hAnsi="Times New Roman" w:eastAsia="华文楷体" w:cs="Times New Roman"/>
+                <w:i w:val="0"/>
+                <w:iCs w:val="0"/>
+                <w:color w:val="000000"/>
+                <w:sz w:val="18"/>
+                <w:szCs w:val="18"/>
+                <w:u w:val="none"/>
+              </w:rPr>
+            </w:pPr>
+            <w:r>
+              <w:rPr>
+                <w:rFonts w:hint="default" w:ascii="Times New Roman" w:hAnsi="Times New Roman" w:eastAsia="华文楷体" w:cs="Times New Roman"/>
+                <w:i w:val="0"/>
+                <w:iCs w:val="0"/>
+                <w:color w:val="000000"/>
+                <w:kern w:val="0"/>
+                <w:sz w:val="18"/>
+                <w:szCs w:val="18"/>
+                <w:u w:val="none"/>
                 <w:lang w:val="en-US" w:eastAsia="zh-CN" w:bidi="ar"/>
               </w:rPr>
               <w:t>主要用于问题背景与任务要求的语言改写和完整性检查</w:t>
@@ -5973,38 +5837,37 @@
               <w:bottom w:val="single" w:color="auto" w:sz="4" w:space="0"/>
               <w:right w:val="nil"/>
             </w:tcBorders>
-            <w:shd w:val="clear"/>
-            <w:vAlign w:val="center"/>
-          </w:tcPr>
-          <w:p>
-            <w:pPr>
-              <w:keepNext w:val="0"/>
-              <w:keepLines w:val="0"/>
-              <w:widowControl/>
-              <w:suppressLineNumbers w:val="0"/>
-              <w:jc w:val="center"/>
-              <w:textAlignment w:val="center"/>
-              <w:rPr>
-                <w:rFonts w:hint="default" w:ascii="Times New Roman" w:hAnsi="Times New Roman" w:eastAsia="华文楷体" w:cs="Times New Roman"/>
-                <w:i w:val="0"/>
-                <w:iCs w:val="0"/>
-                <w:color w:val="000000"/>
-                <w:sz w:val="18"/>
-                <w:szCs w:val="18"/>
-                <w:u w:val="none"/>
-              </w:rPr>
-            </w:pPr>
-            <w:r>
-              <w:rPr>
-                <w:rFonts w:hint="default" w:ascii="Times New Roman" w:hAnsi="Times New Roman" w:eastAsia="华文楷体" w:cs="Times New Roman"/>
-                <w:i w:val="0"/>
-                <w:iCs w:val="0"/>
-                <w:color w:val="000000"/>
-                <w:kern w:val="0"/>
-                <w:sz w:val="18"/>
-                <w:szCs w:val="18"/>
-                <w:u w:val="none"/>
-                <w:bdr w:val="none" w:color="auto" w:sz="0" w:space="0"/>
+            <w:shd w:val="clear" w:color="auto" w:fill="auto"/>
+            <w:vAlign w:val="center"/>
+          </w:tcPr>
+          <w:p>
+            <w:pPr>
+              <w:keepNext w:val="0"/>
+              <w:keepLines w:val="0"/>
+              <w:widowControl/>
+              <w:suppressLineNumbers w:val="0"/>
+              <w:jc w:val="center"/>
+              <w:textAlignment w:val="center"/>
+              <w:rPr>
+                <w:rFonts w:hint="default" w:ascii="Times New Roman" w:hAnsi="Times New Roman" w:eastAsia="华文楷体" w:cs="Times New Roman"/>
+                <w:i w:val="0"/>
+                <w:iCs w:val="0"/>
+                <w:color w:val="000000"/>
+                <w:sz w:val="18"/>
+                <w:szCs w:val="18"/>
+                <w:u w:val="none"/>
+              </w:rPr>
+            </w:pPr>
+            <w:r>
+              <w:rPr>
+                <w:rFonts w:hint="default" w:ascii="Times New Roman" w:hAnsi="Times New Roman" w:eastAsia="华文楷体" w:cs="Times New Roman"/>
+                <w:i w:val="0"/>
+                <w:iCs w:val="0"/>
+                <w:color w:val="000000"/>
+                <w:kern w:val="0"/>
+                <w:sz w:val="18"/>
+                <w:szCs w:val="18"/>
+                <w:u w:val="none"/>
                 <w:lang w:val="en-US" w:eastAsia="zh-CN" w:bidi="ar"/>
               </w:rPr>
               <w:t>保证没有改变题意、遗漏条件或直接照抄原题</w:t>
@@ -6022,7 +5885,6 @@
             <w:insideH w:val="none" w:color="auto" w:sz="0" w:space="0"/>
             <w:insideV w:val="none" w:color="auto" w:sz="0" w:space="0"/>
           </w:tblBorders>
-          <w:shd w:val="clear"/>
           <w:tblCellMar>
             <w:top w:w="0" w:type="dxa"/>
             <w:left w:w="108" w:type="dxa"/>
@@ -6042,7 +5904,7 @@
               <w:bottom w:val="single" w:color="auto" w:sz="4" w:space="0"/>
               <w:right w:val="single" w:color="auto" w:sz="4" w:space="0"/>
             </w:tcBorders>
-            <w:shd w:val="clear"/>
+            <w:shd w:val="clear" w:color="auto" w:fill="auto"/>
             <w:vAlign w:val="center"/>
           </w:tcPr>
           <w:p>
@@ -6073,7 +5935,6 @@
                 <w:sz w:val="22"/>
                 <w:szCs w:val="22"/>
                 <w:u w:val="none"/>
-                <w:bdr w:val="none" w:color="auto" w:sz="0" w:space="0"/>
                 <w:lang w:val="en-US" w:eastAsia="zh-CN" w:bidi="ar"/>
               </w:rPr>
               <w:t>问题分析辅助</w:t>
@@ -6089,7 +5950,7 @@
               <w:bottom w:val="single" w:color="auto" w:sz="4" w:space="0"/>
               <w:right w:val="single" w:color="auto" w:sz="4" w:space="0"/>
             </w:tcBorders>
-            <w:shd w:val="clear"/>
+            <w:shd w:val="clear" w:color="auto" w:fill="auto"/>
             <w:vAlign w:val="center"/>
           </w:tcPr>
           <w:p>
@@ -6120,7 +5981,6 @@
                 <w:sz w:val="18"/>
                 <w:szCs w:val="18"/>
                 <w:u w:val="none"/>
-                <w:bdr w:val="none" w:color="auto" w:sz="0" w:space="0"/>
                 <w:lang w:val="en-US" w:eastAsia="zh-CN" w:bidi="ar"/>
               </w:rPr>
               <w:t>小问递进关系梳理、建模逻辑表达优化、模型选择理由整理</w:t>
@@ -6136,38 +5996,37 @@
               <w:bottom w:val="single" w:color="auto" w:sz="4" w:space="0"/>
               <w:right w:val="single" w:color="auto" w:sz="4" w:space="0"/>
             </w:tcBorders>
-            <w:shd w:val="clear"/>
-            <w:vAlign w:val="center"/>
-          </w:tcPr>
-          <w:p>
-            <w:pPr>
-              <w:keepNext w:val="0"/>
-              <w:keepLines w:val="0"/>
-              <w:widowControl/>
-              <w:suppressLineNumbers w:val="0"/>
-              <w:jc w:val="center"/>
-              <w:textAlignment w:val="center"/>
-              <w:rPr>
-                <w:rFonts w:hint="default" w:ascii="Times New Roman" w:hAnsi="Times New Roman" w:eastAsia="华文楷体" w:cs="Times New Roman"/>
-                <w:i w:val="0"/>
-                <w:iCs w:val="0"/>
-                <w:color w:val="000000"/>
-                <w:sz w:val="18"/>
-                <w:szCs w:val="18"/>
-                <w:u w:val="none"/>
-              </w:rPr>
-            </w:pPr>
-            <w:r>
-              <w:rPr>
-                <w:rFonts w:hint="default" w:ascii="Times New Roman" w:hAnsi="Times New Roman" w:eastAsia="华文楷体" w:cs="Times New Roman"/>
-                <w:i w:val="0"/>
-                <w:iCs w:val="0"/>
-                <w:color w:val="000000"/>
-                <w:kern w:val="0"/>
-                <w:sz w:val="18"/>
-                <w:szCs w:val="18"/>
-                <w:u w:val="none"/>
-                <w:bdr w:val="none" w:color="auto" w:sz="0" w:space="0"/>
+            <w:shd w:val="clear" w:color="auto" w:fill="auto"/>
+            <w:vAlign w:val="center"/>
+          </w:tcPr>
+          <w:p>
+            <w:pPr>
+              <w:keepNext w:val="0"/>
+              <w:keepLines w:val="0"/>
+              <w:widowControl/>
+              <w:suppressLineNumbers w:val="0"/>
+              <w:jc w:val="center"/>
+              <w:textAlignment w:val="center"/>
+              <w:rPr>
+                <w:rFonts w:hint="default" w:ascii="Times New Roman" w:hAnsi="Times New Roman" w:eastAsia="华文楷体" w:cs="Times New Roman"/>
+                <w:i w:val="0"/>
+                <w:iCs w:val="0"/>
+                <w:color w:val="000000"/>
+                <w:sz w:val="18"/>
+                <w:szCs w:val="18"/>
+                <w:u w:val="none"/>
+              </w:rPr>
+            </w:pPr>
+            <w:r>
+              <w:rPr>
+                <w:rFonts w:hint="default" w:ascii="Times New Roman" w:hAnsi="Times New Roman" w:eastAsia="华文楷体" w:cs="Times New Roman"/>
+                <w:i w:val="0"/>
+                <w:iCs w:val="0"/>
+                <w:color w:val="000000"/>
+                <w:kern w:val="0"/>
+                <w:sz w:val="18"/>
+                <w:szCs w:val="18"/>
+                <w:u w:val="none"/>
                 <w:lang w:val="en-US" w:eastAsia="zh-CN" w:bidi="ar"/>
               </w:rPr>
               <w:t>主要用于问题分析中的小问关系梳理和建模思路表达优化</w:t>
@@ -6183,38 +6042,37 @@
               <w:bottom w:val="single" w:color="auto" w:sz="4" w:space="0"/>
               <w:right w:val="nil"/>
             </w:tcBorders>
-            <w:shd w:val="clear"/>
-            <w:vAlign w:val="center"/>
-          </w:tcPr>
-          <w:p>
-            <w:pPr>
-              <w:keepNext w:val="0"/>
-              <w:keepLines w:val="0"/>
-              <w:widowControl/>
-              <w:suppressLineNumbers w:val="0"/>
-              <w:jc w:val="center"/>
-              <w:textAlignment w:val="center"/>
-              <w:rPr>
-                <w:rFonts w:hint="default" w:ascii="Times New Roman" w:hAnsi="Times New Roman" w:eastAsia="华文楷体" w:cs="Times New Roman"/>
-                <w:i w:val="0"/>
-                <w:iCs w:val="0"/>
-                <w:color w:val="000000"/>
-                <w:sz w:val="18"/>
-                <w:szCs w:val="18"/>
-                <w:u w:val="none"/>
-              </w:rPr>
-            </w:pPr>
-            <w:r>
-              <w:rPr>
-                <w:rFonts w:hint="default" w:ascii="Times New Roman" w:hAnsi="Times New Roman" w:eastAsia="华文楷体" w:cs="Times New Roman"/>
-                <w:i w:val="0"/>
-                <w:iCs w:val="0"/>
-                <w:color w:val="000000"/>
-                <w:kern w:val="0"/>
-                <w:sz w:val="18"/>
-                <w:szCs w:val="18"/>
-                <w:u w:val="none"/>
-                <w:bdr w:val="none" w:color="auto" w:sz="0" w:space="0"/>
+            <w:shd w:val="clear" w:color="auto" w:fill="auto"/>
+            <w:vAlign w:val="center"/>
+          </w:tcPr>
+          <w:p>
+            <w:pPr>
+              <w:keepNext w:val="0"/>
+              <w:keepLines w:val="0"/>
+              <w:widowControl/>
+              <w:suppressLineNumbers w:val="0"/>
+              <w:jc w:val="center"/>
+              <w:textAlignment w:val="center"/>
+              <w:rPr>
+                <w:rFonts w:hint="default" w:ascii="Times New Roman" w:hAnsi="Times New Roman" w:eastAsia="华文楷体" w:cs="Times New Roman"/>
+                <w:i w:val="0"/>
+                <w:iCs w:val="0"/>
+                <w:color w:val="000000"/>
+                <w:sz w:val="18"/>
+                <w:szCs w:val="18"/>
+                <w:u w:val="none"/>
+              </w:rPr>
+            </w:pPr>
+            <w:r>
+              <w:rPr>
+                <w:rFonts w:hint="default" w:ascii="Times New Roman" w:hAnsi="Times New Roman" w:eastAsia="华文楷体" w:cs="Times New Roman"/>
+                <w:i w:val="0"/>
+                <w:iCs w:val="0"/>
+                <w:color w:val="000000"/>
+                <w:kern w:val="0"/>
+                <w:sz w:val="18"/>
+                <w:szCs w:val="18"/>
+                <w:u w:val="none"/>
                 <w:lang w:val="en-US" w:eastAsia="zh-CN" w:bidi="ar"/>
               </w:rPr>
               <w:t>问题分析不能提前出现未经计算的结果，也不能写成模型求解正文</w:t>
@@ -6232,7 +6090,6 @@
             <w:insideH w:val="none" w:color="auto" w:sz="0" w:space="0"/>
             <w:insideV w:val="none" w:color="auto" w:sz="0" w:space="0"/>
           </w:tblBorders>
-          <w:shd w:val="clear"/>
           <w:tblCellMar>
             <w:top w:w="0" w:type="dxa"/>
             <w:left w:w="108" w:type="dxa"/>
@@ -6252,7 +6109,7 @@
               <w:bottom w:val="single" w:color="auto" w:sz="4" w:space="0"/>
               <w:right w:val="single" w:color="auto" w:sz="4" w:space="0"/>
             </w:tcBorders>
-            <w:shd w:val="clear"/>
+            <w:shd w:val="clear" w:color="auto" w:fill="auto"/>
             <w:vAlign w:val="center"/>
           </w:tcPr>
           <w:p>
@@ -6283,7 +6140,6 @@
                 <w:sz w:val="22"/>
                 <w:szCs w:val="22"/>
                 <w:u w:val="none"/>
-                <w:bdr w:val="none" w:color="auto" w:sz="0" w:space="0"/>
                 <w:lang w:val="en-US" w:eastAsia="zh-CN" w:bidi="ar"/>
               </w:rPr>
               <w:t>模型评价辅助</w:t>
@@ -6299,7 +6155,7 @@
               <w:bottom w:val="single" w:color="auto" w:sz="4" w:space="0"/>
               <w:right w:val="single" w:color="auto" w:sz="4" w:space="0"/>
             </w:tcBorders>
-            <w:shd w:val="clear"/>
+            <w:shd w:val="clear" w:color="auto" w:fill="auto"/>
             <w:vAlign w:val="center"/>
           </w:tcPr>
           <w:p>
@@ -6330,7 +6186,6 @@
                 <w:sz w:val="18"/>
                 <w:szCs w:val="18"/>
                 <w:u w:val="none"/>
-                <w:bdr w:val="none" w:color="auto" w:sz="0" w:space="0"/>
                 <w:lang w:val="en-US" w:eastAsia="zh-CN" w:bidi="ar"/>
               </w:rPr>
               <w:t>模型优点提炼、缺点识别、适用边界分析、模型评价表达优化</w:t>
@@ -6346,38 +6201,37 @@
               <w:bottom w:val="single" w:color="auto" w:sz="4" w:space="0"/>
               <w:right w:val="single" w:color="auto" w:sz="4" w:space="0"/>
             </w:tcBorders>
-            <w:shd w:val="clear"/>
-            <w:vAlign w:val="center"/>
-          </w:tcPr>
-          <w:p>
-            <w:pPr>
-              <w:keepNext w:val="0"/>
-              <w:keepLines w:val="0"/>
-              <w:widowControl/>
-              <w:suppressLineNumbers w:val="0"/>
-              <w:jc w:val="center"/>
-              <w:textAlignment w:val="center"/>
-              <w:rPr>
-                <w:rFonts w:hint="default" w:ascii="Times New Roman" w:hAnsi="Times New Roman" w:eastAsia="华文楷体" w:cs="Times New Roman"/>
-                <w:i w:val="0"/>
-                <w:iCs w:val="0"/>
-                <w:color w:val="000000"/>
-                <w:sz w:val="18"/>
-                <w:szCs w:val="18"/>
-                <w:u w:val="none"/>
-              </w:rPr>
-            </w:pPr>
-            <w:r>
-              <w:rPr>
-                <w:rFonts w:hint="default" w:ascii="Times New Roman" w:hAnsi="Times New Roman" w:eastAsia="华文楷体" w:cs="Times New Roman"/>
-                <w:i w:val="0"/>
-                <w:iCs w:val="0"/>
-                <w:color w:val="000000"/>
-                <w:kern w:val="0"/>
-                <w:sz w:val="18"/>
-                <w:szCs w:val="18"/>
-                <w:u w:val="none"/>
-                <w:bdr w:val="none" w:color="auto" w:sz="0" w:space="0"/>
+            <w:shd w:val="clear" w:color="auto" w:fill="auto"/>
+            <w:vAlign w:val="center"/>
+          </w:tcPr>
+          <w:p>
+            <w:pPr>
+              <w:keepNext w:val="0"/>
+              <w:keepLines w:val="0"/>
+              <w:widowControl/>
+              <w:suppressLineNumbers w:val="0"/>
+              <w:jc w:val="center"/>
+              <w:textAlignment w:val="center"/>
+              <w:rPr>
+                <w:rFonts w:hint="default" w:ascii="Times New Roman" w:hAnsi="Times New Roman" w:eastAsia="华文楷体" w:cs="Times New Roman"/>
+                <w:i w:val="0"/>
+                <w:iCs w:val="0"/>
+                <w:color w:val="000000"/>
+                <w:sz w:val="18"/>
+                <w:szCs w:val="18"/>
+                <w:u w:val="none"/>
+              </w:rPr>
+            </w:pPr>
+            <w:r>
+              <w:rPr>
+                <w:rFonts w:hint="default" w:ascii="Times New Roman" w:hAnsi="Times New Roman" w:eastAsia="华文楷体" w:cs="Times New Roman"/>
+                <w:i w:val="0"/>
+                <w:iCs w:val="0"/>
+                <w:color w:val="000000"/>
+                <w:kern w:val="0"/>
+                <w:sz w:val="18"/>
+                <w:szCs w:val="18"/>
+                <w:u w:val="none"/>
                 <w:lang w:val="en-US" w:eastAsia="zh-CN" w:bidi="ar"/>
               </w:rPr>
               <w:t>主要用于模型优缺点、适用边界和评价内容的整理</w:t>
@@ -6393,38 +6247,37 @@
               <w:bottom w:val="single" w:color="auto" w:sz="4" w:space="0"/>
               <w:right w:val="nil"/>
             </w:tcBorders>
-            <w:shd w:val="clear"/>
-            <w:vAlign w:val="center"/>
-          </w:tcPr>
-          <w:p>
-            <w:pPr>
-              <w:keepNext w:val="0"/>
-              <w:keepLines w:val="0"/>
-              <w:widowControl/>
-              <w:suppressLineNumbers w:val="0"/>
-              <w:jc w:val="center"/>
-              <w:textAlignment w:val="center"/>
-              <w:rPr>
-                <w:rFonts w:hint="default" w:ascii="Times New Roman" w:hAnsi="Times New Roman" w:eastAsia="华文楷体" w:cs="Times New Roman"/>
-                <w:i w:val="0"/>
-                <w:iCs w:val="0"/>
-                <w:color w:val="000000"/>
-                <w:sz w:val="18"/>
-                <w:szCs w:val="18"/>
-                <w:u w:val="none"/>
-              </w:rPr>
-            </w:pPr>
-            <w:r>
-              <w:rPr>
-                <w:rFonts w:hint="default" w:ascii="Times New Roman" w:hAnsi="Times New Roman" w:eastAsia="华文楷体" w:cs="Times New Roman"/>
-                <w:i w:val="0"/>
-                <w:iCs w:val="0"/>
-                <w:color w:val="000000"/>
-                <w:kern w:val="0"/>
-                <w:sz w:val="18"/>
-                <w:szCs w:val="18"/>
-                <w:u w:val="none"/>
-                <w:bdr w:val="none" w:color="auto" w:sz="0" w:space="0"/>
+            <w:shd w:val="clear" w:color="auto" w:fill="auto"/>
+            <w:vAlign w:val="center"/>
+          </w:tcPr>
+          <w:p>
+            <w:pPr>
+              <w:keepNext w:val="0"/>
+              <w:keepLines w:val="0"/>
+              <w:widowControl/>
+              <w:suppressLineNumbers w:val="0"/>
+              <w:jc w:val="center"/>
+              <w:textAlignment w:val="center"/>
+              <w:rPr>
+                <w:rFonts w:hint="default" w:ascii="Times New Roman" w:hAnsi="Times New Roman" w:eastAsia="华文楷体" w:cs="Times New Roman"/>
+                <w:i w:val="0"/>
+                <w:iCs w:val="0"/>
+                <w:color w:val="000000"/>
+                <w:sz w:val="18"/>
+                <w:szCs w:val="18"/>
+                <w:u w:val="none"/>
+              </w:rPr>
+            </w:pPr>
+            <w:r>
+              <w:rPr>
+                <w:rFonts w:hint="default" w:ascii="Times New Roman" w:hAnsi="Times New Roman" w:eastAsia="华文楷体" w:cs="Times New Roman"/>
+                <w:i w:val="0"/>
+                <w:iCs w:val="0"/>
+                <w:color w:val="000000"/>
+                <w:kern w:val="0"/>
+                <w:sz w:val="18"/>
+                <w:szCs w:val="18"/>
+                <w:u w:val="none"/>
                 <w:lang w:val="en-US" w:eastAsia="zh-CN" w:bidi="ar"/>
               </w:rPr>
               <w:t>优点需要检验结果支持，缺点应与实际模型对应</w:t>
@@ -6442,7 +6295,7 @@
             <w:insideH w:val="none" w:color="auto" w:sz="0" w:space="0"/>
             <w:insideV w:val="none" w:color="auto" w:sz="0" w:space="0"/>
           </w:tblBorders>
-          <w:shd w:val="clear"/>
+          <w:shd w:val="clear" w:color="auto" w:fill="auto"/>
           <w:tblCellMar>
             <w:top w:w="0" w:type="dxa"/>
             <w:left w:w="108" w:type="dxa"/>
@@ -6462,7 +6315,7 @@
               <w:bottom w:val="single" w:color="auto" w:sz="4" w:space="0"/>
               <w:right w:val="single" w:color="auto" w:sz="4" w:space="0"/>
             </w:tcBorders>
-            <w:shd w:val="clear"/>
+            <w:shd w:val="clear" w:color="auto" w:fill="auto"/>
             <w:vAlign w:val="center"/>
           </w:tcPr>
           <w:p>
@@ -6493,7 +6346,6 @@
                 <w:sz w:val="22"/>
                 <w:szCs w:val="22"/>
                 <w:u w:val="none"/>
-                <w:bdr w:val="none" w:color="auto" w:sz="0" w:space="0"/>
                 <w:lang w:val="en-US" w:eastAsia="zh-CN" w:bidi="ar"/>
               </w:rPr>
               <w:t>模型改进讨论</w:t>
@@ -6509,7 +6361,7 @@
               <w:bottom w:val="single" w:color="auto" w:sz="4" w:space="0"/>
               <w:right w:val="single" w:color="auto" w:sz="4" w:space="0"/>
             </w:tcBorders>
-            <w:shd w:val="clear"/>
+            <w:shd w:val="clear" w:color="auto" w:fill="auto"/>
             <w:vAlign w:val="center"/>
           </w:tcPr>
           <w:p>
@@ -6540,7 +6392,6 @@
                 <w:sz w:val="18"/>
                 <w:szCs w:val="18"/>
                 <w:u w:val="none"/>
-                <w:bdr w:val="none" w:color="auto" w:sz="0" w:space="0"/>
                 <w:lang w:val="en-US" w:eastAsia="zh-CN" w:bidi="ar"/>
               </w:rPr>
               <w:t>缺点与改进措施匹配、数据改进、参数改进、算法改进、结构改进</w:t>
@@ -6556,38 +6407,37 @@
               <w:bottom w:val="single" w:color="auto" w:sz="4" w:space="0"/>
               <w:right w:val="single" w:color="auto" w:sz="4" w:space="0"/>
             </w:tcBorders>
-            <w:shd w:val="clear"/>
-            <w:vAlign w:val="center"/>
-          </w:tcPr>
-          <w:p>
-            <w:pPr>
-              <w:keepNext w:val="0"/>
-              <w:keepLines w:val="0"/>
-              <w:widowControl/>
-              <w:suppressLineNumbers w:val="0"/>
-              <w:jc w:val="center"/>
-              <w:textAlignment w:val="center"/>
-              <w:rPr>
-                <w:rFonts w:hint="default" w:ascii="Times New Roman" w:hAnsi="Times New Roman" w:eastAsia="华文楷体" w:cs="Times New Roman"/>
-                <w:i w:val="0"/>
-                <w:iCs w:val="0"/>
-                <w:color w:val="000000"/>
-                <w:sz w:val="18"/>
-                <w:szCs w:val="18"/>
-                <w:u w:val="none"/>
-              </w:rPr>
-            </w:pPr>
-            <w:r>
-              <w:rPr>
-                <w:rFonts w:hint="default" w:ascii="Times New Roman" w:hAnsi="Times New Roman" w:eastAsia="华文楷体" w:cs="Times New Roman"/>
-                <w:i w:val="0"/>
-                <w:iCs w:val="0"/>
-                <w:color w:val="000000"/>
-                <w:kern w:val="0"/>
-                <w:sz w:val="18"/>
-                <w:szCs w:val="18"/>
-                <w:u w:val="none"/>
-                <w:bdr w:val="none" w:color="auto" w:sz="0" w:space="0"/>
+            <w:shd w:val="clear" w:color="auto" w:fill="auto"/>
+            <w:vAlign w:val="center"/>
+          </w:tcPr>
+          <w:p>
+            <w:pPr>
+              <w:keepNext w:val="0"/>
+              <w:keepLines w:val="0"/>
+              <w:widowControl/>
+              <w:suppressLineNumbers w:val="0"/>
+              <w:jc w:val="center"/>
+              <w:textAlignment w:val="center"/>
+              <w:rPr>
+                <w:rFonts w:hint="default" w:ascii="Times New Roman" w:hAnsi="Times New Roman" w:eastAsia="华文楷体" w:cs="Times New Roman"/>
+                <w:i w:val="0"/>
+                <w:iCs w:val="0"/>
+                <w:color w:val="000000"/>
+                <w:sz w:val="18"/>
+                <w:szCs w:val="18"/>
+                <w:u w:val="none"/>
+              </w:rPr>
+            </w:pPr>
+            <w:r>
+              <w:rPr>
+                <w:rFonts w:hint="default" w:ascii="Times New Roman" w:hAnsi="Times New Roman" w:eastAsia="华文楷体" w:cs="Times New Roman"/>
+                <w:i w:val="0"/>
+                <w:iCs w:val="0"/>
+                <w:color w:val="000000"/>
+                <w:kern w:val="0"/>
+                <w:sz w:val="18"/>
+                <w:szCs w:val="18"/>
+                <w:u w:val="none"/>
                 <w:lang w:val="en-US" w:eastAsia="zh-CN" w:bidi="ar"/>
               </w:rPr>
               <w:t>主要用于模型不足及其对应改进方向的讨论</w:t>
@@ -6603,38 +6453,37 @@
               <w:bottom w:val="single" w:color="auto" w:sz="4" w:space="0"/>
               <w:right w:val="nil"/>
             </w:tcBorders>
-            <w:shd w:val="clear"/>
-            <w:vAlign w:val="center"/>
-          </w:tcPr>
-          <w:p>
-            <w:pPr>
-              <w:keepNext w:val="0"/>
-              <w:keepLines w:val="0"/>
-              <w:widowControl/>
-              <w:suppressLineNumbers w:val="0"/>
-              <w:jc w:val="center"/>
-              <w:textAlignment w:val="center"/>
-              <w:rPr>
-                <w:rFonts w:hint="default" w:ascii="Times New Roman" w:hAnsi="Times New Roman" w:eastAsia="华文楷体" w:cs="Times New Roman"/>
-                <w:i w:val="0"/>
-                <w:iCs w:val="0"/>
-                <w:color w:val="000000"/>
-                <w:sz w:val="18"/>
-                <w:szCs w:val="18"/>
-                <w:u w:val="none"/>
-              </w:rPr>
-            </w:pPr>
-            <w:r>
-              <w:rPr>
-                <w:rFonts w:hint="default" w:ascii="Times New Roman" w:hAnsi="Times New Roman" w:eastAsia="华文楷体" w:cs="Times New Roman"/>
-                <w:i w:val="0"/>
-                <w:iCs w:val="0"/>
-                <w:color w:val="000000"/>
-                <w:kern w:val="0"/>
-                <w:sz w:val="18"/>
-                <w:szCs w:val="18"/>
-                <w:u w:val="none"/>
-                <w:bdr w:val="none" w:color="auto" w:sz="0" w:space="0"/>
+            <w:shd w:val="clear" w:color="auto" w:fill="auto"/>
+            <w:vAlign w:val="center"/>
+          </w:tcPr>
+          <w:p>
+            <w:pPr>
+              <w:keepNext w:val="0"/>
+              <w:keepLines w:val="0"/>
+              <w:widowControl/>
+              <w:suppressLineNumbers w:val="0"/>
+              <w:jc w:val="center"/>
+              <w:textAlignment w:val="center"/>
+              <w:rPr>
+                <w:rFonts w:hint="default" w:ascii="Times New Roman" w:hAnsi="Times New Roman" w:eastAsia="华文楷体" w:cs="Times New Roman"/>
+                <w:i w:val="0"/>
+                <w:iCs w:val="0"/>
+                <w:color w:val="000000"/>
+                <w:sz w:val="18"/>
+                <w:szCs w:val="18"/>
+                <w:u w:val="none"/>
+              </w:rPr>
+            </w:pPr>
+            <w:r>
+              <w:rPr>
+                <w:rFonts w:hint="default" w:ascii="Times New Roman" w:hAnsi="Times New Roman" w:eastAsia="华文楷体" w:cs="Times New Roman"/>
+                <w:i w:val="0"/>
+                <w:iCs w:val="0"/>
+                <w:color w:val="000000"/>
+                <w:kern w:val="0"/>
+                <w:sz w:val="18"/>
+                <w:szCs w:val="18"/>
+                <w:u w:val="none"/>
                 <w:lang w:val="en-US" w:eastAsia="zh-CN" w:bidi="ar"/>
               </w:rPr>
               <w:t>说明改进是已经完成还是未来设想，不能把未实现方案写成现有成果</w:t>
@@ -6652,7 +6501,6 @@
             <w:insideH w:val="none" w:color="auto" w:sz="0" w:space="0"/>
             <w:insideV w:val="none" w:color="auto" w:sz="0" w:space="0"/>
           </w:tblBorders>
-          <w:shd w:val="clear"/>
           <w:tblCellMar>
             <w:top w:w="0" w:type="dxa"/>
             <w:left w:w="108" w:type="dxa"/>
@@ -6672,7 +6520,7 @@
               <w:bottom w:val="single" w:color="auto" w:sz="4" w:space="0"/>
               <w:right w:val="single" w:color="auto" w:sz="4" w:space="0"/>
             </w:tcBorders>
-            <w:shd w:val="clear"/>
+            <w:shd w:val="clear" w:color="auto" w:fill="auto"/>
             <w:vAlign w:val="center"/>
           </w:tcPr>
           <w:p>
@@ -6703,7 +6551,6 @@
                 <w:sz w:val="22"/>
                 <w:szCs w:val="22"/>
                 <w:u w:val="none"/>
-                <w:bdr w:val="none" w:color="auto" w:sz="0" w:space="0"/>
                 <w:lang w:val="en-US" w:eastAsia="zh-CN" w:bidi="ar"/>
               </w:rPr>
               <w:t>模型推广讨论</w:t>
@@ -6719,7 +6566,7 @@
               <w:bottom w:val="single" w:color="auto" w:sz="4" w:space="0"/>
               <w:right w:val="single" w:color="auto" w:sz="4" w:space="0"/>
             </w:tcBorders>
-            <w:shd w:val="clear"/>
+            <w:shd w:val="clear" w:color="auto" w:fill="auto"/>
             <w:vAlign w:val="center"/>
           </w:tcPr>
           <w:p>
@@ -6750,7 +6597,6 @@
                 <w:sz w:val="18"/>
                 <w:szCs w:val="18"/>
                 <w:u w:val="none"/>
-                <w:bdr w:val="none" w:color="auto" w:sz="0" w:space="0"/>
                 <w:lang w:val="en-US" w:eastAsia="zh-CN" w:bidi="ar"/>
               </w:rPr>
               <w:t>推广对象选择、变量替换、参数重新标定、约束调整、补充数据建议</w:t>
@@ -6766,38 +6612,37 @@
               <w:bottom w:val="single" w:color="auto" w:sz="4" w:space="0"/>
               <w:right w:val="single" w:color="auto" w:sz="4" w:space="0"/>
             </w:tcBorders>
-            <w:shd w:val="clear"/>
-            <w:vAlign w:val="center"/>
-          </w:tcPr>
-          <w:p>
-            <w:pPr>
-              <w:keepNext w:val="0"/>
-              <w:keepLines w:val="0"/>
-              <w:widowControl/>
-              <w:suppressLineNumbers w:val="0"/>
-              <w:jc w:val="center"/>
-              <w:textAlignment w:val="center"/>
-              <w:rPr>
-                <w:rFonts w:hint="default" w:ascii="Times New Roman" w:hAnsi="Times New Roman" w:eastAsia="华文楷体" w:cs="Times New Roman"/>
-                <w:i w:val="0"/>
-                <w:iCs w:val="0"/>
-                <w:color w:val="000000"/>
-                <w:sz w:val="18"/>
-                <w:szCs w:val="18"/>
-                <w:u w:val="none"/>
-              </w:rPr>
-            </w:pPr>
-            <w:r>
-              <w:rPr>
-                <w:rFonts w:hint="default" w:ascii="Times New Roman" w:hAnsi="Times New Roman" w:eastAsia="华文楷体" w:cs="Times New Roman"/>
-                <w:i w:val="0"/>
-                <w:iCs w:val="0"/>
-                <w:color w:val="000000"/>
-                <w:kern w:val="0"/>
-                <w:sz w:val="18"/>
-                <w:szCs w:val="18"/>
-                <w:u w:val="none"/>
-                <w:bdr w:val="none" w:color="auto" w:sz="0" w:space="0"/>
+            <w:shd w:val="clear" w:color="auto" w:fill="auto"/>
+            <w:vAlign w:val="center"/>
+          </w:tcPr>
+          <w:p>
+            <w:pPr>
+              <w:keepNext w:val="0"/>
+              <w:keepLines w:val="0"/>
+              <w:widowControl/>
+              <w:suppressLineNumbers w:val="0"/>
+              <w:jc w:val="center"/>
+              <w:textAlignment w:val="center"/>
+              <w:rPr>
+                <w:rFonts w:hint="default" w:ascii="Times New Roman" w:hAnsi="Times New Roman" w:eastAsia="华文楷体" w:cs="Times New Roman"/>
+                <w:i w:val="0"/>
+                <w:iCs w:val="0"/>
+                <w:color w:val="000000"/>
+                <w:sz w:val="18"/>
+                <w:szCs w:val="18"/>
+                <w:u w:val="none"/>
+              </w:rPr>
+            </w:pPr>
+            <w:r>
+              <w:rPr>
+                <w:rFonts w:hint="default" w:ascii="Times New Roman" w:hAnsi="Times New Roman" w:eastAsia="华文楷体" w:cs="Times New Roman"/>
+                <w:i w:val="0"/>
+                <w:iCs w:val="0"/>
+                <w:color w:val="000000"/>
+                <w:kern w:val="0"/>
+                <w:sz w:val="18"/>
+                <w:szCs w:val="18"/>
+                <w:u w:val="none"/>
                 <w:lang w:val="en-US" w:eastAsia="zh-CN" w:bidi="ar"/>
               </w:rPr>
               <w:t>主要用于模型推广对象、推广条件和迁移调整方案的讨论</w:t>
@@ -6813,38 +6658,37 @@
               <w:bottom w:val="single" w:color="auto" w:sz="4" w:space="0"/>
               <w:right w:val="nil"/>
             </w:tcBorders>
-            <w:shd w:val="clear"/>
-            <w:vAlign w:val="center"/>
-          </w:tcPr>
-          <w:p>
-            <w:pPr>
-              <w:keepNext w:val="0"/>
-              <w:keepLines w:val="0"/>
-              <w:widowControl/>
-              <w:suppressLineNumbers w:val="0"/>
-              <w:jc w:val="center"/>
-              <w:textAlignment w:val="center"/>
-              <w:rPr>
-                <w:rFonts w:hint="default" w:ascii="Times New Roman" w:hAnsi="Times New Roman" w:eastAsia="华文楷体" w:cs="Times New Roman"/>
-                <w:i w:val="0"/>
-                <w:iCs w:val="0"/>
-                <w:color w:val="000000"/>
-                <w:sz w:val="18"/>
-                <w:szCs w:val="18"/>
-                <w:u w:val="none"/>
-              </w:rPr>
-            </w:pPr>
-            <w:r>
-              <w:rPr>
-                <w:rFonts w:hint="default" w:ascii="Times New Roman" w:hAnsi="Times New Roman" w:eastAsia="华文楷体" w:cs="Times New Roman"/>
-                <w:i w:val="0"/>
-                <w:iCs w:val="0"/>
-                <w:color w:val="000000"/>
-                <w:kern w:val="0"/>
-                <w:sz w:val="18"/>
-                <w:szCs w:val="18"/>
-                <w:u w:val="none"/>
-                <w:bdr w:val="none" w:color="auto" w:sz="0" w:space="0"/>
+            <w:shd w:val="clear" w:color="auto" w:fill="auto"/>
+            <w:vAlign w:val="center"/>
+          </w:tcPr>
+          <w:p>
+            <w:pPr>
+              <w:keepNext w:val="0"/>
+              <w:keepLines w:val="0"/>
+              <w:widowControl/>
+              <w:suppressLineNumbers w:val="0"/>
+              <w:jc w:val="center"/>
+              <w:textAlignment w:val="center"/>
+              <w:rPr>
+                <w:rFonts w:hint="default" w:ascii="Times New Roman" w:hAnsi="Times New Roman" w:eastAsia="华文楷体" w:cs="Times New Roman"/>
+                <w:i w:val="0"/>
+                <w:iCs w:val="0"/>
+                <w:color w:val="000000"/>
+                <w:sz w:val="18"/>
+                <w:szCs w:val="18"/>
+                <w:u w:val="none"/>
+              </w:rPr>
+            </w:pPr>
+            <w:r>
+              <w:rPr>
+                <w:rFonts w:hint="default" w:ascii="Times New Roman" w:hAnsi="Times New Roman" w:eastAsia="华文楷体" w:cs="Times New Roman"/>
+                <w:i w:val="0"/>
+                <w:iCs w:val="0"/>
+                <w:color w:val="000000"/>
+                <w:kern w:val="0"/>
+                <w:sz w:val="18"/>
+                <w:szCs w:val="18"/>
+                <w:u w:val="none"/>
                 <w:lang w:val="en-US" w:eastAsia="zh-CN" w:bidi="ar"/>
               </w:rPr>
               <w:t>说明推广到哪里、需要调整什么、补充哪些数据，避免空泛表达</w:t>
@@ -6862,7 +6706,6 @@
             <w:insideH w:val="none" w:color="auto" w:sz="0" w:space="0"/>
             <w:insideV w:val="none" w:color="auto" w:sz="0" w:space="0"/>
           </w:tblBorders>
-          <w:shd w:val="clear"/>
           <w:tblCellMar>
             <w:top w:w="0" w:type="dxa"/>
             <w:left w:w="108" w:type="dxa"/>
@@ -6882,7 +6725,7 @@
               <w:bottom w:val="single" w:color="auto" w:sz="4" w:space="0"/>
               <w:right w:val="single" w:color="auto" w:sz="4" w:space="0"/>
             </w:tcBorders>
-            <w:shd w:val="clear"/>
+            <w:shd w:val="clear" w:color="auto" w:fill="auto"/>
             <w:vAlign w:val="center"/>
           </w:tcPr>
           <w:p>
@@ -6913,7 +6756,6 @@
                 <w:sz w:val="22"/>
                 <w:szCs w:val="22"/>
                 <w:u w:val="none"/>
-                <w:bdr w:val="none" w:color="auto" w:sz="0" w:space="0"/>
                 <w:lang w:val="en-US" w:eastAsia="zh-CN" w:bidi="ar"/>
               </w:rPr>
               <w:t>中文语言润色</w:t>
@@ -6929,7 +6771,7 @@
               <w:bottom w:val="single" w:color="auto" w:sz="4" w:space="0"/>
               <w:right w:val="single" w:color="auto" w:sz="4" w:space="0"/>
             </w:tcBorders>
-            <w:shd w:val="clear"/>
+            <w:shd w:val="clear" w:color="auto" w:fill="auto"/>
             <w:vAlign w:val="center"/>
           </w:tcPr>
           <w:p>
@@ -6960,7 +6802,6 @@
                 <w:sz w:val="18"/>
                 <w:szCs w:val="18"/>
                 <w:u w:val="none"/>
-                <w:bdr w:val="none" w:color="auto" w:sz="0" w:space="0"/>
                 <w:lang w:val="en-US" w:eastAsia="zh-CN" w:bidi="ar"/>
               </w:rPr>
               <w:t>病句修改、错别字检查、表达精简、段落衔接、客观化表达</w:t>
@@ -6976,38 +6817,37 @@
               <w:bottom w:val="single" w:color="auto" w:sz="4" w:space="0"/>
               <w:right w:val="single" w:color="auto" w:sz="4" w:space="0"/>
             </w:tcBorders>
-            <w:shd w:val="clear"/>
-            <w:vAlign w:val="center"/>
-          </w:tcPr>
-          <w:p>
-            <w:pPr>
-              <w:keepNext w:val="0"/>
-              <w:keepLines w:val="0"/>
-              <w:widowControl/>
-              <w:suppressLineNumbers w:val="0"/>
-              <w:jc w:val="center"/>
-              <w:textAlignment w:val="center"/>
-              <w:rPr>
-                <w:rFonts w:hint="default" w:ascii="Times New Roman" w:hAnsi="Times New Roman" w:eastAsia="华文楷体" w:cs="Times New Roman"/>
-                <w:i w:val="0"/>
-                <w:iCs w:val="0"/>
-                <w:color w:val="000000"/>
-                <w:sz w:val="18"/>
-                <w:szCs w:val="18"/>
-                <w:u w:val="none"/>
-              </w:rPr>
-            </w:pPr>
-            <w:r>
-              <w:rPr>
-                <w:rFonts w:hint="default" w:ascii="Times New Roman" w:hAnsi="Times New Roman" w:eastAsia="华文楷体" w:cs="Times New Roman"/>
-                <w:i w:val="0"/>
-                <w:iCs w:val="0"/>
-                <w:color w:val="000000"/>
-                <w:kern w:val="0"/>
-                <w:sz w:val="18"/>
-                <w:szCs w:val="18"/>
-                <w:u w:val="none"/>
-                <w:bdr w:val="none" w:color="auto" w:sz="0" w:space="0"/>
+            <w:shd w:val="clear" w:color="auto" w:fill="auto"/>
+            <w:vAlign w:val="center"/>
+          </w:tcPr>
+          <w:p>
+            <w:pPr>
+              <w:keepNext w:val="0"/>
+              <w:keepLines w:val="0"/>
+              <w:widowControl/>
+              <w:suppressLineNumbers w:val="0"/>
+              <w:jc w:val="center"/>
+              <w:textAlignment w:val="center"/>
+              <w:rPr>
+                <w:rFonts w:hint="default" w:ascii="Times New Roman" w:hAnsi="Times New Roman" w:eastAsia="华文楷体" w:cs="Times New Roman"/>
+                <w:i w:val="0"/>
+                <w:iCs w:val="0"/>
+                <w:color w:val="000000"/>
+                <w:sz w:val="18"/>
+                <w:szCs w:val="18"/>
+                <w:u w:val="none"/>
+              </w:rPr>
+            </w:pPr>
+            <w:r>
+              <w:rPr>
+                <w:rFonts w:hint="default" w:ascii="Times New Roman" w:hAnsi="Times New Roman" w:eastAsia="华文楷体" w:cs="Times New Roman"/>
+                <w:i w:val="0"/>
+                <w:iCs w:val="0"/>
+                <w:color w:val="000000"/>
+                <w:kern w:val="0"/>
+                <w:sz w:val="18"/>
+                <w:szCs w:val="18"/>
+                <w:u w:val="none"/>
                 <w:lang w:val="en-US" w:eastAsia="zh-CN" w:bidi="ar"/>
               </w:rPr>
               <w:t>主要用于论文语言润色、病句修改、错别字检查和段落衔接优化</w:t>
@@ -7023,38 +6863,37 @@
               <w:bottom w:val="single" w:color="auto" w:sz="4" w:space="0"/>
               <w:right w:val="nil"/>
             </w:tcBorders>
-            <w:shd w:val="clear"/>
-            <w:vAlign w:val="center"/>
-          </w:tcPr>
-          <w:p>
-            <w:pPr>
-              <w:keepNext w:val="0"/>
-              <w:keepLines w:val="0"/>
-              <w:widowControl/>
-              <w:suppressLineNumbers w:val="0"/>
-              <w:jc w:val="center"/>
-              <w:textAlignment w:val="center"/>
-              <w:rPr>
-                <w:rFonts w:hint="default" w:ascii="Times New Roman" w:hAnsi="Times New Roman" w:eastAsia="华文楷体" w:cs="Times New Roman"/>
-                <w:i w:val="0"/>
-                <w:iCs w:val="0"/>
-                <w:color w:val="000000"/>
-                <w:sz w:val="18"/>
-                <w:szCs w:val="18"/>
-                <w:u w:val="none"/>
-              </w:rPr>
-            </w:pPr>
-            <w:r>
-              <w:rPr>
-                <w:rFonts w:hint="default" w:ascii="Times New Roman" w:hAnsi="Times New Roman" w:eastAsia="华文楷体" w:cs="Times New Roman"/>
-                <w:i w:val="0"/>
-                <w:iCs w:val="0"/>
-                <w:color w:val="000000"/>
-                <w:kern w:val="0"/>
-                <w:sz w:val="18"/>
-                <w:szCs w:val="18"/>
-                <w:u w:val="none"/>
-                <w:bdr w:val="none" w:color="auto" w:sz="0" w:space="0"/>
+            <w:shd w:val="clear" w:color="auto" w:fill="auto"/>
+            <w:vAlign w:val="center"/>
+          </w:tcPr>
+          <w:p>
+            <w:pPr>
+              <w:keepNext w:val="0"/>
+              <w:keepLines w:val="0"/>
+              <w:widowControl/>
+              <w:suppressLineNumbers w:val="0"/>
+              <w:jc w:val="center"/>
+              <w:textAlignment w:val="center"/>
+              <w:rPr>
+                <w:rFonts w:hint="default" w:ascii="Times New Roman" w:hAnsi="Times New Roman" w:eastAsia="华文楷体" w:cs="Times New Roman"/>
+                <w:i w:val="0"/>
+                <w:iCs w:val="0"/>
+                <w:color w:val="000000"/>
+                <w:sz w:val="18"/>
+                <w:szCs w:val="18"/>
+                <w:u w:val="none"/>
+              </w:rPr>
+            </w:pPr>
+            <w:r>
+              <w:rPr>
+                <w:rFonts w:hint="default" w:ascii="Times New Roman" w:hAnsi="Times New Roman" w:eastAsia="华文楷体" w:cs="Times New Roman"/>
+                <w:i w:val="0"/>
+                <w:iCs w:val="0"/>
+                <w:color w:val="000000"/>
+                <w:kern w:val="0"/>
+                <w:sz w:val="18"/>
+                <w:szCs w:val="18"/>
+                <w:u w:val="none"/>
                 <w:lang w:val="en-US" w:eastAsia="zh-CN" w:bidi="ar"/>
               </w:rPr>
               <w:t>核对润色前后技术含义、数字、单位、符号和结论是否改变</w:t>
@@ -7072,7 +6911,7 @@
             <w:insideH w:val="none" w:color="auto" w:sz="0" w:space="0"/>
             <w:insideV w:val="none" w:color="auto" w:sz="0" w:space="0"/>
           </w:tblBorders>
-          <w:shd w:val="clear"/>
+          <w:shd w:val="clear" w:color="auto" w:fill="auto"/>
           <w:tblCellMar>
             <w:top w:w="0" w:type="dxa"/>
             <w:left w:w="108" w:type="dxa"/>
@@ -7092,7 +6931,7 @@
               <w:bottom w:val="single" w:color="auto" w:sz="4" w:space="0"/>
               <w:right w:val="single" w:color="auto" w:sz="4" w:space="0"/>
             </w:tcBorders>
-            <w:shd w:val="clear"/>
+            <w:shd w:val="clear" w:color="auto" w:fill="auto"/>
             <w:vAlign w:val="center"/>
           </w:tcPr>
           <w:p>
@@ -7123,7 +6962,6 @@
                 <w:sz w:val="22"/>
                 <w:szCs w:val="22"/>
                 <w:u w:val="none"/>
-                <w:bdr w:val="none" w:color="auto" w:sz="0" w:space="0"/>
                 <w:lang w:val="en-US" w:eastAsia="zh-CN" w:bidi="ar"/>
               </w:rPr>
               <w:t>外文翻译</w:t>
@@ -7139,7 +6977,7 @@
               <w:bottom w:val="single" w:color="auto" w:sz="4" w:space="0"/>
               <w:right w:val="single" w:color="auto" w:sz="4" w:space="0"/>
             </w:tcBorders>
-            <w:shd w:val="clear"/>
+            <w:shd w:val="clear" w:color="auto" w:fill="auto"/>
             <w:vAlign w:val="center"/>
           </w:tcPr>
           <w:p>
@@ -7170,7 +7008,6 @@
                 <w:sz w:val="18"/>
                 <w:szCs w:val="18"/>
                 <w:u w:val="none"/>
-                <w:bdr w:val="none" w:color="auto" w:sz="0" w:space="0"/>
                 <w:lang w:val="en-US" w:eastAsia="zh-CN" w:bidi="ar"/>
               </w:rPr>
               <w:t>摘要翻译、专业术语翻译、已有文字的语种转换</w:t>
@@ -7186,38 +7023,37 @@
               <w:bottom w:val="single" w:color="auto" w:sz="4" w:space="0"/>
               <w:right w:val="single" w:color="auto" w:sz="4" w:space="0"/>
             </w:tcBorders>
-            <w:shd w:val="clear"/>
-            <w:vAlign w:val="center"/>
-          </w:tcPr>
-          <w:p>
-            <w:pPr>
-              <w:keepNext w:val="0"/>
-              <w:keepLines w:val="0"/>
-              <w:widowControl/>
-              <w:suppressLineNumbers w:val="0"/>
-              <w:jc w:val="center"/>
-              <w:textAlignment w:val="center"/>
-              <w:rPr>
-                <w:rFonts w:hint="default" w:ascii="Times New Roman" w:hAnsi="Times New Roman" w:eastAsia="华文楷体" w:cs="Times New Roman"/>
-                <w:i w:val="0"/>
-                <w:iCs w:val="0"/>
-                <w:color w:val="000000"/>
-                <w:sz w:val="18"/>
-                <w:szCs w:val="18"/>
-                <w:u w:val="none"/>
-              </w:rPr>
-            </w:pPr>
-            <w:r>
-              <w:rPr>
-                <w:rFonts w:hint="default" w:ascii="Times New Roman" w:hAnsi="Times New Roman" w:eastAsia="华文楷体" w:cs="Times New Roman"/>
-                <w:i w:val="0"/>
-                <w:iCs w:val="0"/>
-                <w:color w:val="000000"/>
-                <w:kern w:val="0"/>
-                <w:sz w:val="18"/>
-                <w:szCs w:val="18"/>
-                <w:u w:val="none"/>
-                <w:bdr w:val="none" w:color="auto" w:sz="0" w:space="0"/>
+            <w:shd w:val="clear" w:color="auto" w:fill="auto"/>
+            <w:vAlign w:val="center"/>
+          </w:tcPr>
+          <w:p>
+            <w:pPr>
+              <w:keepNext w:val="0"/>
+              <w:keepLines w:val="0"/>
+              <w:widowControl/>
+              <w:suppressLineNumbers w:val="0"/>
+              <w:jc w:val="center"/>
+              <w:textAlignment w:val="center"/>
+              <w:rPr>
+                <w:rFonts w:hint="default" w:ascii="Times New Roman" w:hAnsi="Times New Roman" w:eastAsia="华文楷体" w:cs="Times New Roman"/>
+                <w:i w:val="0"/>
+                <w:iCs w:val="0"/>
+                <w:color w:val="000000"/>
+                <w:sz w:val="18"/>
+                <w:szCs w:val="18"/>
+                <w:u w:val="none"/>
+              </w:rPr>
+            </w:pPr>
+            <w:r>
+              <w:rPr>
+                <w:rFonts w:hint="default" w:ascii="Times New Roman" w:hAnsi="Times New Roman" w:eastAsia="华文楷体" w:cs="Times New Roman"/>
+                <w:i w:val="0"/>
+                <w:iCs w:val="0"/>
+                <w:color w:val="000000"/>
+                <w:kern w:val="0"/>
+                <w:sz w:val="18"/>
+                <w:szCs w:val="18"/>
+                <w:u w:val="none"/>
                 <w:lang w:val="en-US" w:eastAsia="zh-CN" w:bidi="ar"/>
               </w:rPr>
               <w:t>主要用于论文摘要或相关文字的语言翻译和术语检查</w:t>
@@ -7233,38 +7069,37 @@
               <w:bottom w:val="single" w:color="auto" w:sz="4" w:space="0"/>
               <w:right w:val="nil"/>
             </w:tcBorders>
-            <w:shd w:val="clear"/>
-            <w:vAlign w:val="center"/>
-          </w:tcPr>
-          <w:p>
-            <w:pPr>
-              <w:keepNext w:val="0"/>
-              <w:keepLines w:val="0"/>
-              <w:widowControl/>
-              <w:suppressLineNumbers w:val="0"/>
-              <w:jc w:val="center"/>
-              <w:textAlignment w:val="center"/>
-              <w:rPr>
-                <w:rFonts w:hint="default" w:ascii="Times New Roman" w:hAnsi="Times New Roman" w:eastAsia="华文楷体" w:cs="Times New Roman"/>
-                <w:i w:val="0"/>
-                <w:iCs w:val="0"/>
-                <w:color w:val="000000"/>
-                <w:sz w:val="18"/>
-                <w:szCs w:val="18"/>
-                <w:u w:val="none"/>
-              </w:rPr>
-            </w:pPr>
-            <w:r>
-              <w:rPr>
-                <w:rFonts w:hint="default" w:ascii="Times New Roman" w:hAnsi="Times New Roman" w:eastAsia="华文楷体" w:cs="Times New Roman"/>
-                <w:i w:val="0"/>
-                <w:iCs w:val="0"/>
-                <w:color w:val="000000"/>
-                <w:kern w:val="0"/>
-                <w:sz w:val="18"/>
-                <w:szCs w:val="18"/>
-                <w:u w:val="none"/>
-                <w:bdr w:val="none" w:color="auto" w:sz="0" w:space="0"/>
+            <w:shd w:val="clear" w:color="auto" w:fill="auto"/>
+            <w:vAlign w:val="center"/>
+          </w:tcPr>
+          <w:p>
+            <w:pPr>
+              <w:keepNext w:val="0"/>
+              <w:keepLines w:val="0"/>
+              <w:widowControl/>
+              <w:suppressLineNumbers w:val="0"/>
+              <w:jc w:val="center"/>
+              <w:textAlignment w:val="center"/>
+              <w:rPr>
+                <w:rFonts w:hint="default" w:ascii="Times New Roman" w:hAnsi="Times New Roman" w:eastAsia="华文楷体" w:cs="Times New Roman"/>
+                <w:i w:val="0"/>
+                <w:iCs w:val="0"/>
+                <w:color w:val="000000"/>
+                <w:sz w:val="18"/>
+                <w:szCs w:val="18"/>
+                <w:u w:val="none"/>
+              </w:rPr>
+            </w:pPr>
+            <w:r>
+              <w:rPr>
+                <w:rFonts w:hint="default" w:ascii="Times New Roman" w:hAnsi="Times New Roman" w:eastAsia="华文楷体" w:cs="Times New Roman"/>
+                <w:i w:val="0"/>
+                <w:iCs w:val="0"/>
+                <w:color w:val="000000"/>
+                <w:kern w:val="0"/>
+                <w:sz w:val="18"/>
+                <w:szCs w:val="18"/>
+                <w:u w:val="none"/>
                 <w:lang w:val="en-US" w:eastAsia="zh-CN" w:bidi="ar"/>
               </w:rPr>
               <w:t>人工核对专业术语、模型名称、变量含义和数值</w:t>
@@ -7282,7 +7117,6 @@
             <w:insideH w:val="none" w:color="auto" w:sz="0" w:space="0"/>
             <w:insideV w:val="none" w:color="auto" w:sz="0" w:space="0"/>
           </w:tblBorders>
-          <w:shd w:val="clear"/>
           <w:tblCellMar>
             <w:top w:w="0" w:type="dxa"/>
             <w:left w:w="108" w:type="dxa"/>
@@ -7302,7 +7136,7 @@
               <w:bottom w:val="single" w:color="auto" w:sz="4" w:space="0"/>
               <w:right w:val="single" w:color="auto" w:sz="4" w:space="0"/>
             </w:tcBorders>
-            <w:shd w:val="clear"/>
+            <w:shd w:val="clear" w:color="auto" w:fill="auto"/>
             <w:vAlign w:val="center"/>
           </w:tcPr>
           <w:p>
@@ -7333,7 +7167,6 @@
                 <w:sz w:val="22"/>
                 <w:szCs w:val="22"/>
                 <w:u w:val="none"/>
-                <w:bdr w:val="none" w:color="auto" w:sz="0" w:space="0"/>
                 <w:lang w:val="en-US" w:eastAsia="zh-CN" w:bidi="ar"/>
               </w:rPr>
               <w:t>全文结构检查</w:t>
@@ -7349,7 +7182,7 @@
               <w:bottom w:val="single" w:color="auto" w:sz="4" w:space="0"/>
               <w:right w:val="single" w:color="auto" w:sz="4" w:space="0"/>
             </w:tcBorders>
-            <w:shd w:val="clear"/>
+            <w:shd w:val="clear" w:color="auto" w:fill="auto"/>
             <w:vAlign w:val="center"/>
           </w:tcPr>
           <w:p>
@@ -7380,7 +7213,6 @@
                 <w:sz w:val="18"/>
                 <w:szCs w:val="18"/>
                 <w:u w:val="none"/>
-                <w:bdr w:val="none" w:color="auto" w:sz="0" w:space="0"/>
                 <w:lang w:val="en-US" w:eastAsia="zh-CN" w:bidi="ar"/>
               </w:rPr>
               <w:t>章节完整性、标题层级、段落顺序、小问篇幅、内容重复检查</w:t>
@@ -7396,38 +7228,37 @@
               <w:bottom w:val="single" w:color="auto" w:sz="4" w:space="0"/>
               <w:right w:val="single" w:color="auto" w:sz="4" w:space="0"/>
             </w:tcBorders>
-            <w:shd w:val="clear"/>
-            <w:vAlign w:val="center"/>
-          </w:tcPr>
-          <w:p>
-            <w:pPr>
-              <w:keepNext w:val="0"/>
-              <w:keepLines w:val="0"/>
-              <w:widowControl/>
-              <w:suppressLineNumbers w:val="0"/>
-              <w:jc w:val="center"/>
-              <w:textAlignment w:val="center"/>
-              <w:rPr>
-                <w:rFonts w:hint="default" w:ascii="Times New Roman" w:hAnsi="Times New Roman" w:eastAsia="华文楷体" w:cs="Times New Roman"/>
-                <w:i w:val="0"/>
-                <w:iCs w:val="0"/>
-                <w:color w:val="000000"/>
-                <w:sz w:val="18"/>
-                <w:szCs w:val="18"/>
-                <w:u w:val="none"/>
-              </w:rPr>
-            </w:pPr>
-            <w:r>
-              <w:rPr>
-                <w:rFonts w:hint="default" w:ascii="Times New Roman" w:hAnsi="Times New Roman" w:eastAsia="华文楷体" w:cs="Times New Roman"/>
-                <w:i w:val="0"/>
-                <w:iCs w:val="0"/>
-                <w:color w:val="000000"/>
-                <w:kern w:val="0"/>
-                <w:sz w:val="18"/>
-                <w:szCs w:val="18"/>
-                <w:u w:val="none"/>
-                <w:bdr w:val="none" w:color="auto" w:sz="0" w:space="0"/>
+            <w:shd w:val="clear" w:color="auto" w:fill="auto"/>
+            <w:vAlign w:val="center"/>
+          </w:tcPr>
+          <w:p>
+            <w:pPr>
+              <w:keepNext w:val="0"/>
+              <w:keepLines w:val="0"/>
+              <w:widowControl/>
+              <w:suppressLineNumbers w:val="0"/>
+              <w:jc w:val="center"/>
+              <w:textAlignment w:val="center"/>
+              <w:rPr>
+                <w:rFonts w:hint="default" w:ascii="Times New Roman" w:hAnsi="Times New Roman" w:eastAsia="华文楷体" w:cs="Times New Roman"/>
+                <w:i w:val="0"/>
+                <w:iCs w:val="0"/>
+                <w:color w:val="000000"/>
+                <w:sz w:val="18"/>
+                <w:szCs w:val="18"/>
+                <w:u w:val="none"/>
+              </w:rPr>
+            </w:pPr>
+            <w:r>
+              <w:rPr>
+                <w:rFonts w:hint="default" w:ascii="Times New Roman" w:hAnsi="Times New Roman" w:eastAsia="华文楷体" w:cs="Times New Roman"/>
+                <w:i w:val="0"/>
+                <w:iCs w:val="0"/>
+                <w:color w:val="000000"/>
+                <w:kern w:val="0"/>
+                <w:sz w:val="18"/>
+                <w:szCs w:val="18"/>
+                <w:u w:val="none"/>
                 <w:lang w:val="en-US" w:eastAsia="zh-CN" w:bidi="ar"/>
               </w:rPr>
               <w:t>主要用于论文章节结构、标题层级、内容衔接和篇幅分布检查</w:t>
@@ -7443,38 +7274,37 @@
               <w:bottom w:val="single" w:color="auto" w:sz="4" w:space="0"/>
               <w:right w:val="nil"/>
             </w:tcBorders>
-            <w:shd w:val="clear"/>
-            <w:vAlign w:val="center"/>
-          </w:tcPr>
-          <w:p>
-            <w:pPr>
-              <w:keepNext w:val="0"/>
-              <w:keepLines w:val="0"/>
-              <w:widowControl/>
-              <w:suppressLineNumbers w:val="0"/>
-              <w:jc w:val="center"/>
-              <w:textAlignment w:val="center"/>
-              <w:rPr>
-                <w:rFonts w:hint="default" w:ascii="Times New Roman" w:hAnsi="Times New Roman" w:eastAsia="华文楷体" w:cs="Times New Roman"/>
-                <w:i w:val="0"/>
-                <w:iCs w:val="0"/>
-                <w:color w:val="000000"/>
-                <w:sz w:val="18"/>
-                <w:szCs w:val="18"/>
-                <w:u w:val="none"/>
-              </w:rPr>
-            </w:pPr>
-            <w:r>
-              <w:rPr>
-                <w:rFonts w:hint="default" w:ascii="Times New Roman" w:hAnsi="Times New Roman" w:eastAsia="华文楷体" w:cs="Times New Roman"/>
-                <w:i w:val="0"/>
-                <w:iCs w:val="0"/>
-                <w:color w:val="000000"/>
-                <w:kern w:val="0"/>
-                <w:sz w:val="18"/>
-                <w:szCs w:val="18"/>
-                <w:u w:val="none"/>
-                <w:bdr w:val="none" w:color="auto" w:sz="0" w:space="0"/>
+            <w:shd w:val="clear" w:color="auto" w:fill="auto"/>
+            <w:vAlign w:val="center"/>
+          </w:tcPr>
+          <w:p>
+            <w:pPr>
+              <w:keepNext w:val="0"/>
+              <w:keepLines w:val="0"/>
+              <w:widowControl/>
+              <w:suppressLineNumbers w:val="0"/>
+              <w:jc w:val="center"/>
+              <w:textAlignment w:val="center"/>
+              <w:rPr>
+                <w:rFonts w:hint="default" w:ascii="Times New Roman" w:hAnsi="Times New Roman" w:eastAsia="华文楷体" w:cs="Times New Roman"/>
+                <w:i w:val="0"/>
+                <w:iCs w:val="0"/>
+                <w:color w:val="000000"/>
+                <w:sz w:val="18"/>
+                <w:szCs w:val="18"/>
+                <w:u w:val="none"/>
+              </w:rPr>
+            </w:pPr>
+            <w:r>
+              <w:rPr>
+                <w:rFonts w:hint="default" w:ascii="Times New Roman" w:hAnsi="Times New Roman" w:eastAsia="华文楷体" w:cs="Times New Roman"/>
+                <w:i w:val="0"/>
+                <w:iCs w:val="0"/>
+                <w:color w:val="000000"/>
+                <w:kern w:val="0"/>
+                <w:sz w:val="18"/>
+                <w:szCs w:val="18"/>
+                <w:u w:val="none"/>
                 <w:lang w:val="en-US" w:eastAsia="zh-CN" w:bidi="ar"/>
               </w:rPr>
               <w:t>说明是否根据检查结果调整结构，避免让AI代写核心内容</w:t>
@@ -7492,7 +7322,6 @@
             <w:insideH w:val="none" w:color="auto" w:sz="0" w:space="0"/>
             <w:insideV w:val="none" w:color="auto" w:sz="0" w:space="0"/>
           </w:tblBorders>
-          <w:shd w:val="clear"/>
           <w:tblCellMar>
             <w:top w:w="0" w:type="dxa"/>
             <w:left w:w="108" w:type="dxa"/>
@@ -7512,7 +7341,7 @@
               <w:bottom w:val="single" w:color="auto" w:sz="4" w:space="0"/>
               <w:right w:val="single" w:color="auto" w:sz="4" w:space="0"/>
             </w:tcBorders>
-            <w:shd w:val="clear"/>
+            <w:shd w:val="clear" w:color="auto" w:fill="auto"/>
             <w:vAlign w:val="center"/>
           </w:tcPr>
           <w:p>
@@ -7543,7 +7372,6 @@
                 <w:sz w:val="22"/>
                 <w:szCs w:val="22"/>
                 <w:u w:val="none"/>
-                <w:bdr w:val="none" w:color="auto" w:sz="0" w:space="0"/>
                 <w:lang w:val="en-US" w:eastAsia="zh-CN" w:bidi="ar"/>
               </w:rPr>
               <w:t>格式规范检查</w:t>
@@ -7559,7 +7387,7 @@
               <w:bottom w:val="single" w:color="auto" w:sz="4" w:space="0"/>
               <w:right w:val="single" w:color="auto" w:sz="4" w:space="0"/>
             </w:tcBorders>
-            <w:shd w:val="clear"/>
+            <w:shd w:val="clear" w:color="auto" w:fill="auto"/>
             <w:vAlign w:val="center"/>
           </w:tcPr>
           <w:p>
@@ -7590,7 +7418,6 @@
                 <w:sz w:val="18"/>
                 <w:szCs w:val="18"/>
                 <w:u w:val="none"/>
-                <w:bdr w:val="none" w:color="auto" w:sz="0" w:space="0"/>
                 <w:lang w:val="en-US" w:eastAsia="zh-CN" w:bidi="ar"/>
               </w:rPr>
               <w:t>字体字号、标题编号、页码、图表编号、公式编号、目录和页眉检查</w:t>
@@ -7606,38 +7433,37 @@
               <w:bottom w:val="single" w:color="auto" w:sz="4" w:space="0"/>
               <w:right w:val="single" w:color="auto" w:sz="4" w:space="0"/>
             </w:tcBorders>
-            <w:shd w:val="clear"/>
-            <w:vAlign w:val="center"/>
-          </w:tcPr>
-          <w:p>
-            <w:pPr>
-              <w:keepNext w:val="0"/>
-              <w:keepLines w:val="0"/>
-              <w:widowControl/>
-              <w:suppressLineNumbers w:val="0"/>
-              <w:jc w:val="center"/>
-              <w:textAlignment w:val="center"/>
-              <w:rPr>
-                <w:rFonts w:hint="default" w:ascii="Times New Roman" w:hAnsi="Times New Roman" w:eastAsia="华文楷体" w:cs="Times New Roman"/>
-                <w:i w:val="0"/>
-                <w:iCs w:val="0"/>
-                <w:color w:val="000000"/>
-                <w:sz w:val="18"/>
-                <w:szCs w:val="18"/>
-                <w:u w:val="none"/>
-              </w:rPr>
-            </w:pPr>
-            <w:r>
-              <w:rPr>
-                <w:rFonts w:hint="default" w:ascii="Times New Roman" w:hAnsi="Times New Roman" w:eastAsia="华文楷体" w:cs="Times New Roman"/>
-                <w:i w:val="0"/>
-                <w:iCs w:val="0"/>
-                <w:color w:val="000000"/>
-                <w:kern w:val="0"/>
-                <w:sz w:val="18"/>
-                <w:szCs w:val="18"/>
-                <w:u w:val="none"/>
-                <w:bdr w:val="none" w:color="auto" w:sz="0" w:space="0"/>
+            <w:shd w:val="clear" w:color="auto" w:fill="auto"/>
+            <w:vAlign w:val="center"/>
+          </w:tcPr>
+          <w:p>
+            <w:pPr>
+              <w:keepNext w:val="0"/>
+              <w:keepLines w:val="0"/>
+              <w:widowControl/>
+              <w:suppressLineNumbers w:val="0"/>
+              <w:jc w:val="center"/>
+              <w:textAlignment w:val="center"/>
+              <w:rPr>
+                <w:rFonts w:hint="default" w:ascii="Times New Roman" w:hAnsi="Times New Roman" w:eastAsia="华文楷体" w:cs="Times New Roman"/>
+                <w:i w:val="0"/>
+                <w:iCs w:val="0"/>
+                <w:color w:val="000000"/>
+                <w:sz w:val="18"/>
+                <w:szCs w:val="18"/>
+                <w:u w:val="none"/>
+              </w:rPr>
+            </w:pPr>
+            <w:r>
+              <w:rPr>
+                <w:rFonts w:hint="default" w:ascii="Times New Roman" w:hAnsi="Times New Roman" w:eastAsia="华文楷体" w:cs="Times New Roman"/>
+                <w:i w:val="0"/>
+                <w:iCs w:val="0"/>
+                <w:color w:val="000000"/>
+                <w:kern w:val="0"/>
+                <w:sz w:val="18"/>
+                <w:szCs w:val="18"/>
+                <w:u w:val="none"/>
                 <w:lang w:val="en-US" w:eastAsia="zh-CN" w:bidi="ar"/>
               </w:rPr>
               <w:t>主要用于论文格式规范、标题编号、公式编号和图表编号检查</w:t>
@@ -7653,38 +7479,37 @@
               <w:bottom w:val="single" w:color="auto" w:sz="4" w:space="0"/>
               <w:right w:val="nil"/>
             </w:tcBorders>
-            <w:shd w:val="clear"/>
-            <w:vAlign w:val="center"/>
-          </w:tcPr>
-          <w:p>
-            <w:pPr>
-              <w:keepNext w:val="0"/>
-              <w:keepLines w:val="0"/>
-              <w:widowControl/>
-              <w:suppressLineNumbers w:val="0"/>
-              <w:jc w:val="center"/>
-              <w:textAlignment w:val="center"/>
-              <w:rPr>
-                <w:rFonts w:hint="default" w:ascii="Times New Roman" w:hAnsi="Times New Roman" w:eastAsia="华文楷体" w:cs="Times New Roman"/>
-                <w:i w:val="0"/>
-                <w:iCs w:val="0"/>
-                <w:color w:val="000000"/>
-                <w:sz w:val="18"/>
-                <w:szCs w:val="18"/>
-                <w:u w:val="none"/>
-              </w:rPr>
-            </w:pPr>
-            <w:r>
-              <w:rPr>
-                <w:rFonts w:hint="default" w:ascii="Times New Roman" w:hAnsi="Times New Roman" w:eastAsia="华文楷体" w:cs="Times New Roman"/>
-                <w:i w:val="0"/>
-                <w:iCs w:val="0"/>
-                <w:color w:val="000000"/>
-                <w:kern w:val="0"/>
-                <w:sz w:val="18"/>
-                <w:szCs w:val="18"/>
-                <w:u w:val="none"/>
-                <w:bdr w:val="none" w:color="auto" w:sz="0" w:space="0"/>
+            <w:shd w:val="clear" w:color="auto" w:fill="auto"/>
+            <w:vAlign w:val="center"/>
+          </w:tcPr>
+          <w:p>
+            <w:pPr>
+              <w:keepNext w:val="0"/>
+              <w:keepLines w:val="0"/>
+              <w:widowControl/>
+              <w:suppressLineNumbers w:val="0"/>
+              <w:jc w:val="center"/>
+              <w:textAlignment w:val="center"/>
+              <w:rPr>
+                <w:rFonts w:hint="default" w:ascii="Times New Roman" w:hAnsi="Times New Roman" w:eastAsia="华文楷体" w:cs="Times New Roman"/>
+                <w:i w:val="0"/>
+                <w:iCs w:val="0"/>
+                <w:color w:val="000000"/>
+                <w:sz w:val="18"/>
+                <w:szCs w:val="18"/>
+                <w:u w:val="none"/>
+              </w:rPr>
+            </w:pPr>
+            <w:r>
+              <w:rPr>
+                <w:rFonts w:hint="default" w:ascii="Times New Roman" w:hAnsi="Times New Roman" w:eastAsia="华文楷体" w:cs="Times New Roman"/>
+                <w:i w:val="0"/>
+                <w:iCs w:val="0"/>
+                <w:color w:val="000000"/>
+                <w:kern w:val="0"/>
+                <w:sz w:val="18"/>
+                <w:szCs w:val="18"/>
+                <w:u w:val="none"/>
                 <w:lang w:val="en-US" w:eastAsia="zh-CN" w:bidi="ar"/>
               </w:rPr>
               <w:t>以当年官方论文格式为准，AI意见只能作为辅助</w:t>
@@ -7702,7 +7527,6 @@
             <w:insideH w:val="none" w:color="auto" w:sz="0" w:space="0"/>
             <w:insideV w:val="none" w:color="auto" w:sz="0" w:space="0"/>
           </w:tblBorders>
-          <w:shd w:val="clear"/>
           <w:tblCellMar>
             <w:top w:w="0" w:type="dxa"/>
             <w:left w:w="108" w:type="dxa"/>
@@ -7722,7 +7546,7 @@
               <w:bottom w:val="single" w:color="auto" w:sz="4" w:space="0"/>
               <w:right w:val="single" w:color="auto" w:sz="4" w:space="0"/>
             </w:tcBorders>
-            <w:shd w:val="clear"/>
+            <w:shd w:val="clear" w:color="auto" w:fill="auto"/>
             <w:vAlign w:val="center"/>
           </w:tcPr>
           <w:p>
@@ -7753,7 +7577,6 @@
                 <w:sz w:val="22"/>
                 <w:szCs w:val="22"/>
                 <w:u w:val="none"/>
-                <w:bdr w:val="none" w:color="auto" w:sz="0" w:space="0"/>
                 <w:lang w:val="en-US" w:eastAsia="zh-CN" w:bidi="ar"/>
               </w:rPr>
               <w:t>参考文献格式检查</w:t>
@@ -7769,7 +7592,7 @@
               <w:bottom w:val="single" w:color="auto" w:sz="4" w:space="0"/>
               <w:right w:val="single" w:color="auto" w:sz="4" w:space="0"/>
             </w:tcBorders>
-            <w:shd w:val="clear"/>
+            <w:shd w:val="clear" w:color="auto" w:fill="auto"/>
             <w:vAlign w:val="center"/>
           </w:tcPr>
           <w:p>
@@ -7800,7 +7623,6 @@
                 <w:sz w:val="18"/>
                 <w:szCs w:val="18"/>
                 <w:u w:val="none"/>
-                <w:bdr w:val="none" w:color="auto" w:sz="0" w:space="0"/>
                 <w:lang w:val="en-US" w:eastAsia="zh-CN" w:bidi="ar"/>
               </w:rPr>
               <w:t>引用格式、著录项目完整性、正文引用与文后文献对应检查</w:t>
@@ -7816,38 +7638,37 @@
               <w:bottom w:val="single" w:color="auto" w:sz="4" w:space="0"/>
               <w:right w:val="single" w:color="auto" w:sz="4" w:space="0"/>
             </w:tcBorders>
-            <w:shd w:val="clear"/>
-            <w:vAlign w:val="center"/>
-          </w:tcPr>
-          <w:p>
-            <w:pPr>
-              <w:keepNext w:val="0"/>
-              <w:keepLines w:val="0"/>
-              <w:widowControl/>
-              <w:suppressLineNumbers w:val="0"/>
-              <w:jc w:val="center"/>
-              <w:textAlignment w:val="center"/>
-              <w:rPr>
-                <w:rFonts w:hint="default" w:ascii="Times New Roman" w:hAnsi="Times New Roman" w:eastAsia="华文楷体" w:cs="Times New Roman"/>
-                <w:i w:val="0"/>
-                <w:iCs w:val="0"/>
-                <w:color w:val="000000"/>
-                <w:sz w:val="18"/>
-                <w:szCs w:val="18"/>
-                <w:u w:val="none"/>
-              </w:rPr>
-            </w:pPr>
-            <w:r>
-              <w:rPr>
-                <w:rFonts w:hint="default" w:ascii="Times New Roman" w:hAnsi="Times New Roman" w:eastAsia="华文楷体" w:cs="Times New Roman"/>
-                <w:i w:val="0"/>
-                <w:iCs w:val="0"/>
-                <w:color w:val="000000"/>
-                <w:kern w:val="0"/>
-                <w:sz w:val="18"/>
-                <w:szCs w:val="18"/>
-                <w:u w:val="none"/>
-                <w:bdr w:val="none" w:color="auto" w:sz="0" w:space="0"/>
+            <w:shd w:val="clear" w:color="auto" w:fill="auto"/>
+            <w:vAlign w:val="center"/>
+          </w:tcPr>
+          <w:p>
+            <w:pPr>
+              <w:keepNext w:val="0"/>
+              <w:keepLines w:val="0"/>
+              <w:widowControl/>
+              <w:suppressLineNumbers w:val="0"/>
+              <w:jc w:val="center"/>
+              <w:textAlignment w:val="center"/>
+              <w:rPr>
+                <w:rFonts w:hint="default" w:ascii="Times New Roman" w:hAnsi="Times New Roman" w:eastAsia="华文楷体" w:cs="Times New Roman"/>
+                <w:i w:val="0"/>
+                <w:iCs w:val="0"/>
+                <w:color w:val="000000"/>
+                <w:sz w:val="18"/>
+                <w:szCs w:val="18"/>
+                <w:u w:val="none"/>
+              </w:rPr>
+            </w:pPr>
+            <w:r>
+              <w:rPr>
+                <w:rFonts w:hint="default" w:ascii="Times New Roman" w:hAnsi="Times New Roman" w:eastAsia="华文楷体" w:cs="Times New Roman"/>
+                <w:i w:val="0"/>
+                <w:iCs w:val="0"/>
+                <w:color w:val="000000"/>
+                <w:kern w:val="0"/>
+                <w:sz w:val="18"/>
+                <w:szCs w:val="18"/>
+                <w:u w:val="none"/>
                 <w:lang w:val="en-US" w:eastAsia="zh-CN" w:bidi="ar"/>
               </w:rPr>
               <w:t>主要用于参考文献格式和正文引用对应关系检查</w:t>
@@ -7863,38 +7684,37 @@
               <w:bottom w:val="single" w:color="auto" w:sz="4" w:space="0"/>
               <w:right w:val="nil"/>
             </w:tcBorders>
-            <w:shd w:val="clear"/>
-            <w:vAlign w:val="center"/>
-          </w:tcPr>
-          <w:p>
-            <w:pPr>
-              <w:keepNext w:val="0"/>
-              <w:keepLines w:val="0"/>
-              <w:widowControl/>
-              <w:suppressLineNumbers w:val="0"/>
-              <w:jc w:val="center"/>
-              <w:textAlignment w:val="center"/>
-              <w:rPr>
-                <w:rFonts w:hint="default" w:ascii="Times New Roman" w:hAnsi="Times New Roman" w:eastAsia="华文楷体" w:cs="Times New Roman"/>
-                <w:i w:val="0"/>
-                <w:iCs w:val="0"/>
-                <w:color w:val="000000"/>
-                <w:sz w:val="18"/>
-                <w:szCs w:val="18"/>
-                <w:u w:val="none"/>
-              </w:rPr>
-            </w:pPr>
-            <w:r>
-              <w:rPr>
-                <w:rFonts w:hint="default" w:ascii="Times New Roman" w:hAnsi="Times New Roman" w:eastAsia="华文楷体" w:cs="Times New Roman"/>
-                <w:i w:val="0"/>
-                <w:iCs w:val="0"/>
-                <w:color w:val="000000"/>
-                <w:kern w:val="0"/>
-                <w:sz w:val="18"/>
-                <w:szCs w:val="18"/>
-                <w:u w:val="none"/>
-                <w:bdr w:val="none" w:color="auto" w:sz="0" w:space="0"/>
+            <w:shd w:val="clear" w:color="auto" w:fill="auto"/>
+            <w:vAlign w:val="center"/>
+          </w:tcPr>
+          <w:p>
+            <w:pPr>
+              <w:keepNext w:val="0"/>
+              <w:keepLines w:val="0"/>
+              <w:widowControl/>
+              <w:suppressLineNumbers w:val="0"/>
+              <w:jc w:val="center"/>
+              <w:textAlignment w:val="center"/>
+              <w:rPr>
+                <w:rFonts w:hint="default" w:ascii="Times New Roman" w:hAnsi="Times New Roman" w:eastAsia="华文楷体" w:cs="Times New Roman"/>
+                <w:i w:val="0"/>
+                <w:iCs w:val="0"/>
+                <w:color w:val="000000"/>
+                <w:sz w:val="18"/>
+                <w:szCs w:val="18"/>
+                <w:u w:val="none"/>
+              </w:rPr>
+            </w:pPr>
+            <w:r>
+              <w:rPr>
+                <w:rFonts w:hint="default" w:ascii="Times New Roman" w:hAnsi="Times New Roman" w:eastAsia="华文楷体" w:cs="Times New Roman"/>
+                <w:i w:val="0"/>
+                <w:iCs w:val="0"/>
+                <w:color w:val="000000"/>
+                <w:kern w:val="0"/>
+                <w:sz w:val="18"/>
+                <w:szCs w:val="18"/>
+                <w:u w:val="none"/>
                 <w:lang w:val="en-US" w:eastAsia="zh-CN" w:bidi="ar"/>
               </w:rPr>
               <w:t>所有文献必须真实可查，不能直接使用未经核验的AI生成引用</w:t>
@@ -7912,7 +7732,6 @@
             <w:insideH w:val="none" w:color="auto" w:sz="0" w:space="0"/>
             <w:insideV w:val="none" w:color="auto" w:sz="0" w:space="0"/>
           </w:tblBorders>
-          <w:shd w:val="clear"/>
           <w:tblCellMar>
             <w:top w:w="0" w:type="dxa"/>
             <w:left w:w="108" w:type="dxa"/>
@@ -7932,7 +7751,7 @@
               <w:bottom w:val="single" w:color="auto" w:sz="4" w:space="0"/>
               <w:right w:val="single" w:color="auto" w:sz="4" w:space="0"/>
             </w:tcBorders>
-            <w:shd w:val="clear"/>
+            <w:shd w:val="clear" w:color="auto" w:fill="auto"/>
             <w:vAlign w:val="center"/>
           </w:tcPr>
           <w:p>
@@ -7963,7 +7782,6 @@
                 <w:sz w:val="22"/>
                 <w:szCs w:val="22"/>
                 <w:u w:val="none"/>
-                <w:bdr w:val="none" w:color="auto" w:sz="0" w:space="0"/>
                 <w:lang w:val="en-US" w:eastAsia="zh-CN" w:bidi="ar"/>
               </w:rPr>
               <w:t>支撑材料整理</w:t>
@@ -7979,7 +7797,7 @@
               <w:bottom w:val="single" w:color="auto" w:sz="4" w:space="0"/>
               <w:right w:val="single" w:color="auto" w:sz="4" w:space="0"/>
             </w:tcBorders>
-            <w:shd w:val="clear"/>
+            <w:shd w:val="clear" w:color="auto" w:fill="auto"/>
             <w:vAlign w:val="center"/>
           </w:tcPr>
           <w:p>
@@ -8010,7 +7828,6 @@
                 <w:sz w:val="18"/>
                 <w:szCs w:val="18"/>
                 <w:u w:val="none"/>
-                <w:bdr w:val="none" w:color="auto" w:sz="0" w:space="0"/>
                 <w:lang w:val="en-US" w:eastAsia="zh-CN" w:bidi="ar"/>
               </w:rPr>
               <w:t>文件分类、目录设计、文件命名、程序与结果文件对应检查</w:t>
@@ -8026,38 +7843,37 @@
               <w:bottom w:val="single" w:color="auto" w:sz="4" w:space="0"/>
               <w:right w:val="single" w:color="auto" w:sz="4" w:space="0"/>
             </w:tcBorders>
-            <w:shd w:val="clear"/>
-            <w:vAlign w:val="center"/>
-          </w:tcPr>
-          <w:p>
-            <w:pPr>
-              <w:keepNext w:val="0"/>
-              <w:keepLines w:val="0"/>
-              <w:widowControl/>
-              <w:suppressLineNumbers w:val="0"/>
-              <w:jc w:val="center"/>
-              <w:textAlignment w:val="center"/>
-              <w:rPr>
-                <w:rFonts w:hint="default" w:ascii="Times New Roman" w:hAnsi="Times New Roman" w:eastAsia="华文楷体" w:cs="Times New Roman"/>
-                <w:i w:val="0"/>
-                <w:iCs w:val="0"/>
-                <w:color w:val="000000"/>
-                <w:sz w:val="18"/>
-                <w:szCs w:val="18"/>
-                <w:u w:val="none"/>
-              </w:rPr>
-            </w:pPr>
-            <w:r>
-              <w:rPr>
-                <w:rFonts w:hint="default" w:ascii="Times New Roman" w:hAnsi="Times New Roman" w:eastAsia="华文楷体" w:cs="Times New Roman"/>
-                <w:i w:val="0"/>
-                <w:iCs w:val="0"/>
-                <w:color w:val="000000"/>
-                <w:kern w:val="0"/>
-                <w:sz w:val="18"/>
-                <w:szCs w:val="18"/>
-                <w:u w:val="none"/>
-                <w:bdr w:val="none" w:color="auto" w:sz="0" w:space="0"/>
+            <w:shd w:val="clear" w:color="auto" w:fill="auto"/>
+            <w:vAlign w:val="center"/>
+          </w:tcPr>
+          <w:p>
+            <w:pPr>
+              <w:keepNext w:val="0"/>
+              <w:keepLines w:val="0"/>
+              <w:widowControl/>
+              <w:suppressLineNumbers w:val="0"/>
+              <w:jc w:val="center"/>
+              <w:textAlignment w:val="center"/>
+              <w:rPr>
+                <w:rFonts w:hint="default" w:ascii="Times New Roman" w:hAnsi="Times New Roman" w:eastAsia="华文楷体" w:cs="Times New Roman"/>
+                <w:i w:val="0"/>
+                <w:iCs w:val="0"/>
+                <w:color w:val="000000"/>
+                <w:sz w:val="18"/>
+                <w:szCs w:val="18"/>
+                <w:u w:val="none"/>
+              </w:rPr>
+            </w:pPr>
+            <w:r>
+              <w:rPr>
+                <w:rFonts w:hint="default" w:ascii="Times New Roman" w:hAnsi="Times New Roman" w:eastAsia="华文楷体" w:cs="Times New Roman"/>
+                <w:i w:val="0"/>
+                <w:iCs w:val="0"/>
+                <w:color w:val="000000"/>
+                <w:kern w:val="0"/>
+                <w:sz w:val="18"/>
+                <w:szCs w:val="18"/>
+                <w:u w:val="none"/>
                 <w:lang w:val="en-US" w:eastAsia="zh-CN" w:bidi="ar"/>
               </w:rPr>
               <w:t>主要用于支撑材料目录整理、文件命名和提交材料完整性检查</w:t>
@@ -8073,38 +7889,37 @@
               <w:bottom w:val="single" w:color="auto" w:sz="4" w:space="0"/>
               <w:right w:val="nil"/>
             </w:tcBorders>
-            <w:shd w:val="clear"/>
-            <w:vAlign w:val="center"/>
-          </w:tcPr>
-          <w:p>
-            <w:pPr>
-              <w:keepNext w:val="0"/>
-              <w:keepLines w:val="0"/>
-              <w:widowControl/>
-              <w:suppressLineNumbers w:val="0"/>
-              <w:jc w:val="center"/>
-              <w:textAlignment w:val="center"/>
-              <w:rPr>
-                <w:rFonts w:hint="default" w:ascii="Times New Roman" w:hAnsi="Times New Roman" w:eastAsia="华文楷体" w:cs="Times New Roman"/>
-                <w:i w:val="0"/>
-                <w:iCs w:val="0"/>
-                <w:color w:val="000000"/>
-                <w:sz w:val="18"/>
-                <w:szCs w:val="18"/>
-                <w:u w:val="none"/>
-              </w:rPr>
-            </w:pPr>
-            <w:r>
-              <w:rPr>
-                <w:rFonts w:hint="default" w:ascii="Times New Roman" w:hAnsi="Times New Roman" w:eastAsia="华文楷体" w:cs="Times New Roman"/>
-                <w:i w:val="0"/>
-                <w:iCs w:val="0"/>
-                <w:color w:val="000000"/>
-                <w:kern w:val="0"/>
-                <w:sz w:val="18"/>
-                <w:szCs w:val="18"/>
-                <w:u w:val="none"/>
-                <w:bdr w:val="none" w:color="auto" w:sz="0" w:space="0"/>
+            <w:shd w:val="clear" w:color="auto" w:fill="auto"/>
+            <w:vAlign w:val="center"/>
+          </w:tcPr>
+          <w:p>
+            <w:pPr>
+              <w:keepNext w:val="0"/>
+              <w:keepLines w:val="0"/>
+              <w:widowControl/>
+              <w:suppressLineNumbers w:val="0"/>
+              <w:jc w:val="center"/>
+              <w:textAlignment w:val="center"/>
+              <w:rPr>
+                <w:rFonts w:hint="default" w:ascii="Times New Roman" w:hAnsi="Times New Roman" w:eastAsia="华文楷体" w:cs="Times New Roman"/>
+                <w:i w:val="0"/>
+                <w:iCs w:val="0"/>
+                <w:color w:val="000000"/>
+                <w:sz w:val="18"/>
+                <w:szCs w:val="18"/>
+                <w:u w:val="none"/>
+              </w:rPr>
+            </w:pPr>
+            <w:r>
+              <w:rPr>
+                <w:rFonts w:hint="default" w:ascii="Times New Roman" w:hAnsi="Times New Roman" w:eastAsia="华文楷体" w:cs="Times New Roman"/>
+                <w:i w:val="0"/>
+                <w:iCs w:val="0"/>
+                <w:color w:val="000000"/>
+                <w:kern w:val="0"/>
+                <w:sz w:val="18"/>
+                <w:szCs w:val="18"/>
+                <w:u w:val="none"/>
                 <w:lang w:val="en-US" w:eastAsia="zh-CN" w:bidi="ar"/>
               </w:rPr>
               <w:t>最终按照当年竞赛提交要求人工检查</w:t>
@@ -8122,7 +7937,7 @@
             <w:insideH w:val="none" w:color="auto" w:sz="0" w:space="0"/>
             <w:insideV w:val="none" w:color="auto" w:sz="0" w:space="0"/>
           </w:tblBorders>
-          <w:shd w:val="clear"/>
+          <w:shd w:val="clear" w:color="auto" w:fill="auto"/>
           <w:tblCellMar>
             <w:top w:w="0" w:type="dxa"/>
             <w:left w:w="108" w:type="dxa"/>
@@ -8142,7 +7957,7 @@
               <w:bottom w:val="single" w:color="auto" w:sz="4" w:space="0"/>
               <w:right w:val="single" w:color="auto" w:sz="4" w:space="0"/>
             </w:tcBorders>
-            <w:shd w:val="clear"/>
+            <w:shd w:val="clear" w:color="auto" w:fill="auto"/>
             <w:vAlign w:val="center"/>
           </w:tcPr>
           <w:p>
@@ -8173,7 +7988,6 @@
                 <w:sz w:val="22"/>
                 <w:szCs w:val="22"/>
                 <w:u w:val="none"/>
-                <w:bdr w:val="none" w:color="auto" w:sz="0" w:space="0"/>
                 <w:lang w:val="en-US" w:eastAsia="zh-CN" w:bidi="ar"/>
               </w:rPr>
               <w:t>AI使用披露辅助</w:t>
@@ -8189,7 +8003,7 @@
               <w:bottom w:val="single" w:color="auto" w:sz="4" w:space="0"/>
               <w:right w:val="single" w:color="auto" w:sz="4" w:space="0"/>
             </w:tcBorders>
-            <w:shd w:val="clear"/>
+            <w:shd w:val="clear" w:color="auto" w:fill="auto"/>
             <w:vAlign w:val="center"/>
           </w:tcPr>
           <w:p>
@@ -8220,7 +8034,6 @@
                 <w:sz w:val="18"/>
                 <w:szCs w:val="18"/>
                 <w:u w:val="none"/>
-                <w:bdr w:val="none" w:color="auto" w:sz="0" w:space="0"/>
                 <w:lang w:val="en-US" w:eastAsia="zh-CN" w:bidi="ar"/>
               </w:rPr>
               <w:t>AI使用环节归纳、使用记录整理、典型交互筛选、声明格式检查</w:t>
@@ -8236,38 +8049,37 @@
               <w:bottom w:val="single" w:color="auto" w:sz="4" w:space="0"/>
               <w:right w:val="single" w:color="auto" w:sz="4" w:space="0"/>
             </w:tcBorders>
-            <w:shd w:val="clear"/>
-            <w:vAlign w:val="center"/>
-          </w:tcPr>
-          <w:p>
-            <w:pPr>
-              <w:keepNext w:val="0"/>
-              <w:keepLines w:val="0"/>
-              <w:widowControl/>
-              <w:suppressLineNumbers w:val="0"/>
-              <w:jc w:val="center"/>
-              <w:textAlignment w:val="center"/>
-              <w:rPr>
-                <w:rFonts w:hint="default" w:ascii="Times New Roman" w:hAnsi="Times New Roman" w:eastAsia="华文楷体" w:cs="Times New Roman"/>
-                <w:i w:val="0"/>
-                <w:iCs w:val="0"/>
-                <w:color w:val="000000"/>
-                <w:sz w:val="18"/>
-                <w:szCs w:val="18"/>
-                <w:u w:val="none"/>
-              </w:rPr>
-            </w:pPr>
-            <w:r>
-              <w:rPr>
-                <w:rFonts w:hint="default" w:ascii="Times New Roman" w:hAnsi="Times New Roman" w:eastAsia="华文楷体" w:cs="Times New Roman"/>
-                <w:i w:val="0"/>
-                <w:iCs w:val="0"/>
-                <w:color w:val="000000"/>
-                <w:kern w:val="0"/>
-                <w:sz w:val="18"/>
-                <w:szCs w:val="18"/>
-                <w:u w:val="none"/>
-                <w:bdr w:val="none" w:color="auto" w:sz="0" w:space="0"/>
+            <w:shd w:val="clear" w:color="auto" w:fill="auto"/>
+            <w:vAlign w:val="center"/>
+          </w:tcPr>
+          <w:p>
+            <w:pPr>
+              <w:keepNext w:val="0"/>
+              <w:keepLines w:val="0"/>
+              <w:widowControl/>
+              <w:suppressLineNumbers w:val="0"/>
+              <w:jc w:val="center"/>
+              <w:textAlignment w:val="center"/>
+              <w:rPr>
+                <w:rFonts w:hint="default" w:ascii="Times New Roman" w:hAnsi="Times New Roman" w:eastAsia="华文楷体" w:cs="Times New Roman"/>
+                <w:i w:val="0"/>
+                <w:iCs w:val="0"/>
+                <w:color w:val="000000"/>
+                <w:sz w:val="18"/>
+                <w:szCs w:val="18"/>
+                <w:u w:val="none"/>
+              </w:rPr>
+            </w:pPr>
+            <w:r>
+              <w:rPr>
+                <w:rFonts w:hint="default" w:ascii="Times New Roman" w:hAnsi="Times New Roman" w:eastAsia="华文楷体" w:cs="Times New Roman"/>
+                <w:i w:val="0"/>
+                <w:iCs w:val="0"/>
+                <w:color w:val="000000"/>
+                <w:kern w:val="0"/>
+                <w:sz w:val="18"/>
+                <w:szCs w:val="18"/>
+                <w:u w:val="none"/>
                 <w:lang w:val="en-US" w:eastAsia="zh-CN" w:bidi="ar"/>
               </w:rPr>
               <w:t>主要用于AI工具使用情况整理和《AI工具使用详情.pdf》的格式检查</w:t>
@@ -8283,38 +8095,37 @@
               <w:bottom w:val="single" w:color="auto" w:sz="4" w:space="0"/>
               <w:right w:val="nil"/>
             </w:tcBorders>
-            <w:shd w:val="clear"/>
-            <w:vAlign w:val="center"/>
-          </w:tcPr>
-          <w:p>
-            <w:pPr>
-              <w:keepNext w:val="0"/>
-              <w:keepLines w:val="0"/>
-              <w:widowControl/>
-              <w:suppressLineNumbers w:val="0"/>
-              <w:jc w:val="center"/>
-              <w:textAlignment w:val="center"/>
-              <w:rPr>
-                <w:rFonts w:hint="default" w:ascii="Times New Roman" w:hAnsi="Times New Roman" w:eastAsia="华文楷体" w:cs="Times New Roman"/>
-                <w:i w:val="0"/>
-                <w:iCs w:val="0"/>
-                <w:color w:val="000000"/>
-                <w:sz w:val="18"/>
-                <w:szCs w:val="18"/>
-                <w:u w:val="none"/>
-              </w:rPr>
-            </w:pPr>
-            <w:r>
-              <w:rPr>
-                <w:rFonts w:hint="default" w:ascii="Times New Roman" w:hAnsi="Times New Roman" w:eastAsia="华文楷体" w:cs="Times New Roman"/>
-                <w:i w:val="0"/>
-                <w:iCs w:val="0"/>
-                <w:color w:val="000000"/>
-                <w:kern w:val="0"/>
-                <w:sz w:val="18"/>
-                <w:szCs w:val="18"/>
-                <w:u w:val="none"/>
-                <w:bdr w:val="none" w:color="auto" w:sz="0" w:space="0"/>
+            <w:shd w:val="clear" w:color="auto" w:fill="auto"/>
+            <w:vAlign w:val="center"/>
+          </w:tcPr>
+          <w:p>
+            <w:pPr>
+              <w:keepNext w:val="0"/>
+              <w:keepLines w:val="0"/>
+              <w:widowControl/>
+              <w:suppressLineNumbers w:val="0"/>
+              <w:jc w:val="center"/>
+              <w:textAlignment w:val="center"/>
+              <w:rPr>
+                <w:rFonts w:hint="default" w:ascii="Times New Roman" w:hAnsi="Times New Roman" w:eastAsia="华文楷体" w:cs="Times New Roman"/>
+                <w:i w:val="0"/>
+                <w:iCs w:val="0"/>
+                <w:color w:val="000000"/>
+                <w:sz w:val="18"/>
+                <w:szCs w:val="18"/>
+                <w:u w:val="none"/>
+              </w:rPr>
+            </w:pPr>
+            <w:r>
+              <w:rPr>
+                <w:rFonts w:hint="default" w:ascii="Times New Roman" w:hAnsi="Times New Roman" w:eastAsia="华文楷体" w:cs="Times New Roman"/>
+                <w:i w:val="0"/>
+                <w:iCs w:val="0"/>
+                <w:color w:val="000000"/>
+                <w:kern w:val="0"/>
+                <w:sz w:val="18"/>
+                <w:szCs w:val="18"/>
+                <w:u w:val="none"/>
                 <w:lang w:val="en-US" w:eastAsia="zh-CN" w:bidi="ar"/>
               </w:rPr>
               <w:t>必须如实披露，不能使用AI编造使用过程、核验方式或交互记录</w:t>
@@ -10972,8 +10783,6 @@
           <w:lang w:val="en-US" w:eastAsia="zh-CN"/>
         </w:rPr>
       </w:pPr>
-      <w:bookmarkStart w:id="0" w:name="_GoBack"/>
-      <w:bookmarkEnd w:id="0"/>
     </w:p>
     <w:sectPr>
       <w:pgSz w:w="11906" w:h="16838"/>
